--- a/Relazione_Progetto_Esame_TettamantiAlessia.docx
+++ b/Relazione_Progetto_Esame_TettamantiAlessia.docx
@@ -7,131 +7,102 @@
         <w:pStyle w:val="Title"/>
         <w:rPr>
           <w:rStyle w:val="normaltextrun"/>
+          <w:rFonts w:ascii="Cambria" w:hAnsi="Cambria" w:cs="Segoe UI Historic"/>
         </w:rPr>
       </w:pPr>
       <w:r>
         <w:rPr>
           <w:rStyle w:val="normaltextrun"/>
+          <w:rFonts w:ascii="Cambria" w:hAnsi="Cambria" w:cs="Segoe UI Historic"/>
         </w:rPr>
         <w:t>Laboratorio avanzato di informatica umanistica</w:t>
       </w:r>
       <w:r>
         <w:rPr>
           <w:rStyle w:val="normaltextrun"/>
+          <w:rFonts w:ascii="Cambria" w:hAnsi="Cambria" w:cs="Segoe UI Historic"/>
         </w:rPr>
         <w:t xml:space="preserve"> </w:t>
       </w:r>
       <w:r>
         <w:rPr>
           <w:rStyle w:val="normaltextrun"/>
+          <w:rFonts w:ascii="Cambria" w:hAnsi="Cambria" w:cs="Segoe UI Historic"/>
         </w:rPr>
         <w:t>2</w:t>
       </w:r>
       <w:r>
         <w:rPr>
           <w:rStyle w:val="normaltextrun"/>
+          <w:rFonts w:ascii="Cambria" w:hAnsi="Cambria" w:cs="Segoe UI Historic"/>
         </w:rPr>
         <w:t>5</w:t>
       </w:r>
       <w:r>
         <w:rPr>
           <w:rStyle w:val="normaltextrun"/>
+          <w:rFonts w:ascii="Cambria" w:hAnsi="Cambria" w:cs="Segoe UI Historic"/>
         </w:rPr>
         <w:t>/2</w:t>
       </w:r>
       <w:r>
         <w:rPr>
           <w:rStyle w:val="normaltextrun"/>
+          <w:rFonts w:ascii="Cambria" w:hAnsi="Cambria" w:cs="Segoe UI Historic"/>
         </w:rPr>
         <w:t>6</w:t>
       </w:r>
       <w:r>
         <w:rPr>
           <w:rStyle w:val="normaltextrun"/>
+          <w:rFonts w:ascii="Cambria" w:hAnsi="Cambria" w:cs="Segoe UI Historic"/>
         </w:rPr>
         <w:t xml:space="preserve"> </w:t>
       </w:r>
       <w:r>
         <w:rPr>
           <w:rStyle w:val="normaltextrun"/>
+          <w:rFonts w:ascii="Cambria" w:hAnsi="Cambria" w:cs="Segoe UI Historic"/>
         </w:rPr>
         <w:t>(Modulo 2)</w:t>
       </w:r>
     </w:p>
     <w:p>
       <w:pPr>
-        <w:pStyle w:val="Heading1"/>
-        <w:rPr>
-          <w:rStyle w:val="eop"/>
-        </w:rPr>
-      </w:pPr>
-      <w:bookmarkStart w:id="0" w:name="_Toc179919740"/>
-      <w:r>
+        <w:pStyle w:val="Heading2"/>
         <w:rPr>
           <w:rStyle w:val="normaltextrun"/>
-        </w:rPr>
-        <w:t xml:space="preserve">Template per </w:t>
-      </w:r>
-      <w:r>
-        <w:rPr>
-          <w:rStyle w:val="normaltextrun"/>
-        </w:rPr>
-        <w:t>r</w:t>
-      </w:r>
-      <w:r>
-        <w:rPr>
-          <w:rStyle w:val="normaltextrun"/>
-        </w:rPr>
-        <w:t>elazione progetto finale</w:t>
-      </w:r>
-      <w:bookmarkEnd w:id="0"/>
-      <w:r>
-        <w:rPr>
-          <w:rStyle w:val="normaltextrun"/>
-        </w:rPr>
-        <w:t xml:space="preserve"> </w:t>
-      </w:r>
-      <w:r>
-        <w:rPr>
-          <w:rStyle w:val="normaltextrun"/>
-        </w:rPr>
-        <w:t xml:space="preserve"> </w:t>
-      </w:r>
-      <w:r>
-        <w:rPr>
-          <w:rStyle w:val="eop"/>
-        </w:rPr>
-        <w:t> </w:t>
-      </w:r>
-    </w:p>
-    <w:p>
-      <w:pPr>
-        <w:pStyle w:val="Heading2"/>
-        <w:rPr>
-          <w:rFonts w:ascii="Segoe UI" w:hAnsi="Segoe UI" w:cs="Segoe UI"/>
-          <w:sz w:val="18"/>
-          <w:szCs w:val="18"/>
-        </w:rPr>
-      </w:pPr>
-      <w:bookmarkStart w:id="1" w:name="_Toc179919741"/>
-      <w:r>
-        <w:rPr>
-          <w:rStyle w:val="normaltextrun"/>
-          <w:rFonts w:ascii="Calibri Light" w:hAnsi="Calibri Light" w:cs="Calibri Light"/>
+          <w:rFonts w:ascii="Cambria" w:hAnsi="Cambria" w:cs="Segoe UI Historic"/>
           <w:color w:val="2F5496"/>
           <w:sz w:val="32"/>
           <w:szCs w:val="32"/>
         </w:rPr>
+      </w:pPr>
+    </w:p>
+    <w:p>
+      <w:pPr>
+        <w:pStyle w:val="Heading1"/>
+        <w:rPr>
+          <w:rFonts w:ascii="Cambria" w:hAnsi="Cambria" w:cs="Segoe UI Historic"/>
+          <w:sz w:val="18"/>
+          <w:szCs w:val="18"/>
+        </w:rPr>
+      </w:pPr>
+      <w:bookmarkStart w:id="0" w:name="_Toc216967823"/>
+      <w:r>
+        <w:rPr>
+          <w:rStyle w:val="normaltextrun"/>
+          <w:rFonts w:ascii="Cambria" w:hAnsi="Cambria" w:cs="Segoe UI Historic"/>
+          <w:color w:val="2F5496"/>
+        </w:rPr>
         <w:t>Indice dei contenuti</w:t>
       </w:r>
-      <w:bookmarkEnd w:id="1"/>
+      <w:bookmarkEnd w:id="0"/>
       <w:r>
         <w:rPr>
           <w:rStyle w:val="eop"/>
-          <w:rFonts w:ascii="Calibri Light" w:hAnsi="Calibri Light" w:cs="Calibri Light"/>
+          <w:rFonts w:ascii="Cambria" w:hAnsi="Cambria" w:cs="Segoe UI Historic"/>
           <w:color w:val="2F5496"/>
-          <w:sz w:val="32"/>
-          <w:szCs w:val="32"/>
         </w:rPr>
         <w:t> </w:t>
       </w:r>
@@ -142,13 +113,14 @@
         <w:spacing w:before="0" w:beforeAutospacing="0" w:after="0" w:afterAutospacing="0"/>
         <w:textAlignment w:val="baseline"/>
         <w:rPr>
+          <w:rFonts w:ascii="Segoe UI Historic" w:hAnsi="Segoe UI Historic" w:cs="Segoe UI Historic"/>
           <w:noProof/>
         </w:rPr>
       </w:pPr>
       <w:r>
         <w:rPr>
           <w:rStyle w:val="contentcontrolboundarysink"/>
-          <w:rFonts w:ascii="Calibri" w:eastAsiaTheme="majorEastAsia" w:hAnsi="Calibri" w:cs="Calibri"/>
+          <w:rFonts w:ascii="Segoe UI Historic" w:eastAsiaTheme="majorEastAsia" w:hAnsi="Segoe UI Historic" w:cs="Segoe UI Historic"/>
           <w:sz w:val="22"/>
           <w:szCs w:val="22"/>
         </w:rPr>
@@ -157,7 +129,7 @@
       <w:r>
         <w:rPr>
           <w:rStyle w:val="eop"/>
-          <w:rFonts w:ascii="Calibri" w:hAnsi="Calibri" w:cs="Calibri"/>
+          <w:rFonts w:ascii="Segoe UI Historic" w:hAnsi="Segoe UI Historic" w:cs="Segoe UI Historic"/>
           <w:color w:val="0563C1"/>
           <w:sz w:val="22"/>
           <w:szCs w:val="22"/>
@@ -167,7 +139,7 @@
       <w:r>
         <w:rPr>
           <w:rStyle w:val="contentcontrolboundarysink"/>
-          <w:rFonts w:ascii="Calibri" w:eastAsiaTheme="majorEastAsia" w:hAnsi="Calibri" w:cs="Calibri"/>
+          <w:rFonts w:ascii="Segoe UI Historic" w:eastAsiaTheme="majorEastAsia" w:hAnsi="Segoe UI Historic" w:cs="Segoe UI Historic"/>
           <w:color w:val="0563C1"/>
           <w:sz w:val="22"/>
           <w:szCs w:val="22"/>
@@ -178,7 +150,7 @@
       <w:r>
         <w:rPr>
           <w:rStyle w:val="contentcontrolboundarysink"/>
-          <w:rFonts w:ascii="Calibri" w:hAnsi="Calibri" w:cs="Calibri"/>
+          <w:rFonts w:ascii="Segoe UI Historic" w:hAnsi="Segoe UI Historic" w:cs="Segoe UI Historic"/>
           <w:color w:val="0563C1"/>
           <w:sz w:val="22"/>
           <w:szCs w:val="22"/>
@@ -189,7 +161,7 @@
       <w:r>
         <w:rPr>
           <w:rStyle w:val="contentcontrolboundarysink"/>
-          <w:rFonts w:ascii="Calibri" w:hAnsi="Calibri" w:cs="Calibri"/>
+          <w:rFonts w:ascii="Segoe UI Historic" w:hAnsi="Segoe UI Historic" w:cs="Segoe UI Historic"/>
           <w:color w:val="0563C1"/>
           <w:sz w:val="22"/>
           <w:szCs w:val="22"/>
@@ -200,7 +172,7 @@
       <w:r>
         <w:rPr>
           <w:rStyle w:val="contentcontrolboundarysink"/>
-          <w:rFonts w:ascii="Calibri" w:hAnsi="Calibri" w:cs="Calibri"/>
+          <w:rFonts w:ascii="Segoe UI Historic" w:hAnsi="Segoe UI Historic" w:cs="Segoe UI Historic"/>
           <w:color w:val="0563C1"/>
           <w:sz w:val="22"/>
           <w:szCs w:val="22"/>
@@ -211,28 +183,31 @@
     </w:p>
     <w:p>
       <w:pPr>
-        <w:pStyle w:val="TOC1"/>
+        <w:pStyle w:val="TOC2"/>
         <w:tabs>
           <w:tab w:val="right" w:leader="dot" w:pos="9628"/>
         </w:tabs>
-        <w:rPr>
-          <w:rFonts w:eastAsiaTheme="minorEastAsia"/>
+        <w:ind w:left="0"/>
+        <w:rPr>
+          <w:rFonts w:ascii="Segoe UI Historic" w:eastAsiaTheme="minorEastAsia" w:hAnsi="Segoe UI Historic" w:cs="Segoe UI Historic"/>
           <w:noProof/>
           <w:sz w:val="24"/>
           <w:szCs w:val="24"/>
           <w:lang w:eastAsia="it-IT"/>
         </w:rPr>
       </w:pPr>
-      <w:hyperlink w:anchor="_Toc179919740" w:history="1">
+      <w:hyperlink w:anchor="_Toc216967823" w:history="1">
         <w:r>
           <w:rPr>
             <w:rStyle w:val="Hyperlink"/>
+            <w:rFonts w:ascii="Segoe UI Historic" w:hAnsi="Segoe UI Historic" w:cs="Segoe UI Historic"/>
             <w:noProof/>
           </w:rPr>
-          <w:t>Template per relazione progetto finale</w:t>
-        </w:r>
-        <w:r>
-          <w:rPr>
+          <w:t>Indice dei contenuti</w:t>
+        </w:r>
+        <w:r>
+          <w:rPr>
+            <w:rFonts w:ascii="Segoe UI Historic" w:hAnsi="Segoe UI Historic" w:cs="Segoe UI Historic"/>
             <w:noProof/>
             <w:webHidden/>
           </w:rPr>
@@ -240,6 +215,7 @@
         </w:r>
         <w:r>
           <w:rPr>
+            <w:rFonts w:ascii="Segoe UI Historic" w:hAnsi="Segoe UI Historic" w:cs="Segoe UI Historic"/>
             <w:noProof/>
             <w:webHidden/>
           </w:rPr>
@@ -247,19 +223,22 @@
         </w:r>
         <w:r>
           <w:rPr>
+            <w:rFonts w:ascii="Segoe UI Historic" w:hAnsi="Segoe UI Historic" w:cs="Segoe UI Historic"/>
             <w:noProof/>
             <w:webHidden/>
           </w:rPr>
-          <w:instrText xml:space="preserve"> PAGEREF _Toc179919740 \h </w:instrText>
-        </w:r>
-        <w:r>
-          <w:rPr>
+          <w:instrText xml:space="preserve"> PAGEREF _Toc216967823 \h </w:instrText>
+        </w:r>
+        <w:r>
+          <w:rPr>
+            <w:rFonts w:ascii="Segoe UI Historic" w:hAnsi="Segoe UI Historic" w:cs="Segoe UI Historic"/>
             <w:noProof/>
             <w:webHidden/>
           </w:rPr>
         </w:r>
         <w:r>
           <w:rPr>
+            <w:rFonts w:ascii="Segoe UI Historic" w:hAnsi="Segoe UI Historic" w:cs="Segoe UI Historic"/>
             <w:noProof/>
             <w:webHidden/>
           </w:rPr>
@@ -267,6 +246,7 @@
         </w:r>
         <w:r>
           <w:rPr>
+            <w:rFonts w:ascii="Segoe UI Historic" w:hAnsi="Segoe UI Historic" w:cs="Segoe UI Historic"/>
             <w:noProof/>
             <w:webHidden/>
           </w:rPr>
@@ -274,6 +254,7 @@
         </w:r>
         <w:r>
           <w:rPr>
+            <w:rFonts w:ascii="Segoe UI Historic" w:hAnsi="Segoe UI Historic" w:cs="Segoe UI Historic"/>
             <w:noProof/>
             <w:webHidden/>
           </w:rPr>
@@ -288,24 +269,25 @@
           <w:tab w:val="right" w:leader="dot" w:pos="9628"/>
         </w:tabs>
         <w:rPr>
-          <w:rFonts w:eastAsiaTheme="minorEastAsia"/>
+          <w:rFonts w:ascii="Segoe UI Historic" w:eastAsiaTheme="minorEastAsia" w:hAnsi="Segoe UI Historic" w:cs="Segoe UI Historic"/>
           <w:noProof/>
           <w:sz w:val="24"/>
           <w:szCs w:val="24"/>
           <w:lang w:eastAsia="it-IT"/>
         </w:rPr>
       </w:pPr>
-      <w:hyperlink w:anchor="_Toc179919741" w:history="1">
+      <w:hyperlink w:anchor="_Toc216967824" w:history="1">
         <w:r>
           <w:rPr>
             <w:rStyle w:val="Hyperlink"/>
-            <w:rFonts w:ascii="Calibri Light" w:hAnsi="Calibri Light" w:cs="Calibri Light"/>
+            <w:rFonts w:ascii="Segoe UI Historic" w:hAnsi="Segoe UI Historic" w:cs="Segoe UI Historic"/>
             <w:noProof/>
           </w:rPr>
-          <w:t>Indice dei contenuti</w:t>
-        </w:r>
-        <w:r>
-          <w:rPr>
+          <w:t>Istruzioni</w:t>
+        </w:r>
+        <w:r>
+          <w:rPr>
+            <w:rFonts w:ascii="Segoe UI Historic" w:hAnsi="Segoe UI Historic" w:cs="Segoe UI Historic"/>
             <w:noProof/>
             <w:webHidden/>
           </w:rPr>
@@ -313,6 +295,7 @@
         </w:r>
         <w:r>
           <w:rPr>
+            <w:rFonts w:ascii="Segoe UI Historic" w:hAnsi="Segoe UI Historic" w:cs="Segoe UI Historic"/>
             <w:noProof/>
             <w:webHidden/>
           </w:rPr>
@@ -320,19 +303,22 @@
         </w:r>
         <w:r>
           <w:rPr>
+            <w:rFonts w:ascii="Segoe UI Historic" w:hAnsi="Segoe UI Historic" w:cs="Segoe UI Historic"/>
             <w:noProof/>
             <w:webHidden/>
           </w:rPr>
-          <w:instrText xml:space="preserve"> PAGEREF _Toc179919741 \h </w:instrText>
-        </w:r>
-        <w:r>
-          <w:rPr>
+          <w:instrText xml:space="preserve"> PAGEREF _Toc216967824 \h </w:instrText>
+        </w:r>
+        <w:r>
+          <w:rPr>
+            <w:rFonts w:ascii="Segoe UI Historic" w:hAnsi="Segoe UI Historic" w:cs="Segoe UI Historic"/>
             <w:noProof/>
             <w:webHidden/>
           </w:rPr>
         </w:r>
         <w:r>
           <w:rPr>
+            <w:rFonts w:ascii="Segoe UI Historic" w:hAnsi="Segoe UI Historic" w:cs="Segoe UI Historic"/>
             <w:noProof/>
             <w:webHidden/>
           </w:rPr>
@@ -340,6 +326,7 @@
         </w:r>
         <w:r>
           <w:rPr>
+            <w:rFonts w:ascii="Segoe UI Historic" w:hAnsi="Segoe UI Historic" w:cs="Segoe UI Historic"/>
             <w:noProof/>
             <w:webHidden/>
           </w:rPr>
@@ -347,6 +334,7 @@
         </w:r>
         <w:r>
           <w:rPr>
+            <w:rFonts w:ascii="Segoe UI Historic" w:hAnsi="Segoe UI Historic" w:cs="Segoe UI Historic"/>
             <w:noProof/>
             <w:webHidden/>
           </w:rPr>
@@ -356,29 +344,30 @@
     </w:p>
     <w:p>
       <w:pPr>
-        <w:pStyle w:val="TOC2"/>
+        <w:pStyle w:val="TOC1"/>
         <w:tabs>
           <w:tab w:val="right" w:leader="dot" w:pos="9628"/>
         </w:tabs>
         <w:rPr>
-          <w:rFonts w:eastAsiaTheme="minorEastAsia"/>
+          <w:rFonts w:ascii="Segoe UI Historic" w:eastAsiaTheme="minorEastAsia" w:hAnsi="Segoe UI Historic" w:cs="Segoe UI Historic"/>
           <w:noProof/>
           <w:sz w:val="24"/>
           <w:szCs w:val="24"/>
           <w:lang w:eastAsia="it-IT"/>
         </w:rPr>
       </w:pPr>
-      <w:hyperlink w:anchor="_Toc179919742" w:history="1">
+      <w:hyperlink w:anchor="_Toc216967825" w:history="1">
         <w:r>
           <w:rPr>
             <w:rStyle w:val="Hyperlink"/>
-            <w:rFonts w:ascii="Calibri Light" w:hAnsi="Calibri Light" w:cs="Calibri Light"/>
+            <w:rFonts w:ascii="Segoe UI Historic" w:hAnsi="Segoe UI Historic" w:cs="Segoe UI Historic"/>
             <w:noProof/>
           </w:rPr>
-          <w:t>Titolo del progetto</w:t>
-        </w:r>
-        <w:r>
-          <w:rPr>
+          <w:t>Dati sulle visite annuali dei musei italiani più visitati dal 2000 al 2024</w:t>
+        </w:r>
+        <w:r>
+          <w:rPr>
+            <w:rFonts w:ascii="Segoe UI Historic" w:hAnsi="Segoe UI Historic" w:cs="Segoe UI Historic"/>
             <w:noProof/>
             <w:webHidden/>
           </w:rPr>
@@ -386,6 +375,7 @@
         </w:r>
         <w:r>
           <w:rPr>
+            <w:rFonts w:ascii="Segoe UI Historic" w:hAnsi="Segoe UI Historic" w:cs="Segoe UI Historic"/>
             <w:noProof/>
             <w:webHidden/>
           </w:rPr>
@@ -393,19 +383,22 @@
         </w:r>
         <w:r>
           <w:rPr>
+            <w:rFonts w:ascii="Segoe UI Historic" w:hAnsi="Segoe UI Historic" w:cs="Segoe UI Historic"/>
             <w:noProof/>
             <w:webHidden/>
           </w:rPr>
-          <w:instrText xml:space="preserve"> PAGEREF _Toc179919742 \h </w:instrText>
-        </w:r>
-        <w:r>
-          <w:rPr>
+          <w:instrText xml:space="preserve"> PAGEREF _Toc216967825 \h </w:instrText>
+        </w:r>
+        <w:r>
+          <w:rPr>
+            <w:rFonts w:ascii="Segoe UI Historic" w:hAnsi="Segoe UI Historic" w:cs="Segoe UI Historic"/>
             <w:noProof/>
             <w:webHidden/>
           </w:rPr>
         </w:r>
         <w:r>
           <w:rPr>
+            <w:rFonts w:ascii="Segoe UI Historic" w:hAnsi="Segoe UI Historic" w:cs="Segoe UI Historic"/>
             <w:noProof/>
             <w:webHidden/>
           </w:rPr>
@@ -413,13 +406,15 @@
         </w:r>
         <w:r>
           <w:rPr>
+            <w:rFonts w:ascii="Segoe UI Historic" w:hAnsi="Segoe UI Historic" w:cs="Segoe UI Historic"/>
             <w:noProof/>
             <w:webHidden/>
           </w:rPr>
-          <w:t>1</w:t>
-        </w:r>
-        <w:r>
-          <w:rPr>
+          <w:t>2</w:t>
+        </w:r>
+        <w:r>
+          <w:rPr>
+            <w:rFonts w:ascii="Segoe UI Historic" w:hAnsi="Segoe UI Historic" w:cs="Segoe UI Historic"/>
             <w:noProof/>
             <w:webHidden/>
           </w:rPr>
@@ -429,28 +424,30 @@
     </w:p>
     <w:p>
       <w:pPr>
-        <w:pStyle w:val="TOC3"/>
+        <w:pStyle w:val="TOC2"/>
         <w:tabs>
           <w:tab w:val="right" w:leader="dot" w:pos="9628"/>
         </w:tabs>
         <w:rPr>
-          <w:rFonts w:eastAsiaTheme="minorEastAsia"/>
+          <w:rFonts w:ascii="Segoe UI Historic" w:eastAsiaTheme="minorEastAsia" w:hAnsi="Segoe UI Historic" w:cs="Segoe UI Historic"/>
           <w:noProof/>
           <w:sz w:val="24"/>
           <w:szCs w:val="24"/>
           <w:lang w:eastAsia="it-IT"/>
         </w:rPr>
       </w:pPr>
-      <w:hyperlink w:anchor="_Toc179919743" w:history="1">
+      <w:hyperlink w:anchor="_Toc216967826" w:history="1">
         <w:r>
           <w:rPr>
             <w:rStyle w:val="Hyperlink"/>
+            <w:rFonts w:ascii="Segoe UI Historic" w:hAnsi="Segoe UI Historic" w:cs="Segoe UI Historic"/>
             <w:noProof/>
           </w:rPr>
-          <w:t>N. matricola:</w:t>
-        </w:r>
-        <w:r>
-          <w:rPr>
+          <w:t>N. matricola: VR504194</w:t>
+        </w:r>
+        <w:r>
+          <w:rPr>
+            <w:rFonts w:ascii="Segoe UI Historic" w:hAnsi="Segoe UI Historic" w:cs="Segoe UI Historic"/>
             <w:noProof/>
             <w:webHidden/>
           </w:rPr>
@@ -458,6 +455,7 @@
         </w:r>
         <w:r>
           <w:rPr>
+            <w:rFonts w:ascii="Segoe UI Historic" w:hAnsi="Segoe UI Historic" w:cs="Segoe UI Historic"/>
             <w:noProof/>
             <w:webHidden/>
           </w:rPr>
@@ -465,19 +463,22 @@
         </w:r>
         <w:r>
           <w:rPr>
+            <w:rFonts w:ascii="Segoe UI Historic" w:hAnsi="Segoe UI Historic" w:cs="Segoe UI Historic"/>
             <w:noProof/>
             <w:webHidden/>
           </w:rPr>
-          <w:instrText xml:space="preserve"> PAGEREF _Toc179919743 \h </w:instrText>
-        </w:r>
-        <w:r>
-          <w:rPr>
+          <w:instrText xml:space="preserve"> PAGEREF _Toc216967826 \h </w:instrText>
+        </w:r>
+        <w:r>
+          <w:rPr>
+            <w:rFonts w:ascii="Segoe UI Historic" w:hAnsi="Segoe UI Historic" w:cs="Segoe UI Historic"/>
             <w:noProof/>
             <w:webHidden/>
           </w:rPr>
         </w:r>
         <w:r>
           <w:rPr>
+            <w:rFonts w:ascii="Segoe UI Historic" w:hAnsi="Segoe UI Historic" w:cs="Segoe UI Historic"/>
             <w:noProof/>
             <w:webHidden/>
           </w:rPr>
@@ -485,13 +486,15 @@
         </w:r>
         <w:r>
           <w:rPr>
+            <w:rFonts w:ascii="Segoe UI Historic" w:hAnsi="Segoe UI Historic" w:cs="Segoe UI Historic"/>
             <w:noProof/>
             <w:webHidden/>
           </w:rPr>
-          <w:t>1</w:t>
-        </w:r>
-        <w:r>
-          <w:rPr>
+          <w:t>2</w:t>
+        </w:r>
+        <w:r>
+          <w:rPr>
+            <w:rFonts w:ascii="Segoe UI Historic" w:hAnsi="Segoe UI Historic" w:cs="Segoe UI Historic"/>
             <w:noProof/>
             <w:webHidden/>
           </w:rPr>
@@ -501,29 +504,30 @@
     </w:p>
     <w:p>
       <w:pPr>
-        <w:pStyle w:val="TOC3"/>
+        <w:pStyle w:val="TOC2"/>
         <w:tabs>
           <w:tab w:val="right" w:leader="dot" w:pos="9628"/>
         </w:tabs>
         <w:rPr>
-          <w:rFonts w:eastAsiaTheme="minorEastAsia"/>
+          <w:rFonts w:ascii="Segoe UI Historic" w:eastAsiaTheme="minorEastAsia" w:hAnsi="Segoe UI Historic" w:cs="Segoe UI Historic"/>
           <w:noProof/>
           <w:sz w:val="24"/>
           <w:szCs w:val="24"/>
           <w:lang w:eastAsia="it-IT"/>
         </w:rPr>
       </w:pPr>
-      <w:hyperlink w:anchor="_Toc179919744" w:history="1">
+      <w:hyperlink w:anchor="_Toc216967827" w:history="1">
         <w:r>
           <w:rPr>
             <w:rStyle w:val="Hyperlink"/>
-            <w:rFonts w:ascii="Calibri Light" w:hAnsi="Calibri Light" w:cs="Calibri Light"/>
+            <w:rFonts w:ascii="Segoe UI Historic" w:hAnsi="Segoe UI Historic" w:cs="Segoe UI Historic"/>
             <w:noProof/>
           </w:rPr>
           <w:t>Obiettivi</w:t>
         </w:r>
         <w:r>
           <w:rPr>
+            <w:rFonts w:ascii="Segoe UI Historic" w:hAnsi="Segoe UI Historic" w:cs="Segoe UI Historic"/>
             <w:noProof/>
             <w:webHidden/>
           </w:rPr>
@@ -531,6 +535,7 @@
         </w:r>
         <w:r>
           <w:rPr>
+            <w:rFonts w:ascii="Segoe UI Historic" w:hAnsi="Segoe UI Historic" w:cs="Segoe UI Historic"/>
             <w:noProof/>
             <w:webHidden/>
           </w:rPr>
@@ -538,19 +543,22 @@
         </w:r>
         <w:r>
           <w:rPr>
+            <w:rFonts w:ascii="Segoe UI Historic" w:hAnsi="Segoe UI Historic" w:cs="Segoe UI Historic"/>
             <w:noProof/>
             <w:webHidden/>
           </w:rPr>
-          <w:instrText xml:space="preserve"> PAGEREF _Toc179919744 \h </w:instrText>
-        </w:r>
-        <w:r>
-          <w:rPr>
+          <w:instrText xml:space="preserve"> PAGEREF _Toc216967827 \h </w:instrText>
+        </w:r>
+        <w:r>
+          <w:rPr>
+            <w:rFonts w:ascii="Segoe UI Historic" w:hAnsi="Segoe UI Historic" w:cs="Segoe UI Historic"/>
             <w:noProof/>
             <w:webHidden/>
           </w:rPr>
         </w:r>
         <w:r>
           <w:rPr>
+            <w:rFonts w:ascii="Segoe UI Historic" w:hAnsi="Segoe UI Historic" w:cs="Segoe UI Historic"/>
             <w:noProof/>
             <w:webHidden/>
           </w:rPr>
@@ -558,13 +566,15 @@
         </w:r>
         <w:r>
           <w:rPr>
+            <w:rFonts w:ascii="Segoe UI Historic" w:hAnsi="Segoe UI Historic" w:cs="Segoe UI Historic"/>
             <w:noProof/>
             <w:webHidden/>
           </w:rPr>
-          <w:t>1</w:t>
-        </w:r>
-        <w:r>
-          <w:rPr>
+          <w:t>2</w:t>
+        </w:r>
+        <w:r>
+          <w:rPr>
+            <w:rFonts w:ascii="Segoe UI Historic" w:hAnsi="Segoe UI Historic" w:cs="Segoe UI Historic"/>
             <w:noProof/>
             <w:webHidden/>
           </w:rPr>
@@ -574,29 +584,30 @@
     </w:p>
     <w:p>
       <w:pPr>
-        <w:pStyle w:val="TOC3"/>
+        <w:pStyle w:val="TOC2"/>
         <w:tabs>
           <w:tab w:val="right" w:leader="dot" w:pos="9628"/>
         </w:tabs>
         <w:rPr>
-          <w:rFonts w:eastAsiaTheme="minorEastAsia"/>
+          <w:rFonts w:ascii="Segoe UI Historic" w:eastAsiaTheme="minorEastAsia" w:hAnsi="Segoe UI Historic" w:cs="Segoe UI Historic"/>
           <w:noProof/>
           <w:sz w:val="24"/>
           <w:szCs w:val="24"/>
           <w:lang w:eastAsia="it-IT"/>
         </w:rPr>
       </w:pPr>
-      <w:hyperlink w:anchor="_Toc179919745" w:history="1">
+      <w:hyperlink w:anchor="_Toc216967828" w:history="1">
         <w:r>
           <w:rPr>
             <w:rStyle w:val="Hyperlink"/>
-            <w:rFonts w:ascii="Calibri Light" w:hAnsi="Calibri Light" w:cs="Calibri Light"/>
+            <w:rFonts w:ascii="Segoe UI Historic" w:hAnsi="Segoe UI Historic" w:cs="Segoe UI Historic"/>
             <w:noProof/>
           </w:rPr>
           <w:t>Svolgimento</w:t>
         </w:r>
         <w:r>
           <w:rPr>
+            <w:rFonts w:ascii="Segoe UI Historic" w:hAnsi="Segoe UI Historic" w:cs="Segoe UI Historic"/>
             <w:noProof/>
             <w:webHidden/>
           </w:rPr>
@@ -604,6 +615,7 @@
         </w:r>
         <w:r>
           <w:rPr>
+            <w:rFonts w:ascii="Segoe UI Historic" w:hAnsi="Segoe UI Historic" w:cs="Segoe UI Historic"/>
             <w:noProof/>
             <w:webHidden/>
           </w:rPr>
@@ -611,19 +623,22 @@
         </w:r>
         <w:r>
           <w:rPr>
+            <w:rFonts w:ascii="Segoe UI Historic" w:hAnsi="Segoe UI Historic" w:cs="Segoe UI Historic"/>
             <w:noProof/>
             <w:webHidden/>
           </w:rPr>
-          <w:instrText xml:space="preserve"> PAGEREF _Toc179919745 \h </w:instrText>
-        </w:r>
-        <w:r>
-          <w:rPr>
+          <w:instrText xml:space="preserve"> PAGEREF _Toc216967828 \h </w:instrText>
+        </w:r>
+        <w:r>
+          <w:rPr>
+            <w:rFonts w:ascii="Segoe UI Historic" w:hAnsi="Segoe UI Historic" w:cs="Segoe UI Historic"/>
             <w:noProof/>
             <w:webHidden/>
           </w:rPr>
         </w:r>
         <w:r>
           <w:rPr>
+            <w:rFonts w:ascii="Segoe UI Historic" w:hAnsi="Segoe UI Historic" w:cs="Segoe UI Historic"/>
             <w:noProof/>
             <w:webHidden/>
           </w:rPr>
@@ -631,13 +646,15 @@
         </w:r>
         <w:r>
           <w:rPr>
+            <w:rFonts w:ascii="Segoe UI Historic" w:hAnsi="Segoe UI Historic" w:cs="Segoe UI Historic"/>
             <w:noProof/>
             <w:webHidden/>
           </w:rPr>
-          <w:t>1</w:t>
-        </w:r>
-        <w:r>
-          <w:rPr>
+          <w:t>2</w:t>
+        </w:r>
+        <w:r>
+          <w:rPr>
+            <w:rFonts w:ascii="Segoe UI Historic" w:hAnsi="Segoe UI Historic" w:cs="Segoe UI Historic"/>
             <w:noProof/>
             <w:webHidden/>
           </w:rPr>
@@ -647,28 +664,294 @@
     </w:p>
     <w:p>
       <w:pPr>
-        <w:pStyle w:val="TOC1"/>
+        <w:pStyle w:val="TOC3"/>
+        <w:rPr>
+          <w:rFonts w:ascii="Segoe UI Historic" w:eastAsiaTheme="minorEastAsia" w:hAnsi="Segoe UI Historic" w:cs="Segoe UI Historic"/>
+          <w:b w:val="0"/>
+          <w:bCs w:val="0"/>
+          <w:sz w:val="24"/>
+          <w:szCs w:val="24"/>
+          <w:lang w:eastAsia="it-IT"/>
+        </w:rPr>
+      </w:pPr>
+      <w:hyperlink w:anchor="_Toc216967829" w:history="1">
+        <w:r>
+          <w:rPr>
+            <w:rStyle w:val="Hyperlink"/>
+            <w:rFonts w:ascii="Segoe UI Historic" w:hAnsi="Segoe UI Historic" w:cs="Segoe UI Historic"/>
+            <w:b w:val="0"/>
+            <w:bCs w:val="0"/>
+            <w:i/>
+            <w:iCs/>
+          </w:rPr>
+          <w:t>Acquisizione</w:t>
+        </w:r>
+        <w:r>
+          <w:rPr>
+            <w:rFonts w:ascii="Segoe UI Historic" w:hAnsi="Segoe UI Historic" w:cs="Segoe UI Historic"/>
+            <w:b w:val="0"/>
+            <w:bCs w:val="0"/>
+            <w:webHidden/>
+          </w:rPr>
+          <w:tab/>
+        </w:r>
+        <w:r>
+          <w:rPr>
+            <w:rFonts w:ascii="Segoe UI Historic" w:hAnsi="Segoe UI Historic" w:cs="Segoe UI Historic"/>
+            <w:b w:val="0"/>
+            <w:bCs w:val="0"/>
+            <w:webHidden/>
+          </w:rPr>
+          <w:fldChar w:fldCharType="begin"/>
+        </w:r>
+        <w:r>
+          <w:rPr>
+            <w:rFonts w:ascii="Segoe UI Historic" w:hAnsi="Segoe UI Historic" w:cs="Segoe UI Historic"/>
+            <w:b w:val="0"/>
+            <w:bCs w:val="0"/>
+            <w:webHidden/>
+          </w:rPr>
+          <w:instrText xml:space="preserve"> PAGEREF _Toc216967829 \h </w:instrText>
+        </w:r>
+        <w:r>
+          <w:rPr>
+            <w:rFonts w:ascii="Segoe UI Historic" w:hAnsi="Segoe UI Historic" w:cs="Segoe UI Historic"/>
+            <w:b w:val="0"/>
+            <w:bCs w:val="0"/>
+            <w:webHidden/>
+          </w:rPr>
+        </w:r>
+        <w:r>
+          <w:rPr>
+            <w:rFonts w:ascii="Segoe UI Historic" w:hAnsi="Segoe UI Historic" w:cs="Segoe UI Historic"/>
+            <w:b w:val="0"/>
+            <w:bCs w:val="0"/>
+            <w:webHidden/>
+          </w:rPr>
+          <w:fldChar w:fldCharType="separate"/>
+        </w:r>
+        <w:r>
+          <w:rPr>
+            <w:rFonts w:ascii="Segoe UI Historic" w:hAnsi="Segoe UI Historic" w:cs="Segoe UI Historic"/>
+            <w:b w:val="0"/>
+            <w:bCs w:val="0"/>
+            <w:webHidden/>
+          </w:rPr>
+          <w:t>2</w:t>
+        </w:r>
+        <w:r>
+          <w:rPr>
+            <w:rFonts w:ascii="Segoe UI Historic" w:hAnsi="Segoe UI Historic" w:cs="Segoe UI Historic"/>
+            <w:b w:val="0"/>
+            <w:bCs w:val="0"/>
+            <w:webHidden/>
+          </w:rPr>
+          <w:fldChar w:fldCharType="end"/>
+        </w:r>
+      </w:hyperlink>
+    </w:p>
+    <w:p>
+      <w:pPr>
+        <w:pStyle w:val="TOC3"/>
+        <w:rPr>
+          <w:rFonts w:ascii="Segoe UI Historic" w:eastAsiaTheme="minorEastAsia" w:hAnsi="Segoe UI Historic" w:cs="Segoe UI Historic"/>
+          <w:b w:val="0"/>
+          <w:bCs w:val="0"/>
+          <w:sz w:val="24"/>
+          <w:szCs w:val="24"/>
+          <w:lang w:eastAsia="it-IT"/>
+        </w:rPr>
+      </w:pPr>
+      <w:hyperlink w:anchor="_Toc216967830" w:history="1">
+        <w:r>
+          <w:rPr>
+            <w:rStyle w:val="Hyperlink"/>
+            <w:rFonts w:ascii="Segoe UI Historic" w:hAnsi="Segoe UI Historic" w:cs="Segoe UI Historic"/>
+            <w:b w:val="0"/>
+            <w:bCs w:val="0"/>
+            <w:i/>
+            <w:iCs/>
+          </w:rPr>
+          <w:t>Elaborazione</w:t>
+        </w:r>
+        <w:r>
+          <w:rPr>
+            <w:rFonts w:ascii="Segoe UI Historic" w:hAnsi="Segoe UI Historic" w:cs="Segoe UI Historic"/>
+            <w:b w:val="0"/>
+            <w:bCs w:val="0"/>
+            <w:webHidden/>
+          </w:rPr>
+          <w:tab/>
+        </w:r>
+        <w:r>
+          <w:rPr>
+            <w:rFonts w:ascii="Segoe UI Historic" w:hAnsi="Segoe UI Historic" w:cs="Segoe UI Historic"/>
+            <w:b w:val="0"/>
+            <w:bCs w:val="0"/>
+            <w:webHidden/>
+          </w:rPr>
+          <w:fldChar w:fldCharType="begin"/>
+        </w:r>
+        <w:r>
+          <w:rPr>
+            <w:rFonts w:ascii="Segoe UI Historic" w:hAnsi="Segoe UI Historic" w:cs="Segoe UI Historic"/>
+            <w:b w:val="0"/>
+            <w:bCs w:val="0"/>
+            <w:webHidden/>
+          </w:rPr>
+          <w:instrText xml:space="preserve"> PAGEREF _Toc216967830 \h </w:instrText>
+        </w:r>
+        <w:r>
+          <w:rPr>
+            <w:rFonts w:ascii="Segoe UI Historic" w:hAnsi="Segoe UI Historic" w:cs="Segoe UI Historic"/>
+            <w:b w:val="0"/>
+            <w:bCs w:val="0"/>
+            <w:webHidden/>
+          </w:rPr>
+        </w:r>
+        <w:r>
+          <w:rPr>
+            <w:rFonts w:ascii="Segoe UI Historic" w:hAnsi="Segoe UI Historic" w:cs="Segoe UI Historic"/>
+            <w:b w:val="0"/>
+            <w:bCs w:val="0"/>
+            <w:webHidden/>
+          </w:rPr>
+          <w:fldChar w:fldCharType="separate"/>
+        </w:r>
+        <w:r>
+          <w:rPr>
+            <w:rFonts w:ascii="Segoe UI Historic" w:hAnsi="Segoe UI Historic" w:cs="Segoe UI Historic"/>
+            <w:b w:val="0"/>
+            <w:bCs w:val="0"/>
+            <w:webHidden/>
+          </w:rPr>
+          <w:t>3</w:t>
+        </w:r>
+        <w:r>
+          <w:rPr>
+            <w:rFonts w:ascii="Segoe UI Historic" w:hAnsi="Segoe UI Historic" w:cs="Segoe UI Historic"/>
+            <w:b w:val="0"/>
+            <w:bCs w:val="0"/>
+            <w:webHidden/>
+          </w:rPr>
+          <w:fldChar w:fldCharType="end"/>
+        </w:r>
+      </w:hyperlink>
+    </w:p>
+    <w:p>
+      <w:pPr>
+        <w:pStyle w:val="TOC3"/>
+        <w:rPr>
+          <w:rFonts w:ascii="Segoe UI Historic" w:eastAsiaTheme="minorEastAsia" w:hAnsi="Segoe UI Historic" w:cs="Segoe UI Historic"/>
+          <w:b w:val="0"/>
+          <w:bCs w:val="0"/>
+          <w:sz w:val="24"/>
+          <w:szCs w:val="24"/>
+          <w:lang w:eastAsia="it-IT"/>
+        </w:rPr>
+      </w:pPr>
+      <w:hyperlink w:anchor="_Toc216967831" w:history="1">
+        <w:r>
+          <w:rPr>
+            <w:rStyle w:val="Hyperlink"/>
+            <w:rFonts w:ascii="Segoe UI Historic" w:hAnsi="Segoe UI Historic" w:cs="Segoe UI Historic"/>
+            <w:b w:val="0"/>
+            <w:bCs w:val="0"/>
+            <w:i/>
+            <w:iCs/>
+          </w:rPr>
+          <w:t>Condivisione/pubblicazione</w:t>
+        </w:r>
+        <w:r>
+          <w:rPr>
+            <w:rFonts w:ascii="Segoe UI Historic" w:hAnsi="Segoe UI Historic" w:cs="Segoe UI Historic"/>
+            <w:b w:val="0"/>
+            <w:bCs w:val="0"/>
+            <w:webHidden/>
+          </w:rPr>
+          <w:tab/>
+        </w:r>
+        <w:r>
+          <w:rPr>
+            <w:rFonts w:ascii="Segoe UI Historic" w:hAnsi="Segoe UI Historic" w:cs="Segoe UI Historic"/>
+            <w:b w:val="0"/>
+            <w:bCs w:val="0"/>
+            <w:webHidden/>
+          </w:rPr>
+          <w:fldChar w:fldCharType="begin"/>
+        </w:r>
+        <w:r>
+          <w:rPr>
+            <w:rFonts w:ascii="Segoe UI Historic" w:hAnsi="Segoe UI Historic" w:cs="Segoe UI Historic"/>
+            <w:b w:val="0"/>
+            <w:bCs w:val="0"/>
+            <w:webHidden/>
+          </w:rPr>
+          <w:instrText xml:space="preserve"> PAGEREF _Toc216967831 \h </w:instrText>
+        </w:r>
+        <w:r>
+          <w:rPr>
+            <w:rFonts w:ascii="Segoe UI Historic" w:hAnsi="Segoe UI Historic" w:cs="Segoe UI Historic"/>
+            <w:b w:val="0"/>
+            <w:bCs w:val="0"/>
+            <w:webHidden/>
+          </w:rPr>
+        </w:r>
+        <w:r>
+          <w:rPr>
+            <w:rFonts w:ascii="Segoe UI Historic" w:hAnsi="Segoe UI Historic" w:cs="Segoe UI Historic"/>
+            <w:b w:val="0"/>
+            <w:bCs w:val="0"/>
+            <w:webHidden/>
+          </w:rPr>
+          <w:fldChar w:fldCharType="separate"/>
+        </w:r>
+        <w:r>
+          <w:rPr>
+            <w:rFonts w:ascii="Segoe UI Historic" w:hAnsi="Segoe UI Historic" w:cs="Segoe UI Historic"/>
+            <w:b w:val="0"/>
+            <w:bCs w:val="0"/>
+            <w:webHidden/>
+          </w:rPr>
+          <w:t>5</w:t>
+        </w:r>
+        <w:r>
+          <w:rPr>
+            <w:rFonts w:ascii="Segoe UI Historic" w:hAnsi="Segoe UI Historic" w:cs="Segoe UI Historic"/>
+            <w:b w:val="0"/>
+            <w:bCs w:val="0"/>
+            <w:webHidden/>
+          </w:rPr>
+          <w:fldChar w:fldCharType="end"/>
+        </w:r>
+      </w:hyperlink>
+    </w:p>
+    <w:p>
+      <w:pPr>
+        <w:pStyle w:val="TOC2"/>
         <w:tabs>
           <w:tab w:val="right" w:leader="dot" w:pos="9628"/>
         </w:tabs>
         <w:rPr>
-          <w:rFonts w:eastAsiaTheme="minorEastAsia"/>
+          <w:rFonts w:ascii="Segoe UI Historic" w:eastAsiaTheme="minorEastAsia" w:hAnsi="Segoe UI Historic" w:cs="Segoe UI Historic"/>
           <w:noProof/>
           <w:sz w:val="24"/>
           <w:szCs w:val="24"/>
           <w:lang w:eastAsia="it-IT"/>
         </w:rPr>
       </w:pPr>
-      <w:hyperlink w:anchor="_Toc179919746" w:history="1">
+      <w:hyperlink w:anchor="_Toc216967832" w:history="1">
         <w:r>
           <w:rPr>
             <w:rStyle w:val="Hyperlink"/>
+            <w:rFonts w:ascii="Segoe UI Historic" w:hAnsi="Segoe UI Historic" w:cs="Segoe UI Historic"/>
             <w:noProof/>
           </w:rPr>
           <w:t>Considerazioni conclusive</w:t>
         </w:r>
         <w:r>
           <w:rPr>
+            <w:rFonts w:ascii="Segoe UI Historic" w:hAnsi="Segoe UI Historic" w:cs="Segoe UI Historic"/>
             <w:noProof/>
             <w:webHidden/>
           </w:rPr>
@@ -676,6 +959,7 @@
         </w:r>
         <w:r>
           <w:rPr>
+            <w:rFonts w:ascii="Segoe UI Historic" w:hAnsi="Segoe UI Historic" w:cs="Segoe UI Historic"/>
             <w:noProof/>
             <w:webHidden/>
           </w:rPr>
@@ -683,19 +967,22 @@
         </w:r>
         <w:r>
           <w:rPr>
+            <w:rFonts w:ascii="Segoe UI Historic" w:hAnsi="Segoe UI Historic" w:cs="Segoe UI Historic"/>
             <w:noProof/>
             <w:webHidden/>
           </w:rPr>
-          <w:instrText xml:space="preserve"> PAGEREF _Toc179919746 \h </w:instrText>
-        </w:r>
-        <w:r>
-          <w:rPr>
+          <w:instrText xml:space="preserve"> PAGEREF _Toc216967832 \h </w:instrText>
+        </w:r>
+        <w:r>
+          <w:rPr>
+            <w:rFonts w:ascii="Segoe UI Historic" w:hAnsi="Segoe UI Historic" w:cs="Segoe UI Historic"/>
             <w:noProof/>
             <w:webHidden/>
           </w:rPr>
         </w:r>
         <w:r>
           <w:rPr>
+            <w:rFonts w:ascii="Segoe UI Historic" w:hAnsi="Segoe UI Historic" w:cs="Segoe UI Historic"/>
             <w:noProof/>
             <w:webHidden/>
           </w:rPr>
@@ -703,13 +990,15 @@
         </w:r>
         <w:r>
           <w:rPr>
+            <w:rFonts w:ascii="Segoe UI Historic" w:hAnsi="Segoe UI Historic" w:cs="Segoe UI Historic"/>
             <w:noProof/>
             <w:webHidden/>
           </w:rPr>
-          <w:t>1</w:t>
-        </w:r>
-        <w:r>
-          <w:rPr>
+          <w:t>6</w:t>
+        </w:r>
+        <w:r>
+          <w:rPr>
+            <w:rFonts w:ascii="Segoe UI Historic" w:hAnsi="Segoe UI Historic" w:cs="Segoe UI Historic"/>
             <w:noProof/>
             <w:webHidden/>
           </w:rPr>
@@ -719,28 +1008,30 @@
     </w:p>
     <w:p>
       <w:pPr>
-        <w:pStyle w:val="TOC1"/>
+        <w:pStyle w:val="TOC2"/>
         <w:tabs>
           <w:tab w:val="right" w:leader="dot" w:pos="9628"/>
         </w:tabs>
         <w:rPr>
-          <w:rFonts w:eastAsiaTheme="minorEastAsia"/>
+          <w:rFonts w:ascii="Segoe UI Historic" w:eastAsiaTheme="minorEastAsia" w:hAnsi="Segoe UI Historic" w:cs="Segoe UI Historic"/>
           <w:noProof/>
           <w:sz w:val="24"/>
           <w:szCs w:val="24"/>
           <w:lang w:eastAsia="it-IT"/>
         </w:rPr>
       </w:pPr>
-      <w:hyperlink w:anchor="_Toc179919747" w:history="1">
+      <w:hyperlink w:anchor="_Toc216967833" w:history="1">
         <w:r>
           <w:rPr>
             <w:rStyle w:val="Hyperlink"/>
+            <w:rFonts w:ascii="Segoe UI Historic" w:hAnsi="Segoe UI Historic" w:cs="Segoe UI Historic"/>
             <w:noProof/>
           </w:rPr>
           <w:t>Allegati</w:t>
         </w:r>
         <w:r>
           <w:rPr>
+            <w:rFonts w:ascii="Segoe UI Historic" w:hAnsi="Segoe UI Historic" w:cs="Segoe UI Historic"/>
             <w:noProof/>
             <w:webHidden/>
           </w:rPr>
@@ -748,6 +1039,7 @@
         </w:r>
         <w:r>
           <w:rPr>
+            <w:rFonts w:ascii="Segoe UI Historic" w:hAnsi="Segoe UI Historic" w:cs="Segoe UI Historic"/>
             <w:noProof/>
             <w:webHidden/>
           </w:rPr>
@@ -755,19 +1047,22 @@
         </w:r>
         <w:r>
           <w:rPr>
+            <w:rFonts w:ascii="Segoe UI Historic" w:hAnsi="Segoe UI Historic" w:cs="Segoe UI Historic"/>
             <w:noProof/>
             <w:webHidden/>
           </w:rPr>
-          <w:instrText xml:space="preserve"> PAGEREF _Toc179919747 \h </w:instrText>
-        </w:r>
-        <w:r>
-          <w:rPr>
+          <w:instrText xml:space="preserve"> PAGEREF _Toc216967833 \h </w:instrText>
+        </w:r>
+        <w:r>
+          <w:rPr>
+            <w:rFonts w:ascii="Segoe UI Historic" w:hAnsi="Segoe UI Historic" w:cs="Segoe UI Historic"/>
             <w:noProof/>
             <w:webHidden/>
           </w:rPr>
         </w:r>
         <w:r>
           <w:rPr>
+            <w:rFonts w:ascii="Segoe UI Historic" w:hAnsi="Segoe UI Historic" w:cs="Segoe UI Historic"/>
             <w:noProof/>
             <w:webHidden/>
           </w:rPr>
@@ -775,13 +1070,15 @@
         </w:r>
         <w:r>
           <w:rPr>
+            <w:rFonts w:ascii="Segoe UI Historic" w:hAnsi="Segoe UI Historic" w:cs="Segoe UI Historic"/>
             <w:noProof/>
             <w:webHidden/>
           </w:rPr>
-          <w:t>2</w:t>
-        </w:r>
-        <w:r>
-          <w:rPr>
+          <w:t>6</w:t>
+        </w:r>
+        <w:r>
+          <w:rPr>
+            <w:rFonts w:ascii="Segoe UI Historic" w:hAnsi="Segoe UI Historic" w:cs="Segoe UI Historic"/>
             <w:noProof/>
             <w:webHidden/>
           </w:rPr>
@@ -793,7 +1090,7 @@
       <w:pPr>
         <w:rPr>
           <w:rStyle w:val="contentcontrolboundarysink"/>
-          <w:rFonts w:ascii="Calibri" w:hAnsi="Calibri" w:cs="Calibri"/>
+          <w:rFonts w:ascii="Segoe UI Historic" w:hAnsi="Segoe UI Historic" w:cs="Segoe UI Historic"/>
           <w:color w:val="0563C1"/>
           <w:u w:val="single"/>
         </w:rPr>
@@ -801,7 +1098,7 @@
       <w:r>
         <w:rPr>
           <w:rStyle w:val="contentcontrolboundarysink"/>
-          <w:rFonts w:ascii="Calibri" w:hAnsi="Calibri" w:cs="Calibri"/>
+          <w:rFonts w:ascii="Segoe UI Historic" w:hAnsi="Segoe UI Historic" w:cs="Segoe UI Historic"/>
           <w:color w:val="0563C1"/>
           <w:u w:val="single"/>
         </w:rPr>
@@ -810,18 +1107,20 @@
     </w:p>
     <w:p>
       <w:pPr>
+        <w:pStyle w:val="Heading2"/>
         <w:rPr>
           <w:rStyle w:val="normaltextrun"/>
-          <w:rFonts w:ascii="Calibri Light" w:hAnsi="Calibri Light" w:cs="Calibri Light"/>
+          <w:rFonts w:ascii="Cambria" w:hAnsi="Cambria" w:cs="Segoe UI Historic"/>
           <w:color w:val="2F5496"/>
           <w:sz w:val="32"/>
           <w:szCs w:val="32"/>
         </w:rPr>
       </w:pPr>
+      <w:bookmarkStart w:id="1" w:name="_Toc216967824"/>
       <w:r>
         <w:rPr>
           <w:rStyle w:val="normaltextrun"/>
-          <w:rFonts w:ascii="Calibri Light" w:hAnsi="Calibri Light" w:cs="Calibri Light"/>
+          <w:rFonts w:ascii="Cambria" w:hAnsi="Cambria" w:cs="Segoe UI Historic"/>
           <w:color w:val="2F5496"/>
           <w:sz w:val="32"/>
           <w:szCs w:val="32"/>
@@ -831,48 +1130,82 @@
       <w:r>
         <w:rPr>
           <w:rStyle w:val="normaltextrun"/>
-          <w:rFonts w:ascii="Calibri Light" w:hAnsi="Calibri Light" w:cs="Calibri Light"/>
+          <w:rFonts w:ascii="Cambria" w:hAnsi="Cambria" w:cs="Segoe UI Historic"/>
           <w:color w:val="2F5496"/>
           <w:sz w:val="32"/>
           <w:szCs w:val="32"/>
         </w:rPr>
         <w:t>struzioni</w:t>
       </w:r>
+      <w:bookmarkEnd w:id="1"/>
     </w:p>
     <w:p>
       <w:pPr>
         <w:pStyle w:val="NoSpacing"/>
-      </w:pPr>
-      <w:r>
+        <w:rPr>
+          <w:rFonts w:ascii="Segoe UI Historic" w:hAnsi="Segoe UI Historic" w:cs="Segoe UI Historic"/>
+        </w:rPr>
+      </w:pPr>
+      <w:r>
+        <w:rPr>
+          <w:rFonts w:ascii="Segoe UI Historic" w:hAnsi="Segoe UI Historic" w:cs="Segoe UI Historic"/>
+        </w:rPr>
         <w:t>D</w:t>
       </w:r>
       <w:r>
+        <w:rPr>
+          <w:rFonts w:ascii="Segoe UI Historic" w:hAnsi="Segoe UI Historic" w:cs="Segoe UI Historic"/>
+        </w:rPr>
         <w:t>escrivere sinteticamente (</w:t>
       </w:r>
       <w:r>
+        <w:rPr>
+          <w:rFonts w:ascii="Segoe UI Historic" w:hAnsi="Segoe UI Historic" w:cs="Segoe UI Historic"/>
+        </w:rPr>
         <w:t xml:space="preserve">minimo 2-3 </w:t>
       </w:r>
       <w:r>
+        <w:rPr>
+          <w:rFonts w:ascii="Segoe UI Historic" w:hAnsi="Segoe UI Historic" w:cs="Segoe UI Historic"/>
+        </w:rPr>
         <w:t>pagine) il progetto realizzato.</w:t>
       </w:r>
     </w:p>
     <w:p>
       <w:pPr>
         <w:pStyle w:val="NoSpacing"/>
-      </w:pPr>
-      <w:r>
+        <w:rPr>
+          <w:rFonts w:ascii="Segoe UI Historic" w:hAnsi="Segoe UI Historic" w:cs="Segoe UI Historic"/>
+        </w:rPr>
+      </w:pPr>
+      <w:r>
+        <w:rPr>
+          <w:rFonts w:ascii="Segoe UI Historic" w:hAnsi="Segoe UI Historic" w:cs="Segoe UI Historic"/>
+        </w:rPr>
         <w:t xml:space="preserve">Il progetto </w:t>
       </w:r>
       <w:r>
+        <w:rPr>
+          <w:rFonts w:ascii="Segoe UI Historic" w:hAnsi="Segoe UI Historic" w:cs="Segoe UI Historic"/>
+        </w:rPr>
         <w:t>deve essere svolto seguendo le indicazioni date a lezione</w:t>
       </w:r>
       <w:r>
+        <w:rPr>
+          <w:rFonts w:ascii="Segoe UI Historic" w:hAnsi="Segoe UI Historic" w:cs="Segoe UI Historic"/>
+        </w:rPr>
         <w:t xml:space="preserve"> (cfr. Proposte Progetti Modulo 2)</w:t>
       </w:r>
       <w:r>
+        <w:rPr>
+          <w:rFonts w:ascii="Segoe UI Historic" w:hAnsi="Segoe UI Historic" w:cs="Segoe UI Historic"/>
+        </w:rPr>
         <w:t xml:space="preserve"> e </w:t>
       </w:r>
       <w:r>
+        <w:rPr>
+          <w:rFonts w:ascii="Segoe UI Historic" w:hAnsi="Segoe UI Historic" w:cs="Segoe UI Historic"/>
+        </w:rPr>
         <w:t>deve comprendere:</w:t>
       </w:r>
     </w:p>
@@ -883,23 +1216,44 @@
           <w:ilvl w:val="0"/>
           <w:numId w:val="15"/>
         </w:numPr>
-      </w:pPr>
-      <w:r>
+        <w:rPr>
+          <w:rFonts w:ascii="Segoe UI Historic" w:hAnsi="Segoe UI Historic" w:cs="Segoe UI Historic"/>
+        </w:rPr>
+      </w:pPr>
+      <w:r>
+        <w:rPr>
+          <w:rFonts w:ascii="Segoe UI Historic" w:hAnsi="Segoe UI Historic" w:cs="Segoe UI Historic"/>
+        </w:rPr>
         <w:t>l’acquisizione</w:t>
       </w:r>
       <w:r>
+        <w:rPr>
+          <w:rFonts w:ascii="Segoe UI Historic" w:hAnsi="Segoe UI Historic" w:cs="Segoe UI Historic"/>
+        </w:rPr>
         <w:t xml:space="preserve"> di un dataset da un </w:t>
       </w:r>
       <w:r>
+        <w:rPr>
+          <w:rFonts w:ascii="Segoe UI Historic" w:hAnsi="Segoe UI Historic" w:cs="Segoe UI Historic"/>
+        </w:rPr>
         <w:t>d</w:t>
       </w:r>
       <w:r>
+        <w:rPr>
+          <w:rFonts w:ascii="Segoe UI Historic" w:hAnsi="Segoe UI Historic" w:cs="Segoe UI Historic"/>
+        </w:rPr>
         <w:t>ata</w:t>
       </w:r>
       <w:r>
+        <w:rPr>
+          <w:rFonts w:ascii="Segoe UI Historic" w:hAnsi="Segoe UI Historic" w:cs="Segoe UI Historic"/>
+        </w:rPr>
         <w:t>b</w:t>
       </w:r>
       <w:r>
+        <w:rPr>
+          <w:rFonts w:ascii="Segoe UI Historic" w:hAnsi="Segoe UI Historic" w:cs="Segoe UI Historic"/>
+        </w:rPr>
         <w:t>ase</w:t>
       </w:r>
     </w:p>
@@ -910,8 +1264,14 @@
           <w:ilvl w:val="0"/>
           <w:numId w:val="15"/>
         </w:numPr>
-      </w:pPr>
-      <w:r>
+        <w:rPr>
+          <w:rFonts w:ascii="Segoe UI Historic" w:hAnsi="Segoe UI Historic" w:cs="Segoe UI Historic"/>
+        </w:rPr>
+      </w:pPr>
+      <w:r>
+        <w:rPr>
+          <w:rFonts w:ascii="Segoe UI Historic" w:hAnsi="Segoe UI Historic" w:cs="Segoe UI Historic"/>
+        </w:rPr>
         <w:t>l’elaborazione del dataset</w:t>
       </w:r>
     </w:p>
@@ -922,14 +1282,26 @@
           <w:ilvl w:val="0"/>
           <w:numId w:val="15"/>
         </w:numPr>
-      </w:pPr>
-      <w:r>
+        <w:rPr>
+          <w:rFonts w:ascii="Segoe UI Historic" w:hAnsi="Segoe UI Historic" w:cs="Segoe UI Historic"/>
+        </w:rPr>
+      </w:pPr>
+      <w:r>
+        <w:rPr>
+          <w:rFonts w:ascii="Segoe UI Historic" w:hAnsi="Segoe UI Historic" w:cs="Segoe UI Historic"/>
+        </w:rPr>
         <w:t xml:space="preserve">il caricamento del risultato su una piattaforma </w:t>
       </w:r>
       <w:r>
+        <w:rPr>
+          <w:rFonts w:ascii="Segoe UI Historic" w:hAnsi="Segoe UI Historic" w:cs="Segoe UI Historic"/>
+        </w:rPr>
         <w:t>per la</w:t>
       </w:r>
       <w:r>
+        <w:rPr>
+          <w:rFonts w:ascii="Segoe UI Historic" w:hAnsi="Segoe UI Historic" w:cs="Segoe UI Historic"/>
+        </w:rPr>
         <w:t xml:space="preserve"> condivisione</w:t>
       </w:r>
     </w:p>
@@ -938,57 +1310,1892 @@
         <w:pStyle w:val="Heading2"/>
         <w:rPr>
           <w:rStyle w:val="normaltextrun"/>
-          <w:rFonts w:ascii="Calibri Light" w:hAnsi="Calibri Light" w:cs="Calibri Light"/>
+          <w:rFonts w:ascii="Segoe UI Historic" w:hAnsi="Segoe UI Historic" w:cs="Segoe UI Historic"/>
           <w:color w:val="2F5496"/>
           <w:sz w:val="32"/>
           <w:szCs w:val="32"/>
         </w:rPr>
       </w:pPr>
-      <w:bookmarkStart w:id="2" w:name="_Toc179919742"/>
-    </w:p>
-    <w:bookmarkEnd w:id="2"/>
+    </w:p>
     <w:p>
       <w:pPr>
         <w:rPr>
           <w:rStyle w:val="normaltextrun"/>
-          <w:rFonts w:ascii="Calibri Light" w:eastAsiaTheme="majorEastAsia" w:hAnsi="Calibri Light" w:cs="Calibri Light"/>
+          <w:rFonts w:ascii="Segoe UI Historic" w:hAnsi="Segoe UI Historic" w:cs="Segoe UI Historic"/>
           <w:color w:val="2F5496"/>
           <w:sz w:val="32"/>
           <w:szCs w:val="32"/>
         </w:rPr>
       </w:pPr>
-      <w:r>
+    </w:p>
+    <w:p>
+      <w:pPr>
         <w:rPr>
           <w:rStyle w:val="normaltextrun"/>
-          <w:rFonts w:ascii="Calibri Light" w:hAnsi="Calibri Light" w:cs="Calibri Light"/>
+          <w:rFonts w:ascii="Segoe UI Historic" w:hAnsi="Segoe UI Historic" w:cs="Segoe UI Historic"/>
           <w:color w:val="2F5496"/>
           <w:sz w:val="32"/>
           <w:szCs w:val="32"/>
         </w:rPr>
-        <w:br w:type="page"/>
-      </w:r>
-    </w:p>
-    <w:p>
-      <w:pPr>
-        <w:pStyle w:val="Heading2"/>
-        <w:rPr>
-          <w:rStyle w:val="eop"/>
-          <w:rFonts w:ascii="Calibri Light" w:hAnsi="Calibri Light" w:cs="Calibri Light"/>
+      </w:pPr>
+      <w:r>
+        <w:rPr>
+          <w:rStyle w:val="normaltextrun"/>
+          <w:rFonts w:ascii="Segoe UI Historic" w:hAnsi="Segoe UI Historic" w:cs="Segoe UI Historic"/>
           <w:color w:val="2F5496"/>
           <w:sz w:val="32"/>
           <w:szCs w:val="32"/>
         </w:rPr>
-      </w:pPr>
+        <w:br w:type="page"/>
+      </w:r>
+    </w:p>
+    <w:p>
+      <w:pPr>
+        <w:pStyle w:val="Heading1"/>
+        <w:rPr>
+          <w:rStyle w:val="eop"/>
+          <w:rFonts w:ascii="Cambria" w:hAnsi="Cambria" w:cs="Segoe UI Historic"/>
+          <w:color w:val="2F5496"/>
+        </w:rPr>
+      </w:pPr>
+      <w:bookmarkStart w:id="2" w:name="_Toc216967825"/>
       <w:r>
         <w:rPr>
           <w:rStyle w:val="normaltextrun"/>
-          <w:rFonts w:ascii="Calibri Light" w:hAnsi="Calibri Light" w:cs="Calibri Light"/>
+          <w:rFonts w:ascii="Cambria" w:hAnsi="Cambria" w:cs="Segoe UI Historic"/>
+          <w:color w:val="2F5496"/>
+        </w:rPr>
+        <w:lastRenderedPageBreak/>
+        <w:t xml:space="preserve">Dati sulle visite annuali dei musei italiani più visitati dal </w:t>
+      </w:r>
+      <w:r>
+        <w:rPr>
+          <w:rStyle w:val="normaltextrun"/>
+          <w:rFonts w:ascii="Cambria" w:hAnsi="Cambria" w:cs="Segoe UI Historic"/>
+          <w:color w:val="2F5496"/>
+        </w:rPr>
+        <w:t>20</w:t>
+      </w:r>
+      <w:r>
+        <w:rPr>
+          <w:rStyle w:val="normaltextrun"/>
+          <w:rFonts w:ascii="Cambria" w:hAnsi="Cambria" w:cs="Segoe UI Historic"/>
+          <w:color w:val="2F5496"/>
+        </w:rPr>
+        <w:t>00 al 2024</w:t>
+      </w:r>
+      <w:bookmarkEnd w:id="2"/>
+    </w:p>
+    <w:p>
+      <w:pPr>
+        <w:pStyle w:val="Heading2"/>
+        <w:rPr>
+          <w:rStyle w:val="eop"/>
+          <w:rFonts w:ascii="Cambria" w:hAnsi="Cambria" w:cs="Segoe UI Historic"/>
+        </w:rPr>
+      </w:pPr>
+      <w:bookmarkStart w:id="3" w:name="_Toc216967826"/>
+      <w:r>
+        <w:rPr>
+          <w:rStyle w:val="normaltextrun"/>
+          <w:rFonts w:ascii="Cambria" w:hAnsi="Cambria" w:cs="Segoe UI Historic"/>
+        </w:rPr>
+        <w:t>N. matricola:</w:t>
+      </w:r>
+      <w:r>
+        <w:rPr>
+          <w:rStyle w:val="eop"/>
+          <w:rFonts w:ascii="Cambria" w:hAnsi="Cambria" w:cs="Segoe UI Historic"/>
+        </w:rPr>
+        <w:t> </w:t>
+      </w:r>
+      <w:r>
+        <w:rPr>
+          <w:rStyle w:val="eop"/>
+          <w:rFonts w:ascii="Cambria" w:hAnsi="Cambria" w:cs="Segoe UI Historic"/>
+        </w:rPr>
+        <w:t>VR504194</w:t>
+      </w:r>
+      <w:bookmarkEnd w:id="3"/>
+    </w:p>
+    <w:p>
+      <w:pPr>
+        <w:rPr>
+          <w:rFonts w:ascii="Cambria" w:hAnsi="Cambria" w:cs="Segoe UI Historic"/>
+        </w:rPr>
+      </w:pPr>
+    </w:p>
+    <w:p>
+      <w:pPr>
+        <w:pStyle w:val="Heading2"/>
+        <w:rPr>
+          <w:rFonts w:ascii="Cambria" w:hAnsi="Cambria" w:cs="Segoe UI Historic"/>
+          <w:sz w:val="32"/>
+          <w:szCs w:val="32"/>
+        </w:rPr>
+      </w:pPr>
+      <w:bookmarkStart w:id="4" w:name="_Toc216967827"/>
+      <w:r>
+        <w:rPr>
+          <w:rStyle w:val="normaltextrun"/>
+          <w:rFonts w:ascii="Cambria" w:hAnsi="Cambria" w:cs="Segoe UI Historic"/>
+          <w:sz w:val="32"/>
+          <w:szCs w:val="32"/>
+        </w:rPr>
+        <w:t>Obiettivi</w:t>
+      </w:r>
+      <w:bookmarkEnd w:id="4"/>
+      <w:r>
+        <w:rPr>
+          <w:rStyle w:val="normaltextrun"/>
+          <w:rFonts w:ascii="Cambria" w:hAnsi="Cambria" w:cs="Segoe UI Historic"/>
+          <w:sz w:val="32"/>
+          <w:szCs w:val="32"/>
+        </w:rPr>
+        <w:t xml:space="preserve"> </w:t>
+      </w:r>
+      <w:r>
+        <w:rPr>
+          <w:rStyle w:val="eop"/>
+          <w:rFonts w:ascii="Cambria" w:hAnsi="Cambria" w:cs="Segoe UI Historic"/>
+          <w:sz w:val="32"/>
+          <w:szCs w:val="32"/>
+        </w:rPr>
+        <w:t> </w:t>
+      </w:r>
+    </w:p>
+    <w:p>
+      <w:pPr>
+        <w:rPr>
+          <w:rFonts w:ascii="Segoe UI Historic" w:hAnsi="Segoe UI Historic" w:cs="Segoe UI Historic"/>
+        </w:rPr>
+      </w:pPr>
+      <w:r>
+        <w:rPr>
+          <w:rFonts w:ascii="Segoe UI Historic" w:hAnsi="Segoe UI Historic" w:cs="Segoe UI Historic"/>
+        </w:rPr>
+        <w:t xml:space="preserve">Questo progetto analizza i dati di visita dei musei italiani dal </w:t>
+      </w:r>
+      <w:r>
+        <w:rPr>
+          <w:rFonts w:ascii="Segoe UI Historic" w:hAnsi="Segoe UI Historic" w:cs="Segoe UI Historic"/>
+        </w:rPr>
+        <w:t>20</w:t>
+      </w:r>
+      <w:r>
+        <w:rPr>
+          <w:rFonts w:ascii="Segoe UI Historic" w:hAnsi="Segoe UI Historic" w:cs="Segoe UI Historic"/>
+        </w:rPr>
+        <w:t xml:space="preserve">00 al 2024 utilizzando informazioni strutturate provenienti da </w:t>
+      </w:r>
+      <w:proofErr w:type="spellStart"/>
+      <w:r>
+        <w:rPr>
+          <w:rFonts w:ascii="Segoe UI Historic" w:hAnsi="Segoe UI Historic" w:cs="Segoe UI Historic"/>
+        </w:rPr>
+        <w:t>Wikidata</w:t>
+      </w:r>
+      <w:proofErr w:type="spellEnd"/>
+      <w:r>
+        <w:rPr>
+          <w:rFonts w:ascii="Segoe UI Historic" w:hAnsi="Segoe UI Historic" w:cs="Segoe UI Historic"/>
+        </w:rPr>
+        <w:t>.</w:t>
+      </w:r>
+      <w:r>
+        <w:rPr>
+          <w:rFonts w:ascii="Segoe UI Historic" w:hAnsi="Segoe UI Historic" w:cs="Segoe UI Historic"/>
+        </w:rPr>
+        <w:br/>
+        <w:t>L’obiettivo è costruire un dataset che permetta di identificare i musei più visitati in Italia, osservare l’evoluzione delle visite nel tempo e associare ogni museo al proprio contesto territoriale (la città in cui si trova).</w:t>
+      </w:r>
+    </w:p>
+    <w:p>
+      <w:pPr>
+        <w:rPr>
+          <w:rStyle w:val="normaltextrun"/>
+          <w:rFonts w:ascii="Segoe UI Historic" w:eastAsia="Times New Roman" w:hAnsi="Segoe UI Historic" w:cs="Segoe UI Historic"/>
+          <w:color w:val="2F5496"/>
+          <w:kern w:val="0"/>
+          <w:sz w:val="32"/>
+          <w:szCs w:val="32"/>
+          <w:lang w:eastAsia="it-IT"/>
+          <w14:ligatures w14:val="none"/>
+        </w:rPr>
+      </w:pPr>
+    </w:p>
+    <w:p>
+      <w:pPr>
+        <w:pStyle w:val="Heading2"/>
+        <w:rPr>
+          <w:rFonts w:ascii="Cambria" w:hAnsi="Cambria" w:cs="Segoe UI Historic"/>
+          <w:sz w:val="32"/>
+          <w:szCs w:val="32"/>
+        </w:rPr>
+      </w:pPr>
+      <w:bookmarkStart w:id="5" w:name="_Toc216967828"/>
+      <w:r>
+        <w:rPr>
+          <w:rStyle w:val="normaltextrun"/>
+          <w:rFonts w:ascii="Cambria" w:hAnsi="Cambria" w:cs="Segoe UI Historic"/>
+          <w:sz w:val="32"/>
+          <w:szCs w:val="32"/>
+        </w:rPr>
+        <w:t>Svolgimento</w:t>
+      </w:r>
+      <w:bookmarkEnd w:id="5"/>
+      <w:r>
+        <w:rPr>
+          <w:rStyle w:val="normaltextrun"/>
+          <w:rFonts w:ascii="Cambria" w:hAnsi="Cambria" w:cs="Segoe UI Historic"/>
+          <w:sz w:val="32"/>
+          <w:szCs w:val="32"/>
+        </w:rPr>
+        <w:t xml:space="preserve"> </w:t>
+      </w:r>
+      <w:r>
+        <w:rPr>
+          <w:rStyle w:val="eop"/>
+          <w:rFonts w:ascii="Cambria" w:hAnsi="Cambria" w:cs="Segoe UI Historic"/>
+          <w:sz w:val="32"/>
+          <w:szCs w:val="32"/>
+        </w:rPr>
+        <w:t> </w:t>
+      </w:r>
+    </w:p>
+    <w:p>
+      <w:pPr>
+        <w:pStyle w:val="Heading4"/>
+        <w:rPr>
+          <w:rStyle w:val="normaltextrun"/>
+          <w:rFonts w:ascii="Cambria" w:hAnsi="Cambria" w:cs="Segoe UI Historic"/>
+          <w:color w:val="2F5496"/>
+          <w:sz w:val="26"/>
+          <w:szCs w:val="26"/>
+        </w:rPr>
+      </w:pPr>
+    </w:p>
+    <w:p>
+      <w:pPr>
+        <w:pStyle w:val="Heading3"/>
+        <w:rPr>
+          <w:rStyle w:val="normaltextrun"/>
+          <w:rFonts w:ascii="Cambria" w:hAnsi="Cambria" w:cs="Segoe UI Historic"/>
+          <w:i/>
+          <w:iCs/>
+          <w:color w:val="2F5496"/>
+          <w:sz w:val="18"/>
+          <w:szCs w:val="18"/>
+        </w:rPr>
+      </w:pPr>
+      <w:bookmarkStart w:id="6" w:name="_Toc216967829"/>
+      <w:r>
+        <w:rPr>
+          <w:rStyle w:val="normaltextrun"/>
+          <w:rFonts w:ascii="Cambria" w:hAnsi="Cambria" w:cs="Segoe UI Historic"/>
+          <w:i/>
+          <w:iCs/>
+          <w:color w:val="2F5496"/>
+          <w:sz w:val="26"/>
+          <w:szCs w:val="26"/>
+        </w:rPr>
+        <w:t>Acquisizione</w:t>
+      </w:r>
+      <w:bookmarkEnd w:id="6"/>
+      <w:r>
+        <w:rPr>
+          <w:rStyle w:val="normaltextrun"/>
+          <w:rFonts w:ascii="Cambria" w:hAnsi="Cambria" w:cs="Segoe UI Historic"/>
+          <w:i/>
+          <w:iCs/>
+          <w:color w:val="2F5496"/>
+          <w:sz w:val="26"/>
+          <w:szCs w:val="26"/>
+        </w:rPr>
+        <w:t xml:space="preserve"> </w:t>
+      </w:r>
+    </w:p>
+    <w:p>
+      <w:pPr>
+        <w:rPr>
+          <w:rFonts w:ascii="Segoe UI Historic" w:hAnsi="Segoe UI Historic" w:cs="Segoe UI Historic"/>
+        </w:rPr>
+      </w:pPr>
+      <w:r>
+        <w:rPr>
+          <w:rFonts w:ascii="Segoe UI Historic" w:hAnsi="Segoe UI Historic" w:cs="Segoe UI Historic"/>
+        </w:rPr>
+        <w:t xml:space="preserve">Questa query SPARQL estrae da </w:t>
+      </w:r>
+      <w:proofErr w:type="spellStart"/>
+      <w:r>
+        <w:rPr>
+          <w:rFonts w:ascii="Segoe UI Historic" w:hAnsi="Segoe UI Historic" w:cs="Segoe UI Historic"/>
+        </w:rPr>
+        <w:t>Wikidata</w:t>
+      </w:r>
+      <w:proofErr w:type="spellEnd"/>
+      <w:r>
+        <w:rPr>
+          <w:rFonts w:ascii="Segoe UI Historic" w:hAnsi="Segoe UI Historic" w:cs="Segoe UI Historic"/>
+        </w:rPr>
+        <w:t xml:space="preserve"> i dati relativi ai musei italiani e al numero di visitatori annuali registrati tra il </w:t>
+      </w:r>
+      <w:r>
+        <w:rPr>
+          <w:rFonts w:ascii="Segoe UI Historic" w:hAnsi="Segoe UI Historic" w:cs="Segoe UI Historic"/>
+        </w:rPr>
+        <w:t>20</w:t>
+      </w:r>
+      <w:r>
+        <w:rPr>
+          <w:rFonts w:ascii="Segoe UI Historic" w:hAnsi="Segoe UI Historic" w:cs="Segoe UI Historic"/>
+        </w:rPr>
+        <w:t>00 e il 2024, ordinando i risultati a partire dai musei con il maggior numero di visitatori.</w:t>
+      </w:r>
+    </w:p>
+    <w:p>
+      <w:pPr>
+        <w:rPr>
+          <w:rFonts w:ascii="Segoe UI Historic" w:hAnsi="Segoe UI Historic" w:cs="Segoe UI Historic"/>
+          <w:lang w:val="en-GB"/>
+        </w:rPr>
+      </w:pPr>
+      <w:proofErr w:type="gramStart"/>
+      <w:r>
+        <w:rPr>
+          <w:rFonts w:ascii="Segoe UI Historic" w:hAnsi="Segoe UI Historic" w:cs="Segoe UI Historic"/>
+          <w:lang w:val="en-GB"/>
+        </w:rPr>
+        <w:t>SELECT</w:t>
+      </w:r>
+      <w:r>
+        <w:rPr>
+          <w:rFonts w:ascii="Segoe UI Historic" w:hAnsi="Segoe UI Historic" w:cs="Segoe UI Historic"/>
+          <w:lang w:val="en-GB"/>
+        </w:rPr>
+        <w:t xml:space="preserve"> </w:t>
+      </w:r>
+      <w:r>
+        <w:rPr>
+          <w:rFonts w:ascii="Segoe UI Historic" w:hAnsi="Segoe UI Historic" w:cs="Segoe UI Historic"/>
+          <w:lang w:val="en-GB"/>
+        </w:rPr>
+        <w:t>?</w:t>
+      </w:r>
+      <w:proofErr w:type="spellStart"/>
+      <w:r>
+        <w:rPr>
+          <w:rFonts w:ascii="Segoe UI Historic" w:hAnsi="Segoe UI Historic" w:cs="Segoe UI Historic"/>
+          <w:lang w:val="en-GB"/>
+        </w:rPr>
+        <w:t>museumLabel</w:t>
+      </w:r>
+      <w:proofErr w:type="spellEnd"/>
+      <w:r>
+        <w:rPr>
+          <w:rFonts w:ascii="Segoe UI Historic" w:hAnsi="Segoe UI Historic" w:cs="Segoe UI Historic"/>
+          <w:lang w:val="en-GB"/>
+        </w:rPr>
+        <w:t xml:space="preserve"> </w:t>
+      </w:r>
+      <w:r>
+        <w:rPr>
+          <w:rFonts w:ascii="Segoe UI Historic" w:hAnsi="Segoe UI Historic" w:cs="Segoe UI Historic"/>
+          <w:lang w:val="en-GB"/>
+        </w:rPr>
+        <w:t>?</w:t>
+      </w:r>
+      <w:proofErr w:type="spellStart"/>
+      <w:r>
+        <w:rPr>
+          <w:rFonts w:ascii="Segoe UI Historic" w:hAnsi="Segoe UI Historic" w:cs="Segoe UI Historic"/>
+          <w:lang w:val="en-GB"/>
+        </w:rPr>
+        <w:t>cityLabel</w:t>
+      </w:r>
+      <w:proofErr w:type="spellEnd"/>
+      <w:r>
+        <w:rPr>
+          <w:rFonts w:ascii="Segoe UI Historic" w:hAnsi="Segoe UI Historic" w:cs="Segoe UI Historic"/>
+          <w:lang w:val="en-GB"/>
+        </w:rPr>
+        <w:t xml:space="preserve"> ?visitors ?year</w:t>
+      </w:r>
+      <w:proofErr w:type="gramEnd"/>
+      <w:r>
+        <w:rPr>
+          <w:rFonts w:ascii="Segoe UI Historic" w:hAnsi="Segoe UI Historic" w:cs="Segoe UI Historic"/>
+          <w:lang w:val="en-GB"/>
+        </w:rPr>
+        <w:t xml:space="preserve"> WHERE {</w:t>
+      </w:r>
+    </w:p>
+    <w:p>
+      <w:pPr>
+        <w:rPr>
+          <w:rFonts w:ascii="Segoe UI Historic" w:hAnsi="Segoe UI Historic" w:cs="Segoe UI Historic"/>
+        </w:rPr>
+      </w:pPr>
+      <w:r>
+        <w:rPr>
+          <w:rFonts w:ascii="Segoe UI Historic" w:hAnsi="Segoe UI Historic" w:cs="Segoe UI Historic"/>
+          <w:lang w:val="en-GB"/>
+        </w:rPr>
+        <w:t xml:space="preserve">  </w:t>
+      </w:r>
+      <w:proofErr w:type="gramStart"/>
+      <w:r>
+        <w:rPr>
+          <w:rFonts w:ascii="Segoe UI Historic" w:hAnsi="Segoe UI Historic" w:cs="Segoe UI Historic"/>
+        </w:rPr>
+        <w:t>?museum</w:t>
+      </w:r>
+      <w:proofErr w:type="gramEnd"/>
+      <w:r>
+        <w:rPr>
+          <w:rFonts w:ascii="Segoe UI Historic" w:hAnsi="Segoe UI Historic" w:cs="Segoe UI Historic"/>
+        </w:rPr>
+        <w:t xml:space="preserve"> </w:t>
+      </w:r>
+      <w:proofErr w:type="gramStart"/>
+      <w:r>
+        <w:rPr>
+          <w:rFonts w:ascii="Segoe UI Historic" w:hAnsi="Segoe UI Historic" w:cs="Segoe UI Historic"/>
+        </w:rPr>
+        <w:t>wdt:P</w:t>
+      </w:r>
+      <w:proofErr w:type="gramEnd"/>
+      <w:r>
+        <w:rPr>
+          <w:rFonts w:ascii="Segoe UI Historic" w:hAnsi="Segoe UI Historic" w:cs="Segoe UI Historic"/>
+        </w:rPr>
+        <w:t xml:space="preserve">31 </w:t>
+      </w:r>
+      <w:proofErr w:type="gramStart"/>
+      <w:r>
+        <w:rPr>
+          <w:rFonts w:ascii="Segoe UI Historic" w:hAnsi="Segoe UI Historic" w:cs="Segoe UI Historic"/>
+        </w:rPr>
+        <w:t xml:space="preserve">wd:Q33506;   </w:t>
+      </w:r>
+      <w:proofErr w:type="gramEnd"/>
+      <w:r>
+        <w:rPr>
+          <w:rFonts w:ascii="Segoe UI Historic" w:hAnsi="Segoe UI Historic" w:cs="Segoe UI Historic"/>
+        </w:rPr>
+        <w:t xml:space="preserve">    </w:t>
+      </w:r>
+      <w:r>
+        <w:rPr>
+          <w:rFonts w:ascii="Segoe UI Historic" w:hAnsi="Segoe UI Historic" w:cs="Segoe UI Historic"/>
+        </w:rPr>
+        <w:tab/>
+      </w:r>
+      <w:r>
+        <w:rPr>
+          <w:rFonts w:ascii="Segoe UI Historic" w:hAnsi="Segoe UI Historic" w:cs="Segoe UI Historic"/>
+        </w:rPr>
+        <w:tab/>
+      </w:r>
+      <w:r>
+        <w:rPr>
+          <w:rFonts w:ascii="Segoe UI Historic" w:hAnsi="Segoe UI Historic" w:cs="Segoe UI Historic"/>
+        </w:rPr>
+        <w:tab/>
+      </w:r>
+      <w:r>
+        <w:rPr>
+          <w:rFonts w:ascii="Segoe UI Historic" w:hAnsi="Segoe UI Historic" w:cs="Segoe UI Historic"/>
+        </w:rPr>
+        <w:t xml:space="preserve"># istanza di </w:t>
+      </w:r>
+      <w:r>
+        <w:rPr>
+          <w:rFonts w:ascii="Segoe UI Historic" w:hAnsi="Segoe UI Historic" w:cs="Segoe UI Historic"/>
+        </w:rPr>
+        <w:t>museo</w:t>
+      </w:r>
+    </w:p>
+    <w:p>
+      <w:pPr>
+        <w:rPr>
+          <w:rFonts w:ascii="Segoe UI Historic" w:hAnsi="Segoe UI Historic" w:cs="Segoe UI Historic"/>
+        </w:rPr>
+      </w:pPr>
+      <w:r>
+        <w:rPr>
+          <w:rFonts w:ascii="Segoe UI Historic" w:hAnsi="Segoe UI Historic" w:cs="Segoe UI Historic"/>
+        </w:rPr>
+        <w:t xml:space="preserve">          </w:t>
+      </w:r>
+      <w:proofErr w:type="gramStart"/>
+      <w:r>
+        <w:rPr>
+          <w:rFonts w:ascii="Segoe UI Historic" w:hAnsi="Segoe UI Historic" w:cs="Segoe UI Historic"/>
+        </w:rPr>
+        <w:t>wdt:P</w:t>
+      </w:r>
+      <w:proofErr w:type="gramEnd"/>
+      <w:r>
+        <w:rPr>
+          <w:rFonts w:ascii="Segoe UI Historic" w:hAnsi="Segoe UI Historic" w:cs="Segoe UI Historic"/>
+        </w:rPr>
+        <w:t xml:space="preserve">17 </w:t>
+      </w:r>
+      <w:proofErr w:type="gramStart"/>
+      <w:r>
+        <w:rPr>
+          <w:rFonts w:ascii="Segoe UI Historic" w:hAnsi="Segoe UI Historic" w:cs="Segoe UI Historic"/>
+        </w:rPr>
+        <w:t xml:space="preserve">wd:Q38;   </w:t>
+      </w:r>
+      <w:proofErr w:type="gramEnd"/>
+      <w:r>
+        <w:rPr>
+          <w:rFonts w:ascii="Segoe UI Historic" w:hAnsi="Segoe UI Historic" w:cs="Segoe UI Historic"/>
+        </w:rPr>
+        <w:t xml:space="preserve">       </w:t>
+      </w:r>
+      <w:r>
+        <w:rPr>
+          <w:rFonts w:ascii="Segoe UI Historic" w:hAnsi="Segoe UI Historic" w:cs="Segoe UI Historic"/>
+        </w:rPr>
+        <w:tab/>
+      </w:r>
+      <w:r>
+        <w:rPr>
+          <w:rFonts w:ascii="Segoe UI Historic" w:hAnsi="Segoe UI Historic" w:cs="Segoe UI Historic"/>
+        </w:rPr>
+        <w:tab/>
+      </w:r>
+      <w:r>
+        <w:rPr>
+          <w:rFonts w:ascii="Segoe UI Historic" w:hAnsi="Segoe UI Historic" w:cs="Segoe UI Historic"/>
+        </w:rPr>
+        <w:tab/>
+      </w:r>
+      <w:r>
+        <w:rPr>
+          <w:rFonts w:ascii="Segoe UI Historic" w:hAnsi="Segoe UI Historic" w:cs="Segoe UI Historic"/>
+        </w:rPr>
+        <w:tab/>
+      </w:r>
+      <w:r>
+        <w:rPr>
+          <w:rFonts w:ascii="Segoe UI Historic" w:hAnsi="Segoe UI Historic" w:cs="Segoe UI Historic"/>
+        </w:rPr>
+        <w:t># Paese = Italia</w:t>
+      </w:r>
+    </w:p>
+    <w:p>
+      <w:pPr>
+        <w:rPr>
+          <w:rFonts w:ascii="Segoe UI Historic" w:hAnsi="Segoe UI Historic" w:cs="Segoe UI Historic"/>
+        </w:rPr>
+      </w:pPr>
+      <w:r>
+        <w:rPr>
+          <w:rFonts w:ascii="Segoe UI Historic" w:hAnsi="Segoe UI Historic" w:cs="Segoe UI Historic"/>
+        </w:rPr>
+        <w:t xml:space="preserve">          </w:t>
+      </w:r>
+      <w:proofErr w:type="gramStart"/>
+      <w:r>
+        <w:rPr>
+          <w:rFonts w:ascii="Segoe UI Historic" w:hAnsi="Segoe UI Historic" w:cs="Segoe UI Historic"/>
+        </w:rPr>
+        <w:t>wdt:P131 ?city</w:t>
+      </w:r>
+      <w:proofErr w:type="gramEnd"/>
+      <w:r>
+        <w:rPr>
+          <w:rFonts w:ascii="Segoe UI Historic" w:hAnsi="Segoe UI Historic" w:cs="Segoe UI Historic"/>
+        </w:rPr>
+        <w:t xml:space="preserve">.           </w:t>
+      </w:r>
+      <w:r>
+        <w:rPr>
+          <w:rFonts w:ascii="Segoe UI Historic" w:hAnsi="Segoe UI Historic" w:cs="Segoe UI Historic"/>
+        </w:rPr>
+        <w:tab/>
+      </w:r>
+      <w:r>
+        <w:rPr>
+          <w:rFonts w:ascii="Segoe UI Historic" w:hAnsi="Segoe UI Historic" w:cs="Segoe UI Historic"/>
+        </w:rPr>
+        <w:tab/>
+      </w:r>
+      <w:r>
+        <w:rPr>
+          <w:rFonts w:ascii="Segoe UI Historic" w:hAnsi="Segoe UI Historic" w:cs="Segoe UI Historic"/>
+        </w:rPr>
+        <w:tab/>
+      </w:r>
+      <w:r>
+        <w:rPr>
+          <w:rFonts w:ascii="Segoe UI Historic" w:hAnsi="Segoe UI Historic" w:cs="Segoe UI Historic"/>
+        </w:rPr>
+        <w:tab/>
+      </w:r>
+      <w:r>
+        <w:rPr>
+          <w:rFonts w:ascii="Segoe UI Historic" w:hAnsi="Segoe UI Historic" w:cs="Segoe UI Historic"/>
+        </w:rPr>
+        <w:t># città in cui si trova il museo</w:t>
+      </w:r>
+    </w:p>
+    <w:p>
+      <w:pPr>
+        <w:rPr>
+          <w:rFonts w:ascii="Segoe UI Historic" w:hAnsi="Segoe UI Historic" w:cs="Segoe UI Historic"/>
+        </w:rPr>
+      </w:pPr>
+      <w:r>
+        <w:rPr>
+          <w:rFonts w:ascii="Segoe UI Historic" w:hAnsi="Segoe UI Historic" w:cs="Segoe UI Historic"/>
+        </w:rPr>
+        <w:t xml:space="preserve">  </w:t>
+      </w:r>
+      <w:proofErr w:type="gramStart"/>
+      <w:r>
+        <w:rPr>
+          <w:rFonts w:ascii="Segoe UI Historic" w:hAnsi="Segoe UI Historic" w:cs="Segoe UI Historic"/>
+        </w:rPr>
+        <w:t>?museum</w:t>
+      </w:r>
+      <w:proofErr w:type="gramEnd"/>
+      <w:r>
+        <w:rPr>
+          <w:rFonts w:ascii="Segoe UI Historic" w:hAnsi="Segoe UI Historic" w:cs="Segoe UI Historic"/>
+        </w:rPr>
+        <w:t xml:space="preserve"> </w:t>
+      </w:r>
+      <w:proofErr w:type="gramStart"/>
+      <w:r>
+        <w:rPr>
+          <w:rFonts w:ascii="Segoe UI Historic" w:hAnsi="Segoe UI Historic" w:cs="Segoe UI Historic"/>
+        </w:rPr>
+        <w:t>p:P1174 ?</w:t>
+      </w:r>
+      <w:proofErr w:type="spellStart"/>
+      <w:r>
+        <w:rPr>
+          <w:rFonts w:ascii="Segoe UI Historic" w:hAnsi="Segoe UI Historic" w:cs="Segoe UI Historic"/>
+        </w:rPr>
+        <w:t>stmt</w:t>
+      </w:r>
+      <w:proofErr w:type="spellEnd"/>
+      <w:proofErr w:type="gramEnd"/>
+      <w:r>
+        <w:rPr>
+          <w:rFonts w:ascii="Segoe UI Historic" w:hAnsi="Segoe UI Historic" w:cs="Segoe UI Historic"/>
+        </w:rPr>
+        <w:t>.</w:t>
+      </w:r>
+      <w:r>
+        <w:rPr>
+          <w:rFonts w:ascii="Segoe UI Historic" w:hAnsi="Segoe UI Historic" w:cs="Segoe UI Historic"/>
+        </w:rPr>
+        <w:t xml:space="preserve"> </w:t>
+      </w:r>
+      <w:r>
+        <w:rPr>
+          <w:rFonts w:ascii="Segoe UI Historic" w:hAnsi="Segoe UI Historic" w:cs="Segoe UI Historic"/>
+        </w:rPr>
+        <w:tab/>
+      </w:r>
+      <w:r>
+        <w:rPr>
+          <w:rFonts w:ascii="Segoe UI Historic" w:hAnsi="Segoe UI Historic" w:cs="Segoe UI Historic"/>
+        </w:rPr>
+        <w:tab/>
+      </w:r>
+      <w:r>
+        <w:rPr>
+          <w:rFonts w:ascii="Segoe UI Historic" w:hAnsi="Segoe UI Historic" w:cs="Segoe UI Historic"/>
+        </w:rPr>
+        <w:tab/>
+      </w:r>
+      <w:r>
+        <w:rPr>
+          <w:rFonts w:ascii="Segoe UI Historic" w:hAnsi="Segoe UI Historic" w:cs="Segoe UI Historic"/>
+        </w:rPr>
+        <w:tab/>
+        <w:t># Numero di visitatori per anno</w:t>
+      </w:r>
+    </w:p>
+    <w:p>
+      <w:pPr>
+        <w:rPr>
+          <w:rFonts w:ascii="Segoe UI Historic" w:hAnsi="Segoe UI Historic" w:cs="Segoe UI Historic"/>
+        </w:rPr>
+      </w:pPr>
+      <w:r>
+        <w:rPr>
+          <w:rFonts w:ascii="Segoe UI Historic" w:hAnsi="Segoe UI Historic" w:cs="Segoe UI Historic"/>
+        </w:rPr>
+        <w:t xml:space="preserve">  </w:t>
+      </w:r>
+      <w:proofErr w:type="gramStart"/>
+      <w:r>
+        <w:rPr>
+          <w:rFonts w:ascii="Segoe UI Historic" w:hAnsi="Segoe UI Historic" w:cs="Segoe UI Historic"/>
+        </w:rPr>
+        <w:t>?</w:t>
+      </w:r>
+      <w:proofErr w:type="spellStart"/>
+      <w:r>
+        <w:rPr>
+          <w:rFonts w:ascii="Segoe UI Historic" w:hAnsi="Segoe UI Historic" w:cs="Segoe UI Historic"/>
+        </w:rPr>
+        <w:t>stmt</w:t>
+      </w:r>
+      <w:proofErr w:type="spellEnd"/>
+      <w:proofErr w:type="gramEnd"/>
+      <w:r>
+        <w:rPr>
+          <w:rFonts w:ascii="Segoe UI Historic" w:hAnsi="Segoe UI Historic" w:cs="Segoe UI Historic"/>
+        </w:rPr>
+        <w:t xml:space="preserve"> </w:t>
+      </w:r>
+      <w:proofErr w:type="gramStart"/>
+      <w:r>
+        <w:rPr>
+          <w:rFonts w:ascii="Segoe UI Historic" w:hAnsi="Segoe UI Historic" w:cs="Segoe UI Historic"/>
+        </w:rPr>
+        <w:t>ps:P1174 ?</w:t>
+      </w:r>
+      <w:proofErr w:type="spellStart"/>
+      <w:r>
+        <w:rPr>
+          <w:rFonts w:ascii="Segoe UI Historic" w:hAnsi="Segoe UI Historic" w:cs="Segoe UI Historic"/>
+        </w:rPr>
+        <w:t>visitors</w:t>
+      </w:r>
+      <w:proofErr w:type="spellEnd"/>
+      <w:proofErr w:type="gramEnd"/>
+      <w:r>
+        <w:rPr>
+          <w:rFonts w:ascii="Segoe UI Historic" w:hAnsi="Segoe UI Historic" w:cs="Segoe UI Historic"/>
+        </w:rPr>
+        <w:t>;</w:t>
+      </w:r>
+      <w:r>
+        <w:rPr>
+          <w:rFonts w:ascii="Segoe UI Historic" w:hAnsi="Segoe UI Historic" w:cs="Segoe UI Historic"/>
+        </w:rPr>
+        <w:tab/>
+      </w:r>
+      <w:r>
+        <w:rPr>
+          <w:rFonts w:ascii="Segoe UI Historic" w:hAnsi="Segoe UI Historic" w:cs="Segoe UI Historic"/>
+        </w:rPr>
+        <w:tab/>
+      </w:r>
+      <w:r>
+        <w:rPr>
+          <w:rFonts w:ascii="Segoe UI Historic" w:hAnsi="Segoe UI Historic" w:cs="Segoe UI Historic"/>
+        </w:rPr>
+        <w:tab/>
+      </w:r>
+      <w:r>
+        <w:rPr>
+          <w:rFonts w:ascii="Segoe UI Historic" w:hAnsi="Segoe UI Historic" w:cs="Segoe UI Historic"/>
+        </w:rPr>
+        <w:tab/>
+      </w:r>
+      <w:r>
+        <w:rPr>
+          <w:rFonts w:ascii="Segoe UI Historic" w:hAnsi="Segoe UI Historic" w:cs="Segoe UI Historic"/>
+        </w:rPr>
+        <w:t># valore numerico dei visitatori</w:t>
+      </w:r>
+    </w:p>
+    <w:p>
+      <w:pPr>
+        <w:rPr>
+          <w:rFonts w:ascii="Segoe UI Historic" w:hAnsi="Segoe UI Historic" w:cs="Segoe UI Historic"/>
+          <w:lang w:val="en-GB"/>
+        </w:rPr>
+      </w:pPr>
+      <w:r>
+        <w:rPr>
+          <w:rFonts w:ascii="Segoe UI Historic" w:hAnsi="Segoe UI Historic" w:cs="Segoe UI Historic"/>
+        </w:rPr>
+        <w:t xml:space="preserve">        </w:t>
+      </w:r>
+      <w:proofErr w:type="gramStart"/>
+      <w:r>
+        <w:rPr>
+          <w:rFonts w:ascii="Segoe UI Historic" w:hAnsi="Segoe UI Historic" w:cs="Segoe UI Historic"/>
+          <w:lang w:val="en-GB"/>
+        </w:rPr>
+        <w:t>pq:P585 ?date</w:t>
+      </w:r>
+      <w:proofErr w:type="gramEnd"/>
+      <w:r>
+        <w:rPr>
+          <w:rFonts w:ascii="Segoe UI Historic" w:hAnsi="Segoe UI Historic" w:cs="Segoe UI Historic"/>
+          <w:lang w:val="en-GB"/>
+        </w:rPr>
+        <w:t>.</w:t>
+      </w:r>
+      <w:r>
+        <w:rPr>
+          <w:rFonts w:ascii="Segoe UI Historic" w:hAnsi="Segoe UI Historic" w:cs="Segoe UI Historic"/>
+          <w:lang w:val="en-GB"/>
+        </w:rPr>
+        <w:tab/>
+      </w:r>
+      <w:r>
+        <w:rPr>
+          <w:rFonts w:ascii="Segoe UI Historic" w:hAnsi="Segoe UI Historic" w:cs="Segoe UI Historic"/>
+          <w:lang w:val="en-GB"/>
+        </w:rPr>
+        <w:tab/>
+      </w:r>
+      <w:r>
+        <w:rPr>
+          <w:rFonts w:ascii="Segoe UI Historic" w:hAnsi="Segoe UI Historic" w:cs="Segoe UI Historic"/>
+          <w:lang w:val="en-GB"/>
+        </w:rPr>
+        <w:tab/>
+      </w:r>
+      <w:r>
+        <w:rPr>
+          <w:rFonts w:ascii="Segoe UI Historic" w:hAnsi="Segoe UI Historic" w:cs="Segoe UI Historic"/>
+          <w:lang w:val="en-GB"/>
+        </w:rPr>
+        <w:tab/>
+      </w:r>
+      <w:r>
+        <w:rPr>
+          <w:rFonts w:ascii="Segoe UI Historic" w:hAnsi="Segoe UI Historic" w:cs="Segoe UI Historic"/>
+          <w:lang w:val="en-GB"/>
+        </w:rPr>
+        <w:tab/>
+      </w:r>
+      <w:r>
+        <w:rPr>
+          <w:rFonts w:ascii="Segoe UI Historic" w:hAnsi="Segoe UI Historic" w:cs="Segoe UI Historic"/>
+          <w:lang w:val="en-GB"/>
+        </w:rPr>
+        <w:t xml:space="preserve"># </w:t>
+      </w:r>
+      <w:proofErr w:type="spellStart"/>
+      <w:r>
+        <w:rPr>
+          <w:rFonts w:ascii="Segoe UI Historic" w:hAnsi="Segoe UI Historic" w:cs="Segoe UI Historic"/>
+          <w:lang w:val="en-GB"/>
+        </w:rPr>
+        <w:t>qualificatore</w:t>
+      </w:r>
+      <w:proofErr w:type="spellEnd"/>
+      <w:r>
+        <w:rPr>
+          <w:rFonts w:ascii="Segoe UI Historic" w:hAnsi="Segoe UI Historic" w:cs="Segoe UI Historic"/>
+          <w:lang w:val="en-GB"/>
+        </w:rPr>
+        <w:t xml:space="preserve"> point in time (anno)</w:t>
+      </w:r>
+    </w:p>
+    <w:p>
+      <w:pPr>
+        <w:rPr>
+          <w:rFonts w:ascii="Segoe UI Historic" w:hAnsi="Segoe UI Historic" w:cs="Segoe UI Historic"/>
+          <w:lang w:val="en-GB"/>
+        </w:rPr>
+      </w:pPr>
+      <w:r>
+        <w:rPr>
+          <w:rFonts w:ascii="Segoe UI Historic" w:hAnsi="Segoe UI Historic" w:cs="Segoe UI Historic"/>
+          <w:lang w:val="en-GB"/>
+        </w:rPr>
+        <w:t xml:space="preserve">  BIND(YEAR</w:t>
+      </w:r>
+      <w:proofErr w:type="gramStart"/>
+      <w:r>
+        <w:rPr>
+          <w:rFonts w:ascii="Segoe UI Historic" w:hAnsi="Segoe UI Historic" w:cs="Segoe UI Historic"/>
+          <w:lang w:val="en-GB"/>
+        </w:rPr>
+        <w:t>(?date</w:t>
+      </w:r>
+      <w:proofErr w:type="gramEnd"/>
+      <w:r>
+        <w:rPr>
+          <w:rFonts w:ascii="Segoe UI Historic" w:hAnsi="Segoe UI Historic" w:cs="Segoe UI Historic"/>
+          <w:lang w:val="en-GB"/>
+        </w:rPr>
+        <w:t xml:space="preserve">) </w:t>
+      </w:r>
+      <w:proofErr w:type="gramStart"/>
+      <w:r>
+        <w:rPr>
+          <w:rFonts w:ascii="Segoe UI Historic" w:hAnsi="Segoe UI Historic" w:cs="Segoe UI Historic"/>
+          <w:lang w:val="en-GB"/>
+        </w:rPr>
+        <w:t>AS ?year</w:t>
+      </w:r>
+      <w:proofErr w:type="gramEnd"/>
+      <w:r>
+        <w:rPr>
+          <w:rFonts w:ascii="Segoe UI Historic" w:hAnsi="Segoe UI Historic" w:cs="Segoe UI Historic"/>
+          <w:lang w:val="en-GB"/>
+        </w:rPr>
+        <w:t>)</w:t>
+      </w:r>
+      <w:r>
+        <w:rPr>
+          <w:rFonts w:ascii="Segoe UI Historic" w:hAnsi="Segoe UI Historic" w:cs="Segoe UI Historic"/>
+          <w:lang w:val="en-GB"/>
+        </w:rPr>
+        <w:tab/>
+      </w:r>
+      <w:r>
+        <w:rPr>
+          <w:rFonts w:ascii="Segoe UI Historic" w:hAnsi="Segoe UI Historic" w:cs="Segoe UI Historic"/>
+          <w:lang w:val="en-GB"/>
+        </w:rPr>
+        <w:tab/>
+      </w:r>
+      <w:r>
+        <w:rPr>
+          <w:rFonts w:ascii="Segoe UI Historic" w:hAnsi="Segoe UI Historic" w:cs="Segoe UI Historic"/>
+          <w:lang w:val="en-GB"/>
+        </w:rPr>
+        <w:tab/>
+      </w:r>
+      <w:r>
+        <w:rPr>
+          <w:rFonts w:ascii="Segoe UI Historic" w:hAnsi="Segoe UI Historic" w:cs="Segoe UI Historic"/>
+          <w:lang w:val="en-GB"/>
+        </w:rPr>
+        <w:tab/>
+      </w:r>
+      <w:r>
+        <w:rPr>
+          <w:rFonts w:ascii="Segoe UI Historic" w:hAnsi="Segoe UI Historic" w:cs="Segoe UI Historic"/>
+          <w:lang w:val="en-GB"/>
+        </w:rPr>
+        <w:t xml:space="preserve"># </w:t>
+      </w:r>
+      <w:proofErr w:type="spellStart"/>
+      <w:r>
+        <w:rPr>
+          <w:rFonts w:ascii="Segoe UI Historic" w:hAnsi="Segoe UI Historic" w:cs="Segoe UI Historic"/>
+          <w:lang w:val="en-GB"/>
+        </w:rPr>
+        <w:t>Estrai</w:t>
+      </w:r>
+      <w:proofErr w:type="spellEnd"/>
+      <w:r>
+        <w:rPr>
+          <w:rFonts w:ascii="Segoe UI Historic" w:hAnsi="Segoe UI Historic" w:cs="Segoe UI Historic"/>
+          <w:lang w:val="en-GB"/>
+        </w:rPr>
+        <w:t xml:space="preserve"> anno </w:t>
+      </w:r>
+      <w:proofErr w:type="spellStart"/>
+      <w:r>
+        <w:rPr>
+          <w:rFonts w:ascii="Segoe UI Historic" w:hAnsi="Segoe UI Historic" w:cs="Segoe UI Historic"/>
+          <w:lang w:val="en-GB"/>
+        </w:rPr>
+        <w:t>dalla</w:t>
+      </w:r>
+      <w:proofErr w:type="spellEnd"/>
+      <w:r>
+        <w:rPr>
+          <w:rFonts w:ascii="Segoe UI Historic" w:hAnsi="Segoe UI Historic" w:cs="Segoe UI Historic"/>
+          <w:lang w:val="en-GB"/>
+        </w:rPr>
+        <w:t xml:space="preserve"> data</w:t>
+      </w:r>
+    </w:p>
+    <w:p>
+      <w:pPr>
+        <w:rPr>
+          <w:rFonts w:ascii="Segoe UI Historic" w:hAnsi="Segoe UI Historic" w:cs="Segoe UI Historic"/>
+        </w:rPr>
+      </w:pPr>
+      <w:r>
+        <w:rPr>
+          <w:rFonts w:ascii="Segoe UI Historic" w:hAnsi="Segoe UI Historic" w:cs="Segoe UI Historic"/>
+          <w:lang w:val="en-GB"/>
+        </w:rPr>
+        <w:t xml:space="preserve">  </w:t>
+      </w:r>
+      <w:proofErr w:type="gramStart"/>
+      <w:r>
+        <w:rPr>
+          <w:rFonts w:ascii="Segoe UI Historic" w:hAnsi="Segoe UI Historic" w:cs="Segoe UI Historic"/>
+        </w:rPr>
+        <w:t>FILTER(</w:t>
+      </w:r>
+      <w:proofErr w:type="gramEnd"/>
+      <w:r>
+        <w:rPr>
+          <w:rFonts w:ascii="Segoe UI Historic" w:hAnsi="Segoe UI Historic" w:cs="Segoe UI Historic"/>
+        </w:rPr>
+        <w:t>?</w:t>
+      </w:r>
+      <w:proofErr w:type="spellStart"/>
+      <w:r>
+        <w:rPr>
+          <w:rFonts w:ascii="Segoe UI Historic" w:hAnsi="Segoe UI Historic" w:cs="Segoe UI Historic"/>
+        </w:rPr>
+        <w:t>year</w:t>
+      </w:r>
+      <w:proofErr w:type="spellEnd"/>
+      <w:r>
+        <w:rPr>
+          <w:rFonts w:ascii="Segoe UI Historic" w:hAnsi="Segoe UI Historic" w:cs="Segoe UI Historic"/>
+        </w:rPr>
+        <w:t xml:space="preserve"> &gt;= </w:t>
+      </w:r>
+      <w:r>
+        <w:rPr>
+          <w:rFonts w:ascii="Segoe UI Historic" w:hAnsi="Segoe UI Historic" w:cs="Segoe UI Historic"/>
+        </w:rPr>
+        <w:t>20</w:t>
+      </w:r>
+      <w:r>
+        <w:rPr>
+          <w:rFonts w:ascii="Segoe UI Historic" w:hAnsi="Segoe UI Historic" w:cs="Segoe UI Historic"/>
+        </w:rPr>
+        <w:t>00 &amp;</w:t>
+      </w:r>
+      <w:proofErr w:type="gramStart"/>
+      <w:r>
+        <w:rPr>
+          <w:rFonts w:ascii="Segoe UI Historic" w:hAnsi="Segoe UI Historic" w:cs="Segoe UI Historic"/>
+        </w:rPr>
+        <w:t>&amp; ?</w:t>
+      </w:r>
+      <w:proofErr w:type="spellStart"/>
+      <w:r>
+        <w:rPr>
+          <w:rFonts w:ascii="Segoe UI Historic" w:hAnsi="Segoe UI Historic" w:cs="Segoe UI Historic"/>
+        </w:rPr>
+        <w:t>year</w:t>
+      </w:r>
+      <w:proofErr w:type="spellEnd"/>
+      <w:proofErr w:type="gramEnd"/>
+      <w:r>
+        <w:rPr>
+          <w:rFonts w:ascii="Segoe UI Historic" w:hAnsi="Segoe UI Historic" w:cs="Segoe UI Historic"/>
+        </w:rPr>
+        <w:t xml:space="preserve"> &lt;= 2024)</w:t>
+      </w:r>
+      <w:r>
+        <w:rPr>
+          <w:rFonts w:ascii="Segoe UI Historic" w:hAnsi="Segoe UI Historic" w:cs="Segoe UI Historic"/>
+        </w:rPr>
+        <w:tab/>
+      </w:r>
+      <w:r>
+        <w:rPr>
+          <w:rFonts w:ascii="Segoe UI Historic" w:hAnsi="Segoe UI Historic" w:cs="Segoe UI Historic"/>
+        </w:rPr>
+        <w:tab/>
+        <w:t xml:space="preserve"># Solo anni dal </w:t>
+      </w:r>
+      <w:r>
+        <w:rPr>
+          <w:rFonts w:ascii="Segoe UI Historic" w:hAnsi="Segoe UI Historic" w:cs="Segoe UI Historic"/>
+        </w:rPr>
+        <w:t>20</w:t>
+      </w:r>
+      <w:r>
+        <w:rPr>
+          <w:rFonts w:ascii="Segoe UI Historic" w:hAnsi="Segoe UI Historic" w:cs="Segoe UI Historic"/>
+        </w:rPr>
+        <w:t>00 al 2024</w:t>
+      </w:r>
+    </w:p>
+    <w:p>
+      <w:pPr>
+        <w:rPr>
+          <w:rFonts w:ascii="Segoe UI Historic" w:hAnsi="Segoe UI Historic" w:cs="Segoe UI Historic"/>
+        </w:rPr>
+      </w:pPr>
+      <w:r>
+        <w:rPr>
+          <w:rFonts w:ascii="Segoe UI Historic" w:hAnsi="Segoe UI Historic" w:cs="Segoe UI Historic"/>
+        </w:rPr>
+        <w:t xml:space="preserve">  </w:t>
+      </w:r>
+      <w:r>
+        <w:rPr>
+          <w:rFonts w:ascii="Segoe UI Historic" w:hAnsi="Segoe UI Historic" w:cs="Segoe UI Historic"/>
+          <w:lang w:val="en-GB"/>
+        </w:rPr>
+        <w:t xml:space="preserve">SERVICE </w:t>
+      </w:r>
+      <w:proofErr w:type="spellStart"/>
+      <w:proofErr w:type="gramStart"/>
+      <w:r>
+        <w:rPr>
+          <w:rFonts w:ascii="Segoe UI Historic" w:hAnsi="Segoe UI Historic" w:cs="Segoe UI Historic"/>
+          <w:lang w:val="en-GB"/>
+        </w:rPr>
+        <w:t>wikibase:label</w:t>
+      </w:r>
+      <w:proofErr w:type="spellEnd"/>
+      <w:proofErr w:type="gramEnd"/>
+      <w:r>
+        <w:rPr>
+          <w:rFonts w:ascii="Segoe UI Historic" w:hAnsi="Segoe UI Historic" w:cs="Segoe UI Historic"/>
+          <w:lang w:val="en-GB"/>
+        </w:rPr>
+        <w:t xml:space="preserve"> </w:t>
+      </w:r>
+      <w:proofErr w:type="gramStart"/>
+      <w:r>
+        <w:rPr>
+          <w:rFonts w:ascii="Segoe UI Historic" w:hAnsi="Segoe UI Historic" w:cs="Segoe UI Historic"/>
+          <w:lang w:val="en-GB"/>
+        </w:rPr>
+        <w:t xml:space="preserve">{ </w:t>
+      </w:r>
+      <w:proofErr w:type="spellStart"/>
+      <w:r>
+        <w:rPr>
+          <w:rFonts w:ascii="Segoe UI Historic" w:hAnsi="Segoe UI Historic" w:cs="Segoe UI Historic"/>
+          <w:lang w:val="en-GB"/>
+        </w:rPr>
+        <w:t>bd</w:t>
+      </w:r>
+      <w:proofErr w:type="gramEnd"/>
+      <w:r>
+        <w:rPr>
+          <w:rFonts w:ascii="Segoe UI Historic" w:hAnsi="Segoe UI Historic" w:cs="Segoe UI Historic"/>
+          <w:lang w:val="en-GB"/>
+        </w:rPr>
+        <w:t>:serviceParam</w:t>
+      </w:r>
+      <w:proofErr w:type="spellEnd"/>
+      <w:r>
+        <w:rPr>
+          <w:rFonts w:ascii="Segoe UI Historic" w:hAnsi="Segoe UI Historic" w:cs="Segoe UI Historic"/>
+          <w:lang w:val="en-GB"/>
+        </w:rPr>
+        <w:t xml:space="preserve"> </w:t>
+      </w:r>
+      <w:proofErr w:type="spellStart"/>
+      <w:proofErr w:type="gramStart"/>
+      <w:r>
+        <w:rPr>
+          <w:rFonts w:ascii="Segoe UI Historic" w:hAnsi="Segoe UI Historic" w:cs="Segoe UI Historic"/>
+          <w:lang w:val="en-GB"/>
+        </w:rPr>
+        <w:t>wikibase:language</w:t>
+      </w:r>
+      <w:proofErr w:type="spellEnd"/>
+      <w:proofErr w:type="gramEnd"/>
+      <w:r>
+        <w:rPr>
+          <w:rFonts w:ascii="Segoe UI Historic" w:hAnsi="Segoe UI Historic" w:cs="Segoe UI Historic"/>
+          <w:lang w:val="en-GB"/>
+        </w:rPr>
+        <w:t xml:space="preserve"> "</w:t>
+      </w:r>
+      <w:proofErr w:type="spellStart"/>
+      <w:proofErr w:type="gramStart"/>
+      <w:r>
+        <w:rPr>
+          <w:rFonts w:ascii="Segoe UI Historic" w:hAnsi="Segoe UI Historic" w:cs="Segoe UI Historic"/>
+          <w:lang w:val="en-GB"/>
+        </w:rPr>
+        <w:t>it,en</w:t>
+      </w:r>
+      <w:proofErr w:type="spellEnd"/>
+      <w:proofErr w:type="gramEnd"/>
+      <w:r>
+        <w:rPr>
+          <w:rFonts w:ascii="Segoe UI Historic" w:hAnsi="Segoe UI Historic" w:cs="Segoe UI Historic"/>
+          <w:lang w:val="en-GB"/>
+        </w:rPr>
+        <w:t>"</w:t>
+      </w:r>
+      <w:proofErr w:type="gramStart"/>
+      <w:r>
+        <w:rPr>
+          <w:rFonts w:ascii="Segoe UI Historic" w:hAnsi="Segoe UI Historic" w:cs="Segoe UI Historic"/>
+          <w:lang w:val="en-GB"/>
+        </w:rPr>
+        <w:t>. }</w:t>
+      </w:r>
+      <w:proofErr w:type="gramEnd"/>
+      <w:r>
+        <w:rPr>
+          <w:rFonts w:ascii="Segoe UI Historic" w:hAnsi="Segoe UI Historic" w:cs="Segoe UI Historic"/>
+          <w:lang w:val="en-GB"/>
+        </w:rPr>
+        <w:tab/>
+      </w:r>
+      <w:r>
+        <w:rPr>
+          <w:rFonts w:ascii="Segoe UI Historic" w:hAnsi="Segoe UI Historic" w:cs="Segoe UI Historic"/>
+        </w:rPr>
+        <w:t># Etichette leggibili</w:t>
+      </w:r>
+    </w:p>
+    <w:p>
+      <w:pPr>
+        <w:rPr>
+          <w:rFonts w:ascii="Segoe UI Historic" w:hAnsi="Segoe UI Historic" w:cs="Segoe UI Historic"/>
+        </w:rPr>
+      </w:pPr>
+      <w:r>
+        <w:rPr>
+          <w:rFonts w:ascii="Segoe UI Historic" w:hAnsi="Segoe UI Historic" w:cs="Segoe UI Historic"/>
+        </w:rPr>
+        <w:t>}</w:t>
+      </w:r>
+    </w:p>
+    <w:p>
+      <w:pPr>
+        <w:rPr>
+          <w:rFonts w:ascii="Segoe UI Historic" w:hAnsi="Segoe UI Historic" w:cs="Segoe UI Historic"/>
+        </w:rPr>
+      </w:pPr>
+      <w:r>
+        <w:rPr>
+          <w:rFonts w:ascii="Segoe UI Historic" w:hAnsi="Segoe UI Historic" w:cs="Segoe UI Historic"/>
+        </w:rPr>
+        <w:t>ORDER BY DESC</w:t>
+      </w:r>
+      <w:proofErr w:type="gramStart"/>
+      <w:r>
+        <w:rPr>
+          <w:rFonts w:ascii="Segoe UI Historic" w:hAnsi="Segoe UI Historic" w:cs="Segoe UI Historic"/>
+        </w:rPr>
+        <w:t>(?</w:t>
+      </w:r>
+      <w:proofErr w:type="spellStart"/>
+      <w:r>
+        <w:rPr>
+          <w:rFonts w:ascii="Segoe UI Historic" w:hAnsi="Segoe UI Historic" w:cs="Segoe UI Historic"/>
+        </w:rPr>
+        <w:t>visitors</w:t>
+      </w:r>
+      <w:proofErr w:type="spellEnd"/>
+      <w:r>
+        <w:rPr>
+          <w:rFonts w:ascii="Segoe UI Historic" w:hAnsi="Segoe UI Historic" w:cs="Segoe UI Historic"/>
+        </w:rPr>
+        <w:t>) ?</w:t>
+      </w:r>
+      <w:proofErr w:type="spellStart"/>
+      <w:r>
+        <w:rPr>
+          <w:rFonts w:ascii="Segoe UI Historic" w:hAnsi="Segoe UI Historic" w:cs="Segoe UI Historic"/>
+        </w:rPr>
+        <w:t>year</w:t>
+      </w:r>
+      <w:proofErr w:type="spellEnd"/>
+      <w:proofErr w:type="gramEnd"/>
+      <w:r>
+        <w:rPr>
+          <w:rFonts w:ascii="Segoe UI Historic" w:hAnsi="Segoe UI Historic" w:cs="Segoe UI Historic"/>
+        </w:rPr>
+        <w:tab/>
+      </w:r>
+      <w:r>
+        <w:rPr>
+          <w:rFonts w:ascii="Segoe UI Historic" w:hAnsi="Segoe UI Historic" w:cs="Segoe UI Historic"/>
+        </w:rPr>
+        <w:tab/>
+      </w:r>
+      <w:r>
+        <w:rPr>
+          <w:rFonts w:ascii="Segoe UI Historic" w:hAnsi="Segoe UI Historic" w:cs="Segoe UI Historic"/>
+        </w:rPr>
+        <w:tab/>
+        <w:t># Ordina da più recente a meno</w:t>
+      </w:r>
+    </w:p>
+    <w:p>
+      <w:pPr>
+        <w:rPr>
+          <w:rFonts w:ascii="Segoe UI Historic" w:hAnsi="Segoe UI Historic" w:cs="Segoe UI Historic"/>
+        </w:rPr>
+      </w:pPr>
+      <w:r>
+        <w:rPr>
+          <w:rFonts w:ascii="Segoe UI Historic" w:hAnsi="Segoe UI Historic" w:cs="Segoe UI Historic"/>
+        </w:rPr>
+        <w:t xml:space="preserve">LIMIT </w:t>
+      </w:r>
+      <w:r>
+        <w:rPr>
+          <w:rFonts w:ascii="Segoe UI Historic" w:hAnsi="Segoe UI Historic" w:cs="Segoe UI Historic"/>
+        </w:rPr>
+        <w:t>5</w:t>
+      </w:r>
+      <w:r>
+        <w:rPr>
+          <w:rFonts w:ascii="Segoe UI Historic" w:hAnsi="Segoe UI Historic" w:cs="Segoe UI Historic"/>
+        </w:rPr>
+        <w:t>00</w:t>
+      </w:r>
+      <w:r>
+        <w:rPr>
+          <w:rFonts w:ascii="Segoe UI Historic" w:hAnsi="Segoe UI Historic" w:cs="Segoe UI Historic"/>
+        </w:rPr>
+        <w:tab/>
+      </w:r>
+      <w:r>
+        <w:rPr>
+          <w:rFonts w:ascii="Segoe UI Historic" w:hAnsi="Segoe UI Historic" w:cs="Segoe UI Historic"/>
+        </w:rPr>
+        <w:tab/>
+      </w:r>
+      <w:r>
+        <w:rPr>
+          <w:rFonts w:ascii="Segoe UI Historic" w:hAnsi="Segoe UI Historic" w:cs="Segoe UI Historic"/>
+        </w:rPr>
+        <w:tab/>
+      </w:r>
+      <w:r>
+        <w:rPr>
+          <w:rFonts w:ascii="Segoe UI Historic" w:hAnsi="Segoe UI Historic" w:cs="Segoe UI Historic"/>
+        </w:rPr>
+        <w:tab/>
+      </w:r>
+      <w:r>
+        <w:rPr>
+          <w:rFonts w:ascii="Segoe UI Historic" w:hAnsi="Segoe UI Historic" w:cs="Segoe UI Historic"/>
+        </w:rPr>
+        <w:tab/>
+      </w:r>
+      <w:r>
+        <w:rPr>
+          <w:rFonts w:ascii="Segoe UI Historic" w:hAnsi="Segoe UI Historic" w:cs="Segoe UI Historic"/>
+        </w:rPr>
+        <w:tab/>
+        <w:t xml:space="preserve"># Limita il risultato a </w:t>
+      </w:r>
+      <w:r>
+        <w:rPr>
+          <w:rFonts w:ascii="Segoe UI Historic" w:hAnsi="Segoe UI Historic" w:cs="Segoe UI Historic"/>
+        </w:rPr>
+        <w:t>5</w:t>
+      </w:r>
+      <w:r>
+        <w:rPr>
+          <w:rFonts w:ascii="Segoe UI Historic" w:hAnsi="Segoe UI Historic" w:cs="Segoe UI Historic"/>
+        </w:rPr>
+        <w:t>00 elementi</w:t>
+      </w:r>
+    </w:p>
+    <w:p>
+      <w:pPr>
+        <w:pStyle w:val="Heading4"/>
+        <w:rPr>
+          <w:rStyle w:val="normaltextrun"/>
+          <w:rFonts w:ascii="Segoe UI Historic" w:hAnsi="Segoe UI Historic" w:cs="Segoe UI Historic"/>
+          <w:color w:val="2F5496"/>
+          <w:sz w:val="26"/>
+          <w:szCs w:val="26"/>
+        </w:rPr>
+      </w:pPr>
+    </w:p>
+    <w:p>
+      <w:pPr>
+        <w:jc w:val="center"/>
+        <w:rPr>
+          <w:rFonts w:ascii="Segoe UI Historic" w:hAnsi="Segoe UI Historic" w:cs="Segoe UI Historic"/>
+        </w:rPr>
+      </w:pPr>
+      <w:r>
+        <w:rPr>
+          <w:rFonts w:ascii="Segoe UI Historic" w:hAnsi="Segoe UI Historic" w:cs="Segoe UI Historic"/>
+          <w:noProof/>
+        </w:rPr>
+        <w:drawing>
+          <wp:inline distT="0" distB="0" distL="0" distR="0" wp14:anchorId="1C7CA5CF" wp14:editId="732F1E8F">
+            <wp:extent cx="6284554" cy="3060700"/>
+            <wp:effectExtent l="0" t="0" r="2540" b="6350"/>
+            <wp:docPr id="554451908" name="Picture 1"/>
+            <wp:cNvGraphicFramePr>
+              <a:graphicFrameLocks xmlns:a="http://schemas.openxmlformats.org/drawingml/2006/main" noChangeAspect="1"/>
+            </wp:cNvGraphicFramePr>
+            <a:graphic xmlns:a="http://schemas.openxmlformats.org/drawingml/2006/main">
+              <a:graphicData uri="http://schemas.openxmlformats.org/drawingml/2006/picture">
+                <pic:pic xmlns:pic="http://schemas.openxmlformats.org/drawingml/2006/picture">
+                  <pic:nvPicPr>
+                    <pic:cNvPr id="0" name="Picture 1"/>
+                    <pic:cNvPicPr>
+                      <a:picLocks noChangeAspect="1" noChangeArrowheads="1"/>
+                    </pic:cNvPicPr>
+                  </pic:nvPicPr>
+                  <pic:blipFill>
+                    <a:blip r:embed="rId6" cstate="print">
+                      <a:extLst>
+                        <a:ext uri="{28A0092B-C50C-407E-A947-70E740481C1C}">
+                          <a14:useLocalDpi xmlns:a14="http://schemas.microsoft.com/office/drawing/2010/main" val="0"/>
+                        </a:ext>
+                      </a:extLst>
+                    </a:blip>
+                    <a:srcRect/>
+                    <a:stretch>
+                      <a:fillRect/>
+                    </a:stretch>
+                  </pic:blipFill>
+                  <pic:spPr bwMode="auto">
+                    <a:xfrm>
+                      <a:off x="0" y="0"/>
+                      <a:ext cx="6328267" cy="3081989"/>
+                    </a:xfrm>
+                    <a:prstGeom prst="rect">
+                      <a:avLst/>
+                    </a:prstGeom>
+                    <a:noFill/>
+                    <a:ln>
+                      <a:noFill/>
+                    </a:ln>
+                  </pic:spPr>
+                </pic:pic>
+              </a:graphicData>
+            </a:graphic>
+          </wp:inline>
+        </w:drawing>
+      </w:r>
+    </w:p>
+    <w:p>
+      <w:pPr>
+        <w:rPr>
+          <w:rStyle w:val="normaltextrun"/>
+          <w:rFonts w:ascii="Segoe UI Historic" w:eastAsiaTheme="majorEastAsia" w:hAnsi="Segoe UI Historic" w:cs="Segoe UI Historic"/>
+          <w:i/>
+          <w:iCs/>
+          <w:color w:val="2F5496"/>
+          <w:sz w:val="26"/>
+          <w:szCs w:val="26"/>
+        </w:rPr>
+      </w:pPr>
+    </w:p>
+    <w:p>
+      <w:pPr>
+        <w:pStyle w:val="Heading3"/>
+        <w:rPr>
+          <w:rFonts w:ascii="Cambria" w:hAnsi="Cambria" w:cs="Segoe UI Historic"/>
+          <w:i/>
+          <w:iCs/>
+          <w:sz w:val="22"/>
+          <w:szCs w:val="22"/>
+        </w:rPr>
+      </w:pPr>
+      <w:bookmarkStart w:id="7" w:name="_Toc216967830"/>
+      <w:r>
+        <w:rPr>
+          <w:rStyle w:val="normaltextrun"/>
+          <w:rFonts w:ascii="Cambria" w:hAnsi="Cambria" w:cs="Segoe UI Historic"/>
+          <w:i/>
+          <w:iCs/>
           <w:color w:val="2F5496"/>
           <w:sz w:val="32"/>
           <w:szCs w:val="32"/>
         </w:rPr>
+        <w:t>Elaborazione</w:t>
+      </w:r>
+      <w:bookmarkEnd w:id="7"/>
+    </w:p>
+    <w:p>
+      <w:pPr>
+        <w:rPr>
+          <w:rFonts w:ascii="Segoe UI Historic" w:hAnsi="Segoe UI Historic" w:cs="Segoe UI Historic"/>
+        </w:rPr>
+      </w:pPr>
+      <w:r>
+        <w:rPr>
+          <w:rFonts w:ascii="Segoe UI Historic" w:hAnsi="Segoe UI Historic" w:cs="Segoe UI Historic"/>
+        </w:rPr>
+        <w:t xml:space="preserve">I dati estratti si sono presentati già in ordine dai più visitati ai meno grazie alla query usata per estrarre i dati da </w:t>
+      </w:r>
+      <w:proofErr w:type="spellStart"/>
+      <w:r>
+        <w:rPr>
+          <w:rFonts w:ascii="Segoe UI Historic" w:hAnsi="Segoe UI Historic" w:cs="Segoe UI Historic"/>
+        </w:rPr>
+        <w:t>Wikidata</w:t>
+      </w:r>
+      <w:proofErr w:type="spellEnd"/>
+      <w:r>
+        <w:rPr>
+          <w:rFonts w:ascii="Segoe UI Historic" w:hAnsi="Segoe UI Historic" w:cs="Segoe UI Historic"/>
+        </w:rPr>
+        <w:t>: ho deciso di cambiare leggermente la formattazione, in particolare il font e la dimensione dei caratteri per rendere il file più leggibile</w:t>
+      </w:r>
+      <w:r>
+        <w:rPr>
+          <w:rFonts w:ascii="Segoe UI Historic" w:hAnsi="Segoe UI Historic" w:cs="Segoe UI Historic"/>
+        </w:rPr>
+        <w:t xml:space="preserve">, con body in Segoe UI </w:t>
+      </w:r>
+      <w:proofErr w:type="spellStart"/>
+      <w:r>
+        <w:rPr>
+          <w:rFonts w:ascii="Segoe UI Historic" w:hAnsi="Segoe UI Historic" w:cs="Segoe UI Historic"/>
+        </w:rPr>
+        <w:t>Historic</w:t>
+      </w:r>
+      <w:proofErr w:type="spellEnd"/>
+      <w:r>
+        <w:rPr>
+          <w:rFonts w:ascii="Segoe UI Historic" w:hAnsi="Segoe UI Historic" w:cs="Segoe UI Historic"/>
+        </w:rPr>
+        <w:t xml:space="preserve"> e titoli in Cambria</w:t>
+      </w:r>
+      <w:r>
+        <w:rPr>
+          <w:rFonts w:ascii="Segoe UI Historic" w:hAnsi="Segoe UI Historic" w:cs="Segoe UI Historic"/>
+        </w:rPr>
+        <w:t xml:space="preserve">. </w:t>
+      </w:r>
+      <w:r>
+        <w:rPr>
+          <w:rFonts w:ascii="Segoe UI Historic" w:hAnsi="Segoe UI Historic" w:cs="Segoe UI Historic"/>
+        </w:rPr>
+        <w:t xml:space="preserve">La prima riga di intestazione del foglio è stata bloccata. </w:t>
+      </w:r>
+      <w:r>
+        <w:rPr>
+          <w:rFonts w:ascii="Segoe UI Historic" w:hAnsi="Segoe UI Historic" w:cs="Segoe UI Historic"/>
+        </w:rPr>
+        <w:t>Sono stati eliminati i record meno significativi, ovvero quelli con il numero di visitatori inferiore a 10000.</w:t>
+      </w:r>
+    </w:p>
+    <w:p>
+      <w:pPr>
+        <w:rPr>
+          <w:rFonts w:ascii="Segoe UI Historic" w:hAnsi="Segoe UI Historic" w:cs="Segoe UI Historic"/>
+        </w:rPr>
+      </w:pPr>
+      <w:r>
+        <w:rPr>
+          <w:rFonts w:ascii="Segoe UI Historic" w:hAnsi="Segoe UI Historic" w:cs="Segoe UI Historic"/>
+          <w:noProof/>
+        </w:rPr>
+        <w:drawing>
+          <wp:inline distT="0" distB="0" distL="0" distR="0" wp14:anchorId="060F67F4" wp14:editId="71484F80">
+            <wp:extent cx="6115050" cy="2311400"/>
+            <wp:effectExtent l="0" t="0" r="0" b="0"/>
+            <wp:docPr id="501918196" name="Picture 4"/>
+            <wp:cNvGraphicFramePr>
+              <a:graphicFrameLocks xmlns:a="http://schemas.openxmlformats.org/drawingml/2006/main" noChangeAspect="1"/>
+            </wp:cNvGraphicFramePr>
+            <a:graphic xmlns:a="http://schemas.openxmlformats.org/drawingml/2006/main">
+              <a:graphicData uri="http://schemas.openxmlformats.org/drawingml/2006/picture">
+                <pic:pic xmlns:pic="http://schemas.openxmlformats.org/drawingml/2006/picture">
+                  <pic:nvPicPr>
+                    <pic:cNvPr id="0" name="Picture 4"/>
+                    <pic:cNvPicPr>
+                      <a:picLocks noChangeAspect="1" noChangeArrowheads="1"/>
+                    </pic:cNvPicPr>
+                  </pic:nvPicPr>
+                  <pic:blipFill rotWithShape="1">
+                    <a:blip r:embed="rId7">
+                      <a:extLst>
+                        <a:ext uri="{28A0092B-C50C-407E-A947-70E740481C1C}">
+                          <a14:useLocalDpi xmlns:a14="http://schemas.microsoft.com/office/drawing/2010/main" val="0"/>
+                        </a:ext>
+                      </a:extLst>
+                    </a:blip>
+                    <a:srcRect b="46939"/>
+                    <a:stretch>
+                      <a:fillRect/>
+                    </a:stretch>
+                  </pic:blipFill>
+                  <pic:spPr bwMode="auto">
+                    <a:xfrm>
+                      <a:off x="0" y="0"/>
+                      <a:ext cx="6115050" cy="2311400"/>
+                    </a:xfrm>
+                    <a:prstGeom prst="rect">
+                      <a:avLst/>
+                    </a:prstGeom>
+                    <a:noFill/>
+                    <a:ln>
+                      <a:noFill/>
+                    </a:ln>
+                    <a:extLst>
+                      <a:ext uri="{53640926-AAD7-44D8-BBD7-CCE9431645EC}">
+                        <a14:shadowObscured xmlns:a14="http://schemas.microsoft.com/office/drawing/2010/main"/>
+                      </a:ext>
+                    </a:extLst>
+                  </pic:spPr>
+                </pic:pic>
+              </a:graphicData>
+            </a:graphic>
+          </wp:inline>
+        </w:drawing>
+      </w:r>
+    </w:p>
+    <w:p>
+      <w:pPr>
+        <w:rPr>
+          <w:rFonts w:ascii="Segoe UI Historic" w:hAnsi="Segoe UI Historic" w:cs="Segoe UI Historic"/>
+        </w:rPr>
+      </w:pPr>
+    </w:p>
+    <w:p>
+      <w:pPr>
+        <w:rPr>
+          <w:rFonts w:ascii="Segoe UI Historic" w:hAnsi="Segoe UI Historic" w:cs="Segoe UI Historic"/>
+        </w:rPr>
+      </w:pPr>
+      <w:r>
+        <w:rPr>
+          <w:rFonts w:ascii="Segoe UI Historic" w:hAnsi="Segoe UI Historic" w:cs="Segoe UI Historic"/>
+        </w:rPr>
+        <w:t>Ho deciso di proporre tre elaborazioni differenti dei dati con Tabelle e Grafici Pivot:</w:t>
+      </w:r>
+    </w:p>
+    <w:p>
+      <w:pPr>
+        <w:pStyle w:val="ListParagraph"/>
+        <w:numPr>
+          <w:ilvl w:val="0"/>
+          <w:numId w:val="17"/>
+        </w:numPr>
+        <w:rPr>
+          <w:rFonts w:ascii="Segoe UI Historic" w:hAnsi="Segoe UI Historic" w:cs="Segoe UI Historic"/>
+        </w:rPr>
+      </w:pPr>
+      <w:r>
+        <w:rPr>
+          <w:rFonts w:ascii="Segoe UI Historic" w:hAnsi="Segoe UI Historic" w:cs="Segoe UI Historic"/>
+        </w:rPr>
+        <w:t xml:space="preserve">numero di visitatori dei musei più visitati in Italia nel 2022. Nella tabella e nel grafico i musei sono divisi in base alla città in cui si trovano. </w:t>
+      </w:r>
+    </w:p>
+    <w:p>
+      <w:pPr>
+        <w:pStyle w:val="ListParagraph"/>
+        <w:numPr>
+          <w:ilvl w:val="0"/>
+          <w:numId w:val="17"/>
+        </w:numPr>
+        <w:rPr>
+          <w:rFonts w:ascii="Segoe UI Historic" w:hAnsi="Segoe UI Historic" w:cs="Segoe UI Historic"/>
+        </w:rPr>
+      </w:pPr>
+      <w:r>
+        <w:rPr>
+          <w:rFonts w:ascii="Segoe UI Historic" w:hAnsi="Segoe UI Historic" w:cs="Segoe UI Historic"/>
+        </w:rPr>
+        <w:t>numero di visitatori dei musei più visitati nello specifico di Firenze nel 2018.</w:t>
+      </w:r>
+    </w:p>
+    <w:p>
+      <w:pPr>
+        <w:pStyle w:val="ListParagraph"/>
+        <w:numPr>
+          <w:ilvl w:val="0"/>
+          <w:numId w:val="17"/>
+        </w:numPr>
+        <w:rPr>
+          <w:rFonts w:ascii="Segoe UI Historic" w:hAnsi="Segoe UI Historic" w:cs="Segoe UI Historic"/>
+        </w:rPr>
+      </w:pPr>
+      <w:r>
+        <w:rPr>
+          <w:rFonts w:ascii="Segoe UI Historic" w:hAnsi="Segoe UI Historic" w:cs="Segoe UI Historic"/>
+        </w:rPr>
         <w:lastRenderedPageBreak/>
-        <w:t>Dati sulle visite annuali dei musei italiani più visitati dal 1900 al 2024</w:t>
+        <w:t>n</w:t>
+      </w:r>
+      <w:r>
+        <w:rPr>
+          <w:rFonts w:ascii="Segoe UI Historic" w:hAnsi="Segoe UI Historic" w:cs="Segoe UI Historic"/>
+        </w:rPr>
+        <w:t>umero di visitatori dei musei più visitati di Roma tra il 2000 e il 2024: in questo caso, nonostante il range sia tra il 2000 e il 2024, si presentano dati solo dal 2007 al 2022 per mancanza di dati rilevanti degli anni mancanti.</w:t>
+      </w:r>
+    </w:p>
+    <w:p>
+      <w:pPr>
+        <w:rPr>
+          <w:rFonts w:ascii="Segoe UI Historic" w:hAnsi="Segoe UI Historic" w:cs="Segoe UI Historic"/>
+        </w:rPr>
+      </w:pPr>
+      <w:r>
+        <w:rPr>
+          <w:rFonts w:ascii="Segoe UI Historic" w:hAnsi="Segoe UI Historic" w:cs="Segoe UI Historic"/>
+        </w:rPr>
+        <w:t xml:space="preserve">Anche nel caso di tabelle e grafici ho deciso di modificare leggermente la formattazione, sia in termini di font e dimensioni, sia in termini prettamente grafici e </w:t>
+      </w:r>
+      <w:r>
+        <w:rPr>
+          <w:rFonts w:ascii="Segoe UI Historic" w:hAnsi="Segoe UI Historic" w:cs="Segoe UI Historic"/>
+        </w:rPr>
+        <w:t>cromatici</w:t>
+      </w:r>
+      <w:r>
+        <w:rPr>
+          <w:rFonts w:ascii="Segoe UI Historic" w:hAnsi="Segoe UI Historic" w:cs="Segoe UI Historic"/>
+        </w:rPr>
+        <w:t xml:space="preserve">. </w:t>
+      </w:r>
+      <w:r>
+        <w:rPr>
+          <w:rFonts w:ascii="Segoe UI Historic" w:hAnsi="Segoe UI Historic" w:cs="Segoe UI Historic"/>
+        </w:rPr>
+        <w:t>I grafici sono poi stati esportati come immagini.</w:t>
+      </w:r>
+    </w:p>
+    <w:p>
+      <w:pPr>
+        <w:rPr>
+          <w:rFonts w:ascii="Segoe UI Historic" w:hAnsi="Segoe UI Historic" w:cs="Segoe UI Historic"/>
+        </w:rPr>
+      </w:pPr>
+    </w:p>
+    <w:p>
+      <w:pPr>
+        <w:jc w:val="center"/>
+        <w:rPr>
+          <w:rFonts w:ascii="Segoe UI Historic" w:hAnsi="Segoe UI Historic" w:cs="Segoe UI Historic"/>
+        </w:rPr>
+      </w:pPr>
+      <w:r>
+        <w:rPr>
+          <w:rFonts w:ascii="Segoe UI Historic" w:hAnsi="Segoe UI Historic" w:cs="Segoe UI Historic"/>
+          <w:noProof/>
+        </w:rPr>
+        <w:drawing>
+          <wp:inline distT="0" distB="0" distL="0" distR="0" wp14:anchorId="4C16215A" wp14:editId="44B1C714">
+            <wp:extent cx="5518150" cy="2527003"/>
+            <wp:effectExtent l="0" t="0" r="6350" b="6985"/>
+            <wp:docPr id="1071738746" name="Picture 3"/>
+            <wp:cNvGraphicFramePr>
+              <a:graphicFrameLocks xmlns:a="http://schemas.openxmlformats.org/drawingml/2006/main" noChangeAspect="1"/>
+            </wp:cNvGraphicFramePr>
+            <a:graphic xmlns:a="http://schemas.openxmlformats.org/drawingml/2006/main">
+              <a:graphicData uri="http://schemas.openxmlformats.org/drawingml/2006/picture">
+                <pic:pic xmlns:pic="http://schemas.openxmlformats.org/drawingml/2006/picture">
+                  <pic:nvPicPr>
+                    <pic:cNvPr id="0" name="Picture 3"/>
+                    <pic:cNvPicPr>
+                      <a:picLocks noChangeAspect="1" noChangeArrowheads="1"/>
+                    </pic:cNvPicPr>
+                  </pic:nvPicPr>
+                  <pic:blipFill>
+                    <a:blip r:embed="rId8" cstate="print">
+                      <a:extLst>
+                        <a:ext uri="{28A0092B-C50C-407E-A947-70E740481C1C}">
+                          <a14:useLocalDpi xmlns:a14="http://schemas.microsoft.com/office/drawing/2010/main" val="0"/>
+                        </a:ext>
+                      </a:extLst>
+                    </a:blip>
+                    <a:srcRect/>
+                    <a:stretch>
+                      <a:fillRect/>
+                    </a:stretch>
+                  </pic:blipFill>
+                  <pic:spPr bwMode="auto">
+                    <a:xfrm>
+                      <a:off x="0" y="0"/>
+                      <a:ext cx="5555537" cy="2544124"/>
+                    </a:xfrm>
+                    <a:prstGeom prst="rect">
+                      <a:avLst/>
+                    </a:prstGeom>
+                    <a:noFill/>
+                    <a:ln>
+                      <a:noFill/>
+                    </a:ln>
+                  </pic:spPr>
+                </pic:pic>
+              </a:graphicData>
+            </a:graphic>
+          </wp:inline>
+        </w:drawing>
+      </w:r>
+    </w:p>
+    <w:p>
+      <w:pPr>
+        <w:jc w:val="center"/>
+        <w:rPr>
+          <w:rFonts w:ascii="Segoe UI Historic" w:hAnsi="Segoe UI Historic" w:cs="Segoe UI Historic"/>
+        </w:rPr>
+      </w:pPr>
+    </w:p>
+    <w:p>
+      <w:pPr>
+        <w:jc w:val="center"/>
+        <w:rPr>
+          <w:rStyle w:val="eop"/>
+          <w:rFonts w:ascii="Segoe UI Historic" w:hAnsi="Segoe UI Historic" w:cs="Segoe UI Historic"/>
+        </w:rPr>
+      </w:pPr>
+      <w:r>
+        <w:rPr>
+          <w:rFonts w:ascii="Segoe UI Historic" w:hAnsi="Segoe UI Historic" w:cs="Segoe UI Historic"/>
+          <w:noProof/>
+        </w:rPr>
+        <w:drawing>
+          <wp:inline distT="0" distB="0" distL="0" distR="0" wp14:anchorId="58568778" wp14:editId="556800EB">
+            <wp:extent cx="5454650" cy="4248170"/>
+            <wp:effectExtent l="0" t="0" r="0" b="0"/>
+            <wp:docPr id="1593770914" name="Picture 2"/>
+            <wp:cNvGraphicFramePr>
+              <a:graphicFrameLocks xmlns:a="http://schemas.openxmlformats.org/drawingml/2006/main" noChangeAspect="1"/>
+            </wp:cNvGraphicFramePr>
+            <a:graphic xmlns:a="http://schemas.openxmlformats.org/drawingml/2006/main">
+              <a:graphicData uri="http://schemas.openxmlformats.org/drawingml/2006/picture">
+                <pic:pic xmlns:pic="http://schemas.openxmlformats.org/drawingml/2006/picture">
+                  <pic:nvPicPr>
+                    <pic:cNvPr id="0" name="Picture 2"/>
+                    <pic:cNvPicPr>
+                      <a:picLocks noChangeAspect="1" noChangeArrowheads="1"/>
+                    </pic:cNvPicPr>
+                  </pic:nvPicPr>
+                  <pic:blipFill>
+                    <a:blip r:embed="rId9">
+                      <a:extLst>
+                        <a:ext uri="{28A0092B-C50C-407E-A947-70E740481C1C}">
+                          <a14:useLocalDpi xmlns:a14="http://schemas.microsoft.com/office/drawing/2010/main" val="0"/>
+                        </a:ext>
+                      </a:extLst>
+                    </a:blip>
+                    <a:srcRect/>
+                    <a:stretch>
+                      <a:fillRect/>
+                    </a:stretch>
+                  </pic:blipFill>
+                  <pic:spPr bwMode="auto">
+                    <a:xfrm>
+                      <a:off x="0" y="0"/>
+                      <a:ext cx="5469760" cy="4259938"/>
+                    </a:xfrm>
+                    <a:prstGeom prst="rect">
+                      <a:avLst/>
+                    </a:prstGeom>
+                    <a:noFill/>
+                    <a:ln>
+                      <a:noFill/>
+                    </a:ln>
+                  </pic:spPr>
+                </pic:pic>
+              </a:graphicData>
+            </a:graphic>
+          </wp:inline>
+        </w:drawing>
+      </w:r>
+      <w:r>
+        <w:rPr>
+          <w:rStyle w:val="eop"/>
+          <w:rFonts w:ascii="Segoe UI Historic" w:hAnsi="Segoe UI Historic" w:cs="Segoe UI Historic"/>
+          <w:color w:val="2F5496"/>
+          <w:sz w:val="26"/>
+          <w:szCs w:val="26"/>
+        </w:rPr>
+        <w:br w:type="page"/>
       </w:r>
     </w:p>
     <w:p>
@@ -996,106 +3203,471 @@
         <w:pStyle w:val="Heading3"/>
         <w:rPr>
           <w:rStyle w:val="eop"/>
-        </w:rPr>
-      </w:pPr>
-      <w:bookmarkStart w:id="3" w:name="_Toc179919743"/>
-      <w:r>
-        <w:rPr>
-          <w:rStyle w:val="normaltextrun"/>
-        </w:rPr>
-        <w:t>N. matricola:</w:t>
-      </w:r>
-      <w:bookmarkEnd w:id="3"/>
+          <w:rFonts w:ascii="Cambria" w:hAnsi="Cambria" w:cs="Segoe UI Historic"/>
+          <w:i/>
+          <w:iCs/>
+          <w:color w:val="2F5496"/>
+          <w:sz w:val="22"/>
+          <w:szCs w:val="22"/>
+        </w:rPr>
+      </w:pPr>
+      <w:bookmarkStart w:id="8" w:name="_Toc216967831"/>
       <w:r>
         <w:rPr>
           <w:rStyle w:val="eop"/>
-        </w:rPr>
-        <w:t> </w:t>
-      </w:r>
-      <w:r>
-        <w:rPr>
-          <w:rStyle w:val="eop"/>
-        </w:rPr>
-        <w:t>VR504194</w:t>
-      </w:r>
-      <w:bookmarkStart w:id="4" w:name="_Toc179919744"/>
-    </w:p>
-    <w:p/>
-    <w:p>
-      <w:pPr>
-        <w:pStyle w:val="Heading3"/>
-        <w:rPr>
-          <w:rFonts w:ascii="Segoe UI" w:hAnsi="Segoe UI" w:cs="Segoe UI"/>
-          <w:sz w:val="18"/>
-          <w:szCs w:val="18"/>
-        </w:rPr>
-      </w:pPr>
-      <w:r>
-        <w:rPr>
-          <w:rStyle w:val="normaltextrun"/>
-          <w:rFonts w:ascii="Calibri Light" w:hAnsi="Calibri Light" w:cs="Calibri Light"/>
+          <w:rFonts w:ascii="Cambria" w:hAnsi="Cambria" w:cs="Segoe UI Historic"/>
+          <w:i/>
+          <w:iCs/>
           <w:color w:val="2F5496"/>
           <w:sz w:val="32"/>
           <w:szCs w:val="32"/>
         </w:rPr>
-        <w:t>Obiettivi</w:t>
-      </w:r>
-      <w:bookmarkEnd w:id="4"/>
-      <w:r>
-        <w:rPr>
-          <w:rStyle w:val="normaltextrun"/>
-          <w:rFonts w:ascii="Calibri Light" w:hAnsi="Calibri Light" w:cs="Calibri Light"/>
-          <w:color w:val="2F5496"/>
+        <w:lastRenderedPageBreak/>
+        <w:t>Condivisione/pubblicazione</w:t>
+      </w:r>
+      <w:bookmarkEnd w:id="8"/>
+    </w:p>
+    <w:p>
+      <w:pPr>
+        <w:rPr>
+          <w:rFonts w:ascii="Segoe UI Historic" w:hAnsi="Segoe UI Historic" w:cs="Segoe UI Historic"/>
+        </w:rPr>
+      </w:pPr>
+      <w:r>
+        <w:rPr>
+          <w:rFonts w:ascii="Segoe UI Historic" w:hAnsi="Segoe UI Historic" w:cs="Segoe UI Historic"/>
+        </w:rPr>
+        <w:t>Ho deciso di utilizzare GitHub per la condivisione</w:t>
+      </w:r>
+      <w:r>
+        <w:rPr>
+          <w:rFonts w:ascii="Segoe UI Historic" w:hAnsi="Segoe UI Historic" w:cs="Segoe UI Historic"/>
+        </w:rPr>
+        <w:t xml:space="preserve"> del progetto</w:t>
+      </w:r>
+      <w:r>
+        <w:rPr>
+          <w:rFonts w:ascii="Segoe UI Historic" w:hAnsi="Segoe UI Historic" w:cs="Segoe UI Historic"/>
+        </w:rPr>
+        <w:t xml:space="preserve"> in quanto si presenta come un sistema adatto alla gestione di dataset strutturati, soprattutto collaborativi grazie alla funzionalità di </w:t>
+      </w:r>
+      <w:proofErr w:type="spellStart"/>
+      <w:r>
+        <w:rPr>
+          <w:rFonts w:ascii="Segoe UI Historic" w:hAnsi="Segoe UI Historic" w:cs="Segoe UI Historic"/>
+        </w:rPr>
+        <w:t>versionamento</w:t>
+      </w:r>
+      <w:proofErr w:type="spellEnd"/>
+      <w:r>
+        <w:rPr>
+          <w:rFonts w:ascii="Segoe UI Historic" w:hAnsi="Segoe UI Historic" w:cs="Segoe UI Historic"/>
+        </w:rPr>
+        <w:t xml:space="preserve">. </w:t>
+      </w:r>
+      <w:r>
+        <w:rPr>
+          <w:rFonts w:ascii="Segoe UI Historic" w:hAnsi="Segoe UI Historic" w:cs="Segoe UI Historic"/>
+        </w:rPr>
+        <w:t xml:space="preserve">Ho inserito nella repository il file README.md con </w:t>
+      </w:r>
+      <w:r>
+        <w:rPr>
+          <w:rFonts w:ascii="Segoe UI Historic" w:hAnsi="Segoe UI Historic" w:cs="Segoe UI Historic"/>
+        </w:rPr>
+        <w:t xml:space="preserve">breve spiegazione del progetto e </w:t>
+      </w:r>
+      <w:proofErr w:type="spellStart"/>
+      <w:r>
+        <w:rPr>
+          <w:rFonts w:ascii="Segoe UI Historic" w:hAnsi="Segoe UI Historic" w:cs="Segoe UI Historic"/>
+        </w:rPr>
+        <w:t>permalink</w:t>
+      </w:r>
+      <w:proofErr w:type="spellEnd"/>
+      <w:r>
+        <w:rPr>
+          <w:rFonts w:ascii="Segoe UI Historic" w:hAnsi="Segoe UI Historic" w:cs="Segoe UI Historic"/>
+        </w:rPr>
+        <w:t>, il file sul dataset ed elaborazioni in formato .</w:t>
+      </w:r>
+      <w:proofErr w:type="spellStart"/>
+      <w:r>
+        <w:rPr>
+          <w:rFonts w:ascii="Segoe UI Historic" w:hAnsi="Segoe UI Historic" w:cs="Segoe UI Historic"/>
+        </w:rPr>
+        <w:t>xlsx</w:t>
+      </w:r>
+      <w:proofErr w:type="spellEnd"/>
+      <w:r>
+        <w:rPr>
+          <w:rFonts w:ascii="Segoe UI Historic" w:hAnsi="Segoe UI Historic" w:cs="Segoe UI Historic"/>
+        </w:rPr>
+        <w:t>, la cartella con i grafici e il documento Word della relazione sul progetto. Ho deciso di impostare i file per la creazione del sito tramite Pages</w:t>
+      </w:r>
+      <w:r>
+        <w:rPr>
+          <w:rFonts w:ascii="Segoe UI Historic" w:hAnsi="Segoe UI Historic" w:cs="Segoe UI Historic"/>
+        </w:rPr>
+        <w:t xml:space="preserve"> e ho inserito una spiegazione del progetto sul file index.md</w:t>
+      </w:r>
+      <w:r>
+        <w:rPr>
+          <w:rFonts w:ascii="Segoe UI Historic" w:hAnsi="Segoe UI Historic" w:cs="Segoe UI Historic"/>
+        </w:rPr>
+        <w:t xml:space="preserve">. </w:t>
+      </w:r>
+    </w:p>
+    <w:p>
+      <w:pPr>
+        <w:rPr>
+          <w:rFonts w:ascii="Segoe UI Historic" w:hAnsi="Segoe UI Historic" w:cs="Segoe UI Historic"/>
+        </w:rPr>
+      </w:pPr>
+    </w:p>
+    <w:p>
+      <w:pPr>
+        <w:jc w:val="center"/>
+        <w:rPr>
+          <w:rFonts w:ascii="Segoe UI Historic" w:hAnsi="Segoe UI Historic" w:cs="Segoe UI Historic"/>
+        </w:rPr>
+      </w:pPr>
+      <w:r>
+        <w:rPr>
+          <w:rFonts w:ascii="Segoe UI Historic" w:hAnsi="Segoe UI Historic" w:cs="Segoe UI Historic"/>
+          <w:noProof/>
+        </w:rPr>
+        <w:drawing>
+          <wp:inline distT="0" distB="0" distL="0" distR="0" wp14:anchorId="269E2088" wp14:editId="53FDA50D">
+            <wp:extent cx="5562817" cy="2717800"/>
+            <wp:effectExtent l="0" t="0" r="0" b="6350"/>
+            <wp:docPr id="534313745" name="Picture 5" descr="A screenshot of a computer&#10;&#10;AI-generated content may be incorrect."/>
+            <wp:cNvGraphicFramePr>
+              <a:graphicFrameLocks xmlns:a="http://schemas.openxmlformats.org/drawingml/2006/main" noChangeAspect="1"/>
+            </wp:cNvGraphicFramePr>
+            <a:graphic xmlns:a="http://schemas.openxmlformats.org/drawingml/2006/main">
+              <a:graphicData uri="http://schemas.openxmlformats.org/drawingml/2006/picture">
+                <pic:pic xmlns:pic="http://schemas.openxmlformats.org/drawingml/2006/picture">
+                  <pic:nvPicPr>
+                    <pic:cNvPr id="534313745" name="Picture 5" descr="A screenshot of a computer&#10;&#10;AI-generated content may be incorrect."/>
+                    <pic:cNvPicPr>
+                      <a:picLocks noChangeAspect="1" noChangeArrowheads="1"/>
+                    </pic:cNvPicPr>
+                  </pic:nvPicPr>
+                  <pic:blipFill>
+                    <a:blip r:embed="rId10" cstate="print">
+                      <a:extLst>
+                        <a:ext uri="{28A0092B-C50C-407E-A947-70E740481C1C}">
+                          <a14:useLocalDpi xmlns:a14="http://schemas.microsoft.com/office/drawing/2010/main" val="0"/>
+                        </a:ext>
+                      </a:extLst>
+                    </a:blip>
+                    <a:srcRect/>
+                    <a:stretch>
+                      <a:fillRect/>
+                    </a:stretch>
+                  </pic:blipFill>
+                  <pic:spPr bwMode="auto">
+                    <a:xfrm>
+                      <a:off x="0" y="0"/>
+                      <a:ext cx="5589627" cy="2730898"/>
+                    </a:xfrm>
+                    <a:prstGeom prst="rect">
+                      <a:avLst/>
+                    </a:prstGeom>
+                    <a:noFill/>
+                    <a:ln>
+                      <a:noFill/>
+                    </a:ln>
+                  </pic:spPr>
+                </pic:pic>
+              </a:graphicData>
+            </a:graphic>
+          </wp:inline>
+        </w:drawing>
+      </w:r>
+    </w:p>
+    <w:p>
+      <w:pPr>
+        <w:jc w:val="center"/>
+        <w:rPr>
+          <w:rFonts w:ascii="Segoe UI Historic" w:hAnsi="Segoe UI Historic" w:cs="Segoe UI Historic"/>
+        </w:rPr>
+      </w:pPr>
+    </w:p>
+    <w:p>
+      <w:pPr>
+        <w:jc w:val="center"/>
+        <w:rPr>
+          <w:rFonts w:ascii="Segoe UI Historic" w:hAnsi="Segoe UI Historic" w:cs="Segoe UI Historic"/>
+        </w:rPr>
+      </w:pPr>
+      <w:r>
+        <w:rPr>
+          <w:rFonts w:ascii="Segoe UI Historic" w:hAnsi="Segoe UI Historic" w:cs="Segoe UI Historic"/>
+          <w:noProof/>
+        </w:rPr>
+        <w:drawing>
+          <wp:inline distT="0" distB="0" distL="0" distR="0" wp14:anchorId="6E9D594E" wp14:editId="650034FC">
+            <wp:extent cx="6121400" cy="3054350"/>
+            <wp:effectExtent l="0" t="0" r="0" b="0"/>
+            <wp:docPr id="1731708491" name="Picture 6"/>
+            <wp:cNvGraphicFramePr>
+              <a:graphicFrameLocks xmlns:a="http://schemas.openxmlformats.org/drawingml/2006/main" noChangeAspect="1"/>
+            </wp:cNvGraphicFramePr>
+            <a:graphic xmlns:a="http://schemas.openxmlformats.org/drawingml/2006/main">
+              <a:graphicData uri="http://schemas.openxmlformats.org/drawingml/2006/picture">
+                <pic:pic xmlns:pic="http://schemas.openxmlformats.org/drawingml/2006/picture">
+                  <pic:nvPicPr>
+                    <pic:cNvPr id="0" name="Picture 6"/>
+                    <pic:cNvPicPr>
+                      <a:picLocks noChangeAspect="1" noChangeArrowheads="1"/>
+                    </pic:cNvPicPr>
+                  </pic:nvPicPr>
+                  <pic:blipFill>
+                    <a:blip r:embed="rId11" cstate="print">
+                      <a:extLst>
+                        <a:ext uri="{28A0092B-C50C-407E-A947-70E740481C1C}">
+                          <a14:useLocalDpi xmlns:a14="http://schemas.microsoft.com/office/drawing/2010/main" val="0"/>
+                        </a:ext>
+                      </a:extLst>
+                    </a:blip>
+                    <a:srcRect/>
+                    <a:stretch>
+                      <a:fillRect/>
+                    </a:stretch>
+                  </pic:blipFill>
+                  <pic:spPr bwMode="auto">
+                    <a:xfrm>
+                      <a:off x="0" y="0"/>
+                      <a:ext cx="6121400" cy="3054350"/>
+                    </a:xfrm>
+                    <a:prstGeom prst="rect">
+                      <a:avLst/>
+                    </a:prstGeom>
+                    <a:noFill/>
+                    <a:ln>
+                      <a:noFill/>
+                    </a:ln>
+                  </pic:spPr>
+                </pic:pic>
+              </a:graphicData>
+            </a:graphic>
+          </wp:inline>
+        </w:drawing>
+      </w:r>
+    </w:p>
+    <w:p>
+      <w:pPr>
+        <w:rPr>
+          <w:rFonts w:ascii="Segoe UI Historic" w:hAnsi="Segoe UI Historic" w:cs="Segoe UI Historic"/>
+        </w:rPr>
+      </w:pPr>
+    </w:p>
+    <w:p>
+      <w:pPr>
+        <w:rPr>
+          <w:rFonts w:ascii="Segoe UI Historic" w:hAnsi="Segoe UI Historic" w:cs="Segoe UI Historic"/>
+        </w:rPr>
+      </w:pPr>
+    </w:p>
+    <w:p>
+      <w:pPr>
+        <w:pStyle w:val="Heading2"/>
+        <w:rPr>
+          <w:rFonts w:ascii="Cambria" w:hAnsi="Cambria" w:cs="Segoe UI Historic"/>
           <w:sz w:val="32"/>
           <w:szCs w:val="32"/>
         </w:rPr>
-        <w:t xml:space="preserve"> </w:t>
-      </w:r>
-      <w:r>
-        <w:rPr>
-          <w:rStyle w:val="eop"/>
-          <w:rFonts w:ascii="Calibri Light" w:hAnsi="Calibri Light" w:cs="Calibri Light"/>
-          <w:color w:val="2F5496"/>
+      </w:pPr>
+      <w:bookmarkStart w:id="9" w:name="_Toc216967832"/>
+      <w:r>
+        <w:rPr>
+          <w:rFonts w:ascii="Cambria" w:hAnsi="Cambria" w:cs="Segoe UI Historic"/>
           <w:sz w:val="32"/>
           <w:szCs w:val="32"/>
         </w:rPr>
-        <w:t> </w:t>
-      </w:r>
-    </w:p>
-    <w:p>
-      <w:bookmarkStart w:id="5" w:name="_Toc179919745"/>
-      <w:r>
-        <w:t xml:space="preserve">Questo progetto analizza i dati di visita dei musei italiani dal 1900 al 2024 utilizzando informazioni strutturate provenienti da </w:t>
+        <w:lastRenderedPageBreak/>
+        <w:t>C</w:t>
+      </w:r>
+      <w:r>
+        <w:rPr>
+          <w:rFonts w:ascii="Cambria" w:hAnsi="Cambria" w:cs="Segoe UI Historic"/>
+          <w:sz w:val="32"/>
+          <w:szCs w:val="32"/>
+        </w:rPr>
+        <w:t>on</w:t>
+      </w:r>
+      <w:r>
+        <w:rPr>
+          <w:rFonts w:ascii="Cambria" w:hAnsi="Cambria" w:cs="Segoe UI Historic"/>
+          <w:sz w:val="32"/>
+          <w:szCs w:val="32"/>
+        </w:rPr>
+        <w:t>siderazioni conclusive</w:t>
+      </w:r>
+      <w:bookmarkEnd w:id="9"/>
+    </w:p>
+    <w:p>
+      <w:pPr>
+        <w:rPr>
+          <w:rFonts w:ascii="Segoe UI Historic" w:hAnsi="Segoe UI Historic" w:cs="Segoe UI Historic"/>
+        </w:rPr>
+      </w:pPr>
+      <w:r>
+        <w:rPr>
+          <w:rFonts w:ascii="Segoe UI Historic" w:hAnsi="Segoe UI Historic" w:cs="Segoe UI Historic"/>
+        </w:rPr>
+        <w:t xml:space="preserve">I maggiori problemi riscontrati sono legati alla creazione di una query che potesse dare un numero significativo di risultati, in quanto </w:t>
       </w:r>
       <w:proofErr w:type="spellStart"/>
       <w:r>
+        <w:rPr>
+          <w:rFonts w:ascii="Segoe UI Historic" w:hAnsi="Segoe UI Historic" w:cs="Segoe UI Historic"/>
+        </w:rPr>
         <w:t>Wikidata</w:t>
       </w:r>
       <w:proofErr w:type="spellEnd"/>
       <w:r>
+        <w:rPr>
+          <w:rFonts w:ascii="Segoe UI Historic" w:hAnsi="Segoe UI Historic" w:cs="Segoe UI Historic"/>
+        </w:rPr>
+        <w:t xml:space="preserve"> risulta molto ricco in alcuni ambiti e più povero in altri; inoltre, le proprietà possono essere imprecise o la query troppo restrittiva</w:t>
+      </w:r>
+      <w:r>
+        <w:rPr>
+          <w:rFonts w:ascii="Segoe UI Historic" w:hAnsi="Segoe UI Historic" w:cs="Segoe UI Historic"/>
+        </w:rPr>
         <w:t>.</w:t>
       </w:r>
       <w:r>
-        <w:br/>
-        <w:t>L’obiettivo è costruire un dataset che permetta di</w:t>
-      </w:r>
-      <w:r>
+        <w:rPr>
+          <w:rFonts w:ascii="Segoe UI Historic" w:hAnsi="Segoe UI Historic" w:cs="Segoe UI Historic"/>
+        </w:rPr>
+        <w:t xml:space="preserve"> Per questo motivo ho</w:t>
+      </w:r>
+      <w:r>
+        <w:rPr>
+          <w:rFonts w:ascii="Segoe UI Historic" w:hAnsi="Segoe UI Historic" w:cs="Segoe UI Historic"/>
+        </w:rPr>
+        <w:t xml:space="preserve"> inizialmente</w:t>
+      </w:r>
+      <w:r>
+        <w:rPr>
+          <w:rFonts w:ascii="Segoe UI Historic" w:hAnsi="Segoe UI Historic" w:cs="Segoe UI Historic"/>
+        </w:rPr>
+        <w:t xml:space="preserve"> consultato il sito </w:t>
+      </w:r>
+      <w:hyperlink r:id="rId12" w:history="1">
+        <w:r>
+          <w:rPr>
+            <w:rStyle w:val="Hyperlink"/>
+            <w:rFonts w:ascii="Segoe UI Historic" w:hAnsi="Segoe UI Historic" w:cs="Segoe UI Historic"/>
+          </w:rPr>
+          <w:t>https://www.wikidata.org/wiki/Wikidata:SPARQL_tutorial</w:t>
+        </w:r>
+      </w:hyperlink>
+      <w:r>
+        <w:rPr>
+          <w:rFonts w:ascii="Segoe UI Historic" w:hAnsi="Segoe UI Historic" w:cs="Segoe UI Historic"/>
+        </w:rPr>
         <w:t xml:space="preserve"> </w:t>
       </w:r>
       <w:r>
-        <w:t>identificare i musei più visitati in Italia,</w:t>
-      </w:r>
-      <w:r>
+        <w:rPr>
+          <w:rFonts w:ascii="Segoe UI Historic" w:hAnsi="Segoe UI Historic" w:cs="Segoe UI Historic"/>
+        </w:rPr>
+        <w:t xml:space="preserve">per costruire la mia query </w:t>
+      </w:r>
+      <w:r>
+        <w:rPr>
+          <w:rFonts w:ascii="Segoe UI Historic" w:hAnsi="Segoe UI Historic" w:cs="Segoe UI Historic"/>
+        </w:rPr>
+        <w:t>e ho</w:t>
+      </w:r>
+      <w:r>
+        <w:rPr>
+          <w:rFonts w:ascii="Segoe UI Historic" w:hAnsi="Segoe UI Historic" w:cs="Segoe UI Historic"/>
+        </w:rPr>
+        <w:t xml:space="preserve"> poi</w:t>
+      </w:r>
+      <w:r>
+        <w:rPr>
+          <w:rFonts w:ascii="Segoe UI Historic" w:hAnsi="Segoe UI Historic" w:cs="Segoe UI Historic"/>
+        </w:rPr>
+        <w:t xml:space="preserve"> utilizzato l’IA, in particolare Google Gemini, per </w:t>
+      </w:r>
+      <w:r>
+        <w:rPr>
+          <w:rFonts w:ascii="Segoe UI Historic" w:hAnsi="Segoe UI Historic" w:cs="Segoe UI Historic"/>
+        </w:rPr>
+        <w:t>fornirmi una query il più semplice e ordinata possibile.</w:t>
+      </w:r>
+      <w:r>
+        <w:rPr>
+          <w:rFonts w:ascii="Segoe UI Historic" w:hAnsi="Segoe UI Historic" w:cs="Segoe UI Historic"/>
+        </w:rPr>
         <w:t xml:space="preserve"> </w:t>
       </w:r>
       <w:r>
-        <w:t>osservare l’evoluzione delle visite nel tempo</w:t>
-      </w:r>
-      <w:r>
-        <w:t xml:space="preserve"> e </w:t>
-      </w:r>
-      <w:r>
-        <w:t>associare ogni museo al proprio contesto territoriale (la città in cui si trova).</w:t>
+        <w:rPr>
+          <w:rFonts w:ascii="Segoe UI Historic" w:hAnsi="Segoe UI Historic" w:cs="Segoe UI Historic"/>
+        </w:rPr>
+        <w:t xml:space="preserve">Per la modifica del file index.md e README.md ho consultato </w:t>
+      </w:r>
+      <w:hyperlink r:id="rId13" w:history="1">
+        <w:r>
+          <w:rPr>
+            <w:rStyle w:val="Hyperlink"/>
+            <w:rFonts w:ascii="Segoe UI Historic" w:hAnsi="Segoe UI Historic" w:cs="Segoe UI Historic"/>
+          </w:rPr>
+          <w:t>https://github.com/im-luka/markdown-cheatsheet</w:t>
+        </w:r>
+      </w:hyperlink>
+      <w:r>
+        <w:rPr>
+          <w:rFonts w:ascii="Segoe UI Historic" w:hAnsi="Segoe UI Historic" w:cs="Segoe UI Historic"/>
+        </w:rPr>
+        <w:t xml:space="preserve">. </w:t>
+      </w:r>
+    </w:p>
+    <w:p>
+      <w:pPr>
+        <w:pStyle w:val="Heading2"/>
+        <w:rPr>
+          <w:rFonts w:ascii="Cambria" w:hAnsi="Cambria" w:cs="Segoe UI Historic"/>
+          <w:sz w:val="32"/>
+          <w:szCs w:val="32"/>
+        </w:rPr>
+      </w:pPr>
+      <w:bookmarkStart w:id="10" w:name="_Toc216967833"/>
+      <w:r>
+        <w:rPr>
+          <w:rFonts w:ascii="Cambria" w:hAnsi="Cambria" w:cs="Segoe UI Historic"/>
+          <w:sz w:val="32"/>
+          <w:szCs w:val="32"/>
+        </w:rPr>
+        <w:t>Allegati</w:t>
+      </w:r>
+      <w:bookmarkEnd w:id="10"/>
+    </w:p>
+    <w:p>
+      <w:pPr>
+        <w:rPr>
+          <w:rFonts w:ascii="Segoe UI Historic" w:hAnsi="Segoe UI Historic" w:cs="Segoe UI Historic"/>
+        </w:rPr>
+      </w:pPr>
+      <w:r>
+        <w:rPr>
+          <w:rFonts w:ascii="Segoe UI Historic" w:hAnsi="Segoe UI Historic" w:cs="Segoe UI Historic"/>
+        </w:rPr>
+        <w:t>Dataset, elaborazioni e grafici sono stati inseriti nel repository creato su GitHub</w:t>
+      </w:r>
+      <w:r>
+        <w:rPr>
+          <w:rFonts w:ascii="Segoe UI Historic" w:hAnsi="Segoe UI Historic" w:cs="Segoe UI Historic"/>
+        </w:rPr>
+        <w:t>.</w:t>
       </w:r>
     </w:p>
     <w:p>
@@ -1104,1258 +3676,12 @@
         <w:spacing w:before="0" w:beforeAutospacing="0" w:after="0" w:afterAutospacing="0"/>
         <w:textAlignment w:val="baseline"/>
         <w:rPr>
-          <w:rStyle w:val="normaltextrun"/>
-          <w:rFonts w:ascii="Calibri" w:hAnsi="Calibri" w:cs="Calibri"/>
-          <w:sz w:val="22"/>
-          <w:szCs w:val="22"/>
-        </w:rPr>
-      </w:pPr>
-    </w:p>
-    <w:p>
-      <w:pPr>
-        <w:pStyle w:val="paragraph"/>
-        <w:spacing w:before="0" w:beforeAutospacing="0" w:after="0" w:afterAutospacing="0"/>
-        <w:textAlignment w:val="baseline"/>
-        <w:rPr>
-          <w:rFonts w:ascii="Calibri" w:hAnsi="Calibri" w:cs="Calibri"/>
-          <w:sz w:val="22"/>
-          <w:szCs w:val="22"/>
-        </w:rPr>
-      </w:pPr>
-      <w:r>
-        <w:rPr>
-          <w:rStyle w:val="normaltextrun"/>
-          <w:rFonts w:ascii="Calibri Light" w:hAnsi="Calibri Light" w:cs="Calibri Light"/>
-          <w:color w:val="2F5496"/>
-          <w:sz w:val="32"/>
-          <w:szCs w:val="32"/>
-        </w:rPr>
-        <w:t>Svolgimento</w:t>
-      </w:r>
-      <w:bookmarkEnd w:id="5"/>
-      <w:r>
-        <w:rPr>
-          <w:rStyle w:val="normaltextrun"/>
-          <w:rFonts w:ascii="Calibri Light" w:hAnsi="Calibri Light" w:cs="Calibri Light"/>
-          <w:color w:val="2F5496"/>
-          <w:sz w:val="32"/>
-          <w:szCs w:val="32"/>
-        </w:rPr>
-        <w:t xml:space="preserve"> </w:t>
-      </w:r>
-      <w:r>
-        <w:rPr>
-          <w:rStyle w:val="eop"/>
-          <w:rFonts w:ascii="Calibri Light" w:hAnsi="Calibri Light" w:cs="Calibri Light"/>
-          <w:color w:val="2F5496"/>
-          <w:sz w:val="32"/>
-          <w:szCs w:val="32"/>
-        </w:rPr>
-        <w:t> </w:t>
-      </w:r>
-    </w:p>
-    <w:p>
-      <w:pPr>
-        <w:pStyle w:val="Heading4"/>
-        <w:rPr>
-          <w:rStyle w:val="normaltextrun"/>
-          <w:rFonts w:ascii="Segoe UI" w:hAnsi="Segoe UI" w:cs="Segoe UI"/>
-          <w:color w:val="2F5496"/>
+          <w:rFonts w:ascii="Segoe UI Historic" w:hAnsi="Segoe UI Historic" w:cs="Segoe UI Historic"/>
           <w:sz w:val="18"/>
           <w:szCs w:val="18"/>
         </w:rPr>
       </w:pPr>
-      <w:r>
-        <w:rPr>
-          <w:rStyle w:val="normaltextrun"/>
-          <w:rFonts w:ascii="Calibri Light" w:hAnsi="Calibri Light" w:cs="Calibri Light"/>
-          <w:color w:val="2F5496"/>
-          <w:sz w:val="26"/>
-          <w:szCs w:val="26"/>
-        </w:rPr>
-        <w:t xml:space="preserve">Acquisizione </w:t>
-      </w:r>
-    </w:p>
-    <w:p>
-      <w:pPr>
-        <w:rPr>
-          <w:rFonts w:ascii="Sitka Subheading" w:hAnsi="Sitka Subheading"/>
-        </w:rPr>
-      </w:pPr>
-      <w:r>
-        <w:rPr>
-          <w:rFonts w:ascii="Sitka Subheading" w:hAnsi="Sitka Subheading"/>
-        </w:rPr>
-        <w:t xml:space="preserve">Questa query SPARQL estrae da </w:t>
-      </w:r>
-      <w:proofErr w:type="spellStart"/>
-      <w:r>
-        <w:rPr>
-          <w:rFonts w:ascii="Sitka Subheading" w:hAnsi="Sitka Subheading"/>
-        </w:rPr>
-        <w:t>Wikidata</w:t>
-      </w:r>
-      <w:proofErr w:type="spellEnd"/>
-      <w:r>
-        <w:rPr>
-          <w:rFonts w:ascii="Sitka Subheading" w:hAnsi="Sitka Subheading"/>
-        </w:rPr>
-        <w:t xml:space="preserve"> i dati relativi ai musei italiani e al numero di visitatori annuali registrati tra il 1900 e il 2024, ordinando i risultati a partire dai musei con il maggior numero di visitatori.</w:t>
-      </w:r>
-    </w:p>
-    <w:p>
-      <w:pPr>
-        <w:rPr>
-          <w:rFonts w:ascii="Sitka Subheading" w:hAnsi="Sitka Subheading"/>
-          <w:lang w:val="en-GB"/>
-        </w:rPr>
-      </w:pPr>
-      <w:r>
-        <w:rPr>
-          <w:rFonts w:ascii="Sitka Subheading" w:hAnsi="Sitka Subheading"/>
-          <w:lang w:val="en-GB"/>
-        </w:rPr>
-        <w:t>SELECT</w:t>
-      </w:r>
-      <w:r>
-        <w:rPr>
-          <w:rFonts w:ascii="Sitka Subheading" w:hAnsi="Sitka Subheading"/>
-          <w:lang w:val="en-GB"/>
-        </w:rPr>
-        <w:t xml:space="preserve"> </w:t>
-      </w:r>
-      <w:r>
-        <w:rPr>
-          <w:rFonts w:ascii="Sitka Subheading" w:hAnsi="Sitka Subheading"/>
-          <w:lang w:val="en-GB"/>
-        </w:rPr>
-        <w:t>?</w:t>
-      </w:r>
-      <w:proofErr w:type="spellStart"/>
-      <w:r>
-        <w:rPr>
-          <w:rFonts w:ascii="Sitka Subheading" w:hAnsi="Sitka Subheading"/>
-          <w:lang w:val="en-GB"/>
-        </w:rPr>
-        <w:t>museumLabel</w:t>
-      </w:r>
-      <w:proofErr w:type="spellEnd"/>
-      <w:r>
-        <w:rPr>
-          <w:rFonts w:ascii="Sitka Subheading" w:hAnsi="Sitka Subheading"/>
-          <w:lang w:val="en-GB"/>
-        </w:rPr>
-        <w:t xml:space="preserve"> </w:t>
-      </w:r>
-      <w:r>
-        <w:rPr>
-          <w:rFonts w:ascii="Sitka Subheading" w:hAnsi="Sitka Subheading"/>
-          <w:lang w:val="en-GB"/>
-        </w:rPr>
-        <w:t>?</w:t>
-      </w:r>
-      <w:proofErr w:type="spellStart"/>
-      <w:r>
-        <w:rPr>
-          <w:rFonts w:ascii="Sitka Subheading" w:hAnsi="Sitka Subheading"/>
-          <w:lang w:val="en-GB"/>
-        </w:rPr>
-        <w:t>cityLabel</w:t>
-      </w:r>
-      <w:proofErr w:type="spellEnd"/>
-      <w:r>
-        <w:rPr>
-          <w:rFonts w:ascii="Sitka Subheading" w:hAnsi="Sitka Subheading"/>
-          <w:lang w:val="en-GB"/>
-        </w:rPr>
-        <w:t xml:space="preserve"> ?visitors ?year WHERE {</w:t>
-      </w:r>
-    </w:p>
-    <w:p>
-      <w:pPr>
-        <w:rPr>
-          <w:rFonts w:ascii="Sitka Subheading" w:hAnsi="Sitka Subheading"/>
-        </w:rPr>
-      </w:pPr>
-      <w:r>
-        <w:rPr>
-          <w:rFonts w:ascii="Sitka Subheading" w:hAnsi="Sitka Subheading"/>
-          <w:lang w:val="en-GB"/>
-        </w:rPr>
-        <w:t xml:space="preserve">  </w:t>
-      </w:r>
-      <w:r>
-        <w:rPr>
-          <w:rFonts w:ascii="Sitka Subheading" w:hAnsi="Sitka Subheading"/>
-        </w:rPr>
-        <w:t xml:space="preserve">?museum wdt:P31 wd:Q33506;       </w:t>
-      </w:r>
-      <w:r>
-        <w:rPr>
-          <w:rFonts w:ascii="Sitka Subheading" w:hAnsi="Sitka Subheading"/>
-        </w:rPr>
-        <w:tab/>
-      </w:r>
-      <w:r>
-        <w:rPr>
-          <w:rFonts w:ascii="Sitka Subheading" w:hAnsi="Sitka Subheading"/>
-        </w:rPr>
-        <w:tab/>
-      </w:r>
-      <w:r>
-        <w:rPr>
-          <w:rFonts w:ascii="Sitka Subheading" w:hAnsi="Sitka Subheading"/>
-        </w:rPr>
-        <w:tab/>
-      </w:r>
-      <w:r>
-        <w:rPr>
-          <w:rFonts w:ascii="Sitka Subheading" w:hAnsi="Sitka Subheading"/>
-        </w:rPr>
-        <w:t xml:space="preserve"># istanza di </w:t>
-      </w:r>
-      <w:r>
-        <w:rPr>
-          <w:rFonts w:ascii="Sitka Subheading" w:hAnsi="Sitka Subheading"/>
-        </w:rPr>
-        <w:t>museo</w:t>
-      </w:r>
-    </w:p>
-    <w:p>
-      <w:pPr>
-        <w:rPr>
-          <w:rFonts w:ascii="Sitka Subheading" w:hAnsi="Sitka Subheading"/>
-        </w:rPr>
-      </w:pPr>
-      <w:r>
-        <w:rPr>
-          <w:rFonts w:ascii="Sitka Subheading" w:hAnsi="Sitka Subheading"/>
-        </w:rPr>
-        <w:t xml:space="preserve">          wdt:P17 wd:Q38;          </w:t>
-      </w:r>
-      <w:r>
-        <w:rPr>
-          <w:rFonts w:ascii="Sitka Subheading" w:hAnsi="Sitka Subheading"/>
-        </w:rPr>
-        <w:tab/>
-      </w:r>
-      <w:r>
-        <w:rPr>
-          <w:rFonts w:ascii="Sitka Subheading" w:hAnsi="Sitka Subheading"/>
-        </w:rPr>
-        <w:tab/>
-      </w:r>
-      <w:r>
-        <w:rPr>
-          <w:rFonts w:ascii="Sitka Subheading" w:hAnsi="Sitka Subheading"/>
-        </w:rPr>
-        <w:tab/>
-      </w:r>
-      <w:r>
-        <w:rPr>
-          <w:rFonts w:ascii="Sitka Subheading" w:hAnsi="Sitka Subheading"/>
-        </w:rPr>
-        <w:tab/>
-      </w:r>
-      <w:r>
-        <w:rPr>
-          <w:rFonts w:ascii="Sitka Subheading" w:hAnsi="Sitka Subheading"/>
-        </w:rPr>
-        <w:t># Paese = Italia</w:t>
-      </w:r>
-    </w:p>
-    <w:p>
-      <w:pPr>
-        <w:rPr>
-          <w:rFonts w:ascii="Sitka Subheading" w:hAnsi="Sitka Subheading"/>
-        </w:rPr>
-      </w:pPr>
-      <w:r>
-        <w:rPr>
-          <w:rFonts w:ascii="Sitka Subheading" w:hAnsi="Sitka Subheading"/>
-        </w:rPr>
-        <w:t xml:space="preserve">          wdt:P131 ?city.           </w:t>
-      </w:r>
-      <w:r>
-        <w:rPr>
-          <w:rFonts w:ascii="Sitka Subheading" w:hAnsi="Sitka Subheading"/>
-        </w:rPr>
-        <w:tab/>
-      </w:r>
-      <w:r>
-        <w:rPr>
-          <w:rFonts w:ascii="Sitka Subheading" w:hAnsi="Sitka Subheading"/>
-        </w:rPr>
-        <w:tab/>
-      </w:r>
-      <w:r>
-        <w:rPr>
-          <w:rFonts w:ascii="Sitka Subheading" w:hAnsi="Sitka Subheading"/>
-        </w:rPr>
-        <w:tab/>
-      </w:r>
-      <w:r>
-        <w:rPr>
-          <w:rFonts w:ascii="Sitka Subheading" w:hAnsi="Sitka Subheading"/>
-        </w:rPr>
-        <w:tab/>
-      </w:r>
-      <w:r>
-        <w:rPr>
-          <w:rFonts w:ascii="Sitka Subheading" w:hAnsi="Sitka Subheading"/>
-        </w:rPr>
-        <w:t># città in cui si trova il museo</w:t>
-      </w:r>
-    </w:p>
-    <w:p>
-      <w:pPr>
-        <w:rPr>
-          <w:rFonts w:ascii="Sitka Subheading" w:hAnsi="Sitka Subheading"/>
-        </w:rPr>
-      </w:pPr>
-      <w:r>
-        <w:rPr>
-          <w:rFonts w:ascii="Sitka Subheading" w:hAnsi="Sitka Subheading"/>
-        </w:rPr>
-        <w:t xml:space="preserve">  ?museum p:P1174 ?</w:t>
-      </w:r>
-      <w:proofErr w:type="spellStart"/>
-      <w:r>
-        <w:rPr>
-          <w:rFonts w:ascii="Sitka Subheading" w:hAnsi="Sitka Subheading"/>
-        </w:rPr>
-        <w:t>stmt</w:t>
-      </w:r>
-      <w:proofErr w:type="spellEnd"/>
-      <w:r>
-        <w:rPr>
-          <w:rFonts w:ascii="Sitka Subheading" w:hAnsi="Sitka Subheading"/>
-        </w:rPr>
-        <w:t>.</w:t>
-      </w:r>
-      <w:r>
-        <w:rPr>
-          <w:rFonts w:ascii="Sitka Subheading" w:hAnsi="Sitka Subheading"/>
-        </w:rPr>
-        <w:t xml:space="preserve"> </w:t>
-      </w:r>
-      <w:r>
-        <w:rPr>
-          <w:rFonts w:ascii="Sitka Subheading" w:hAnsi="Sitka Subheading"/>
-        </w:rPr>
-        <w:tab/>
-      </w:r>
-      <w:r>
-        <w:rPr>
-          <w:rFonts w:ascii="Sitka Subheading" w:hAnsi="Sitka Subheading"/>
-        </w:rPr>
-        <w:tab/>
-      </w:r>
-      <w:r>
-        <w:rPr>
-          <w:rFonts w:ascii="Sitka Subheading" w:hAnsi="Sitka Subheading"/>
-        </w:rPr>
-        <w:tab/>
-      </w:r>
-      <w:r>
-        <w:rPr>
-          <w:rFonts w:ascii="Sitka Subheading" w:hAnsi="Sitka Subheading"/>
-        </w:rPr>
-        <w:tab/>
-      </w:r>
-      <w:r>
-        <w:rPr>
-          <w:rFonts w:ascii="Sitka Subheading" w:hAnsi="Sitka Subheading"/>
-        </w:rPr>
-        <w:t># Numero di visitatori per anno</w:t>
-      </w:r>
-    </w:p>
-    <w:p>
-      <w:pPr>
-        <w:rPr>
-          <w:rFonts w:ascii="Sitka Subheading" w:hAnsi="Sitka Subheading"/>
-        </w:rPr>
-      </w:pPr>
-      <w:r>
-        <w:rPr>
-          <w:rFonts w:ascii="Sitka Subheading" w:hAnsi="Sitka Subheading"/>
-        </w:rPr>
-        <w:t xml:space="preserve">  ?</w:t>
-      </w:r>
-      <w:proofErr w:type="spellStart"/>
-      <w:r>
-        <w:rPr>
-          <w:rFonts w:ascii="Sitka Subheading" w:hAnsi="Sitka Subheading"/>
-        </w:rPr>
-        <w:t>stmt</w:t>
-      </w:r>
-      <w:proofErr w:type="spellEnd"/>
-      <w:r>
-        <w:rPr>
-          <w:rFonts w:ascii="Sitka Subheading" w:hAnsi="Sitka Subheading"/>
-        </w:rPr>
-        <w:t xml:space="preserve"> ps:P1174 ?</w:t>
-      </w:r>
-      <w:proofErr w:type="spellStart"/>
-      <w:r>
-        <w:rPr>
-          <w:rFonts w:ascii="Sitka Subheading" w:hAnsi="Sitka Subheading"/>
-        </w:rPr>
-        <w:t>visitors</w:t>
-      </w:r>
-      <w:proofErr w:type="spellEnd"/>
-      <w:r>
-        <w:rPr>
-          <w:rFonts w:ascii="Sitka Subheading" w:hAnsi="Sitka Subheading"/>
-        </w:rPr>
-        <w:t>;</w:t>
-      </w:r>
-      <w:r>
-        <w:rPr>
-          <w:rFonts w:ascii="Sitka Subheading" w:hAnsi="Sitka Subheading"/>
-        </w:rPr>
-        <w:tab/>
-      </w:r>
-      <w:r>
-        <w:rPr>
-          <w:rFonts w:ascii="Sitka Subheading" w:hAnsi="Sitka Subheading"/>
-        </w:rPr>
-        <w:tab/>
-      </w:r>
-      <w:r>
-        <w:rPr>
-          <w:rFonts w:ascii="Sitka Subheading" w:hAnsi="Sitka Subheading"/>
-        </w:rPr>
-        <w:tab/>
-      </w:r>
-      <w:r>
-        <w:rPr>
-          <w:rFonts w:ascii="Sitka Subheading" w:hAnsi="Sitka Subheading"/>
-        </w:rPr>
-        <w:tab/>
-      </w:r>
-      <w:r>
-        <w:rPr>
-          <w:rFonts w:ascii="Sitka Subheading" w:hAnsi="Sitka Subheading"/>
-        </w:rPr>
-        <w:t># valore numerico dei visitatori</w:t>
-      </w:r>
-    </w:p>
-    <w:p>
-      <w:pPr>
-        <w:rPr>
-          <w:rFonts w:ascii="Sitka Subheading" w:hAnsi="Sitka Subheading"/>
-          <w:lang w:val="en-GB"/>
-        </w:rPr>
-      </w:pPr>
-      <w:r>
-        <w:rPr>
-          <w:rFonts w:ascii="Sitka Subheading" w:hAnsi="Sitka Subheading"/>
-        </w:rPr>
-        <w:t xml:space="preserve">        </w:t>
-      </w:r>
-      <w:r>
-        <w:rPr>
-          <w:rFonts w:ascii="Sitka Subheading" w:hAnsi="Sitka Subheading"/>
-          <w:lang w:val="en-GB"/>
-        </w:rPr>
-        <w:t>pq:P585 ?date.</w:t>
-      </w:r>
-      <w:r>
-        <w:rPr>
-          <w:rFonts w:ascii="Sitka Subheading" w:hAnsi="Sitka Subheading"/>
-          <w:lang w:val="en-GB"/>
-        </w:rPr>
-        <w:tab/>
-      </w:r>
-      <w:r>
-        <w:rPr>
-          <w:rFonts w:ascii="Sitka Subheading" w:hAnsi="Sitka Subheading"/>
-          <w:lang w:val="en-GB"/>
-        </w:rPr>
-        <w:tab/>
-      </w:r>
-      <w:r>
-        <w:rPr>
-          <w:rFonts w:ascii="Sitka Subheading" w:hAnsi="Sitka Subheading"/>
-          <w:lang w:val="en-GB"/>
-        </w:rPr>
-        <w:tab/>
-      </w:r>
-      <w:r>
-        <w:rPr>
-          <w:rFonts w:ascii="Sitka Subheading" w:hAnsi="Sitka Subheading"/>
-          <w:lang w:val="en-GB"/>
-        </w:rPr>
-        <w:tab/>
-      </w:r>
-      <w:r>
-        <w:rPr>
-          <w:rFonts w:ascii="Sitka Subheading" w:hAnsi="Sitka Subheading"/>
-          <w:lang w:val="en-GB"/>
-        </w:rPr>
-        <w:tab/>
-      </w:r>
-      <w:r>
-        <w:rPr>
-          <w:rFonts w:ascii="Sitka Subheading" w:hAnsi="Sitka Subheading"/>
-          <w:lang w:val="en-GB"/>
-        </w:rPr>
-        <w:t xml:space="preserve"># </w:t>
-      </w:r>
-      <w:proofErr w:type="spellStart"/>
-      <w:r>
-        <w:rPr>
-          <w:rFonts w:ascii="Sitka Subheading" w:hAnsi="Sitka Subheading"/>
-          <w:lang w:val="en-GB"/>
-        </w:rPr>
-        <w:t>qualificatore</w:t>
-      </w:r>
-      <w:proofErr w:type="spellEnd"/>
-      <w:r>
-        <w:rPr>
-          <w:rFonts w:ascii="Sitka Subheading" w:hAnsi="Sitka Subheading"/>
-          <w:lang w:val="en-GB"/>
-        </w:rPr>
-        <w:t xml:space="preserve"> point in time (anno)</w:t>
-      </w:r>
-    </w:p>
-    <w:p>
-      <w:pPr>
-        <w:rPr>
-          <w:rFonts w:ascii="Sitka Subheading" w:hAnsi="Sitka Subheading"/>
-          <w:lang w:val="en-GB"/>
-        </w:rPr>
-      </w:pPr>
-      <w:r>
-        <w:rPr>
-          <w:rFonts w:ascii="Sitka Subheading" w:hAnsi="Sitka Subheading"/>
-          <w:lang w:val="en-GB"/>
-        </w:rPr>
-        <w:t xml:space="preserve">  </w:t>
-      </w:r>
-      <w:r>
-        <w:rPr>
-          <w:rFonts w:ascii="Sitka Subheading" w:hAnsi="Sitka Subheading"/>
-          <w:lang w:val="en-GB"/>
-        </w:rPr>
-        <w:t>BIND(YEAR(?date) AS ?year)</w:t>
-      </w:r>
-      <w:r>
-        <w:rPr>
-          <w:rFonts w:ascii="Sitka Subheading" w:hAnsi="Sitka Subheading"/>
-          <w:lang w:val="en-GB"/>
-        </w:rPr>
-        <w:tab/>
-      </w:r>
-      <w:r>
-        <w:rPr>
-          <w:rFonts w:ascii="Sitka Subheading" w:hAnsi="Sitka Subheading"/>
-          <w:lang w:val="en-GB"/>
-        </w:rPr>
-        <w:tab/>
-      </w:r>
-      <w:r>
-        <w:rPr>
-          <w:rFonts w:ascii="Sitka Subheading" w:hAnsi="Sitka Subheading"/>
-          <w:lang w:val="en-GB"/>
-        </w:rPr>
-        <w:tab/>
-      </w:r>
-      <w:r>
-        <w:rPr>
-          <w:rFonts w:ascii="Sitka Subheading" w:hAnsi="Sitka Subheading"/>
-          <w:lang w:val="en-GB"/>
-        </w:rPr>
-        <w:t xml:space="preserve"># </w:t>
-      </w:r>
-      <w:proofErr w:type="spellStart"/>
-      <w:r>
-        <w:rPr>
-          <w:rFonts w:ascii="Sitka Subheading" w:hAnsi="Sitka Subheading"/>
-          <w:lang w:val="en-GB"/>
-        </w:rPr>
-        <w:t>Estrai</w:t>
-      </w:r>
-      <w:proofErr w:type="spellEnd"/>
-      <w:r>
-        <w:rPr>
-          <w:rFonts w:ascii="Sitka Subheading" w:hAnsi="Sitka Subheading"/>
-          <w:lang w:val="en-GB"/>
-        </w:rPr>
-        <w:t xml:space="preserve"> anno </w:t>
-      </w:r>
-      <w:proofErr w:type="spellStart"/>
-      <w:r>
-        <w:rPr>
-          <w:rFonts w:ascii="Sitka Subheading" w:hAnsi="Sitka Subheading"/>
-          <w:lang w:val="en-GB"/>
-        </w:rPr>
-        <w:t>dalla</w:t>
-      </w:r>
-      <w:proofErr w:type="spellEnd"/>
-      <w:r>
-        <w:rPr>
-          <w:rFonts w:ascii="Sitka Subheading" w:hAnsi="Sitka Subheading"/>
-          <w:lang w:val="en-GB"/>
-        </w:rPr>
-        <w:t xml:space="preserve"> data</w:t>
-      </w:r>
-    </w:p>
-    <w:p>
-      <w:pPr>
-        <w:rPr>
-          <w:rFonts w:ascii="Sitka Subheading" w:hAnsi="Sitka Subheading"/>
-        </w:rPr>
-      </w:pPr>
-      <w:r>
-        <w:rPr>
-          <w:rFonts w:ascii="Sitka Subheading" w:hAnsi="Sitka Subheading"/>
-          <w:lang w:val="en-GB"/>
-        </w:rPr>
-        <w:t xml:space="preserve">  </w:t>
-      </w:r>
-      <w:r>
-        <w:rPr>
-          <w:rFonts w:ascii="Sitka Subheading" w:hAnsi="Sitka Subheading"/>
-        </w:rPr>
-        <w:t>FILTER(?</w:t>
-      </w:r>
-      <w:proofErr w:type="spellStart"/>
-      <w:r>
-        <w:rPr>
-          <w:rFonts w:ascii="Sitka Subheading" w:hAnsi="Sitka Subheading"/>
-        </w:rPr>
-        <w:t>year</w:t>
-      </w:r>
-      <w:proofErr w:type="spellEnd"/>
-      <w:r>
-        <w:rPr>
-          <w:rFonts w:ascii="Sitka Subheading" w:hAnsi="Sitka Subheading"/>
-        </w:rPr>
-        <w:t xml:space="preserve"> &gt;= </w:t>
-      </w:r>
-      <w:r>
-        <w:rPr>
-          <w:rFonts w:ascii="Sitka Subheading" w:hAnsi="Sitka Subheading"/>
-        </w:rPr>
-        <w:t>20</w:t>
-      </w:r>
-      <w:r>
-        <w:rPr>
-          <w:rFonts w:ascii="Sitka Subheading" w:hAnsi="Sitka Subheading"/>
-        </w:rPr>
-        <w:t>00 &amp;&amp; ?</w:t>
-      </w:r>
-      <w:proofErr w:type="spellStart"/>
-      <w:r>
-        <w:rPr>
-          <w:rFonts w:ascii="Sitka Subheading" w:hAnsi="Sitka Subheading"/>
-        </w:rPr>
-        <w:t>year</w:t>
-      </w:r>
-      <w:proofErr w:type="spellEnd"/>
-      <w:r>
-        <w:rPr>
-          <w:rFonts w:ascii="Sitka Subheading" w:hAnsi="Sitka Subheading"/>
-        </w:rPr>
-        <w:t xml:space="preserve"> &lt;= 2024)</w:t>
-      </w:r>
-      <w:r>
-        <w:rPr>
-          <w:rFonts w:ascii="Sitka Subheading" w:hAnsi="Sitka Subheading"/>
-        </w:rPr>
-        <w:tab/>
-      </w:r>
-      <w:r>
-        <w:rPr>
-          <w:rFonts w:ascii="Sitka Subheading" w:hAnsi="Sitka Subheading"/>
-        </w:rPr>
-        <w:tab/>
-      </w:r>
-      <w:r>
-        <w:rPr>
-          <w:rFonts w:ascii="Sitka Subheading" w:hAnsi="Sitka Subheading"/>
-        </w:rPr>
-        <w:t># Solo anni dal 1900 al 2024</w:t>
-      </w:r>
-    </w:p>
-    <w:p>
-      <w:pPr>
-        <w:rPr>
-          <w:rFonts w:ascii="Sitka Subheading" w:hAnsi="Sitka Subheading"/>
-        </w:rPr>
-      </w:pPr>
-      <w:r>
-        <w:rPr>
-          <w:rFonts w:ascii="Sitka Subheading" w:hAnsi="Sitka Subheading"/>
-        </w:rPr>
-        <w:t xml:space="preserve">  </w:t>
-      </w:r>
-      <w:r>
-        <w:rPr>
-          <w:rFonts w:ascii="Sitka Subheading" w:hAnsi="Sitka Subheading"/>
-          <w:lang w:val="en-GB"/>
-        </w:rPr>
-        <w:t xml:space="preserve">SERVICE </w:t>
-      </w:r>
-      <w:proofErr w:type="spellStart"/>
-      <w:r>
-        <w:rPr>
-          <w:rFonts w:ascii="Sitka Subheading" w:hAnsi="Sitka Subheading"/>
-          <w:lang w:val="en-GB"/>
-        </w:rPr>
-        <w:t>wikibase:label</w:t>
-      </w:r>
-      <w:proofErr w:type="spellEnd"/>
-      <w:r>
-        <w:rPr>
-          <w:rFonts w:ascii="Sitka Subheading" w:hAnsi="Sitka Subheading"/>
-          <w:lang w:val="en-GB"/>
-        </w:rPr>
-        <w:t xml:space="preserve"> { </w:t>
-      </w:r>
-      <w:proofErr w:type="spellStart"/>
-      <w:r>
-        <w:rPr>
-          <w:rFonts w:ascii="Sitka Subheading" w:hAnsi="Sitka Subheading"/>
-          <w:lang w:val="en-GB"/>
-        </w:rPr>
-        <w:t>bd:serviceParam</w:t>
-      </w:r>
-      <w:proofErr w:type="spellEnd"/>
-      <w:r>
-        <w:rPr>
-          <w:rFonts w:ascii="Sitka Subheading" w:hAnsi="Sitka Subheading"/>
-          <w:lang w:val="en-GB"/>
-        </w:rPr>
-        <w:t xml:space="preserve"> </w:t>
-      </w:r>
-      <w:proofErr w:type="spellStart"/>
-      <w:r>
-        <w:rPr>
-          <w:rFonts w:ascii="Sitka Subheading" w:hAnsi="Sitka Subheading"/>
-          <w:lang w:val="en-GB"/>
-        </w:rPr>
-        <w:t>wikibase:language</w:t>
-      </w:r>
-      <w:proofErr w:type="spellEnd"/>
-      <w:r>
-        <w:rPr>
-          <w:rFonts w:ascii="Sitka Subheading" w:hAnsi="Sitka Subheading"/>
-          <w:lang w:val="en-GB"/>
-        </w:rPr>
-        <w:t xml:space="preserve"> "</w:t>
-      </w:r>
-      <w:proofErr w:type="spellStart"/>
-      <w:r>
-        <w:rPr>
-          <w:rFonts w:ascii="Sitka Subheading" w:hAnsi="Sitka Subheading"/>
-          <w:lang w:val="en-GB"/>
-        </w:rPr>
-        <w:t>it,en</w:t>
-      </w:r>
-      <w:proofErr w:type="spellEnd"/>
-      <w:r>
-        <w:rPr>
-          <w:rFonts w:ascii="Sitka Subheading" w:hAnsi="Sitka Subheading"/>
-          <w:lang w:val="en-GB"/>
-        </w:rPr>
-        <w:t>". }</w:t>
-      </w:r>
-      <w:r>
-        <w:rPr>
-          <w:rFonts w:ascii="Sitka Subheading" w:hAnsi="Sitka Subheading"/>
-          <w:lang w:val="en-GB"/>
-        </w:rPr>
-        <w:tab/>
-      </w:r>
-      <w:r>
-        <w:rPr>
-          <w:rFonts w:ascii="Sitka Subheading" w:hAnsi="Sitka Subheading"/>
-        </w:rPr>
-        <w:t># Etichette leggibili</w:t>
-      </w:r>
-    </w:p>
-    <w:p>
-      <w:pPr>
-        <w:rPr>
-          <w:rFonts w:ascii="Sitka Subheading" w:hAnsi="Sitka Subheading"/>
-        </w:rPr>
-      </w:pPr>
-      <w:r>
-        <w:rPr>
-          <w:rFonts w:ascii="Sitka Subheading" w:hAnsi="Sitka Subheading"/>
-        </w:rPr>
-        <w:t>}</w:t>
-      </w:r>
-    </w:p>
-    <w:p>
-      <w:pPr>
-        <w:rPr>
-          <w:rFonts w:ascii="Sitka Subheading" w:hAnsi="Sitka Subheading"/>
-        </w:rPr>
-      </w:pPr>
-      <w:r>
-        <w:rPr>
-          <w:rFonts w:ascii="Sitka Subheading" w:hAnsi="Sitka Subheading"/>
-        </w:rPr>
-        <w:t>ORDER BY DESC(?</w:t>
-      </w:r>
-      <w:proofErr w:type="spellStart"/>
-      <w:r>
-        <w:rPr>
-          <w:rFonts w:ascii="Sitka Subheading" w:hAnsi="Sitka Subheading"/>
-        </w:rPr>
-        <w:t>visitors</w:t>
-      </w:r>
-      <w:proofErr w:type="spellEnd"/>
-      <w:r>
-        <w:rPr>
-          <w:rFonts w:ascii="Sitka Subheading" w:hAnsi="Sitka Subheading"/>
-        </w:rPr>
-        <w:t>) ?</w:t>
-      </w:r>
-      <w:proofErr w:type="spellStart"/>
-      <w:r>
-        <w:rPr>
-          <w:rFonts w:ascii="Sitka Subheading" w:hAnsi="Sitka Subheading"/>
-        </w:rPr>
-        <w:t>year</w:t>
-      </w:r>
-      <w:proofErr w:type="spellEnd"/>
-      <w:r>
-        <w:rPr>
-          <w:rFonts w:ascii="Sitka Subheading" w:hAnsi="Sitka Subheading"/>
-        </w:rPr>
-        <w:tab/>
-      </w:r>
-      <w:r>
-        <w:rPr>
-          <w:rFonts w:ascii="Sitka Subheading" w:hAnsi="Sitka Subheading"/>
-        </w:rPr>
-        <w:tab/>
-      </w:r>
-      <w:r>
-        <w:rPr>
-          <w:rFonts w:ascii="Sitka Subheading" w:hAnsi="Sitka Subheading"/>
-        </w:rPr>
-        <w:tab/>
-        <w:t># Ordina da più recente a meno</w:t>
-      </w:r>
-    </w:p>
-    <w:p>
-      <w:r>
-        <w:rPr>
-          <w:rFonts w:ascii="Sitka Subheading" w:hAnsi="Sitka Subheading"/>
-        </w:rPr>
-        <w:t xml:space="preserve">LIMIT </w:t>
-      </w:r>
-      <w:r>
-        <w:rPr>
-          <w:rFonts w:ascii="Sitka Subheading" w:hAnsi="Sitka Subheading"/>
-        </w:rPr>
-        <w:t>5</w:t>
-      </w:r>
-      <w:r>
-        <w:rPr>
-          <w:rFonts w:ascii="Sitka Subheading" w:hAnsi="Sitka Subheading"/>
-        </w:rPr>
-        <w:t>00</w:t>
-      </w:r>
-      <w:r>
-        <w:rPr>
-          <w:rFonts w:ascii="Sitka Subheading" w:hAnsi="Sitka Subheading"/>
-        </w:rPr>
-        <w:tab/>
-      </w:r>
-      <w:r>
-        <w:rPr>
-          <w:rFonts w:ascii="Sitka Subheading" w:hAnsi="Sitka Subheading"/>
-        </w:rPr>
-        <w:tab/>
-      </w:r>
-      <w:r>
-        <w:rPr>
-          <w:rFonts w:ascii="Sitka Subheading" w:hAnsi="Sitka Subheading"/>
-        </w:rPr>
-        <w:tab/>
-      </w:r>
-      <w:r>
-        <w:rPr>
-          <w:rFonts w:ascii="Sitka Subheading" w:hAnsi="Sitka Subheading"/>
-        </w:rPr>
-        <w:tab/>
-      </w:r>
-      <w:r>
-        <w:rPr>
-          <w:rFonts w:ascii="Sitka Subheading" w:hAnsi="Sitka Subheading"/>
-        </w:rPr>
-        <w:tab/>
-      </w:r>
-      <w:r>
-        <w:rPr>
-          <w:rFonts w:ascii="Sitka Subheading" w:hAnsi="Sitka Subheading"/>
-        </w:rPr>
-        <w:tab/>
-        <w:t># L</w:t>
-      </w:r>
-      <w:r>
-        <w:rPr>
-          <w:rFonts w:ascii="Sitka Subheading" w:hAnsi="Sitka Subheading"/>
-        </w:rPr>
-        <w:t xml:space="preserve">imita il risultato a </w:t>
-      </w:r>
-      <w:r>
-        <w:rPr>
-          <w:rFonts w:ascii="Sitka Subheading" w:hAnsi="Sitka Subheading"/>
-        </w:rPr>
-        <w:t>5</w:t>
-      </w:r>
-      <w:r>
-        <w:rPr>
-          <w:rFonts w:ascii="Sitka Subheading" w:hAnsi="Sitka Subheading"/>
-        </w:rPr>
-        <w:t>00 elementi</w:t>
-      </w:r>
-    </w:p>
-    <w:p>
-      <w:pPr>
-        <w:pStyle w:val="Heading4"/>
-        <w:rPr>
-          <w:rStyle w:val="normaltextrun"/>
-          <w:rFonts w:ascii="Calibri Light" w:hAnsi="Calibri Light" w:cs="Calibri Light"/>
-          <w:color w:val="2F5496"/>
-          <w:sz w:val="26"/>
-          <w:szCs w:val="26"/>
-        </w:rPr>
-      </w:pPr>
-    </w:p>
-    <w:p>
-      <w:pPr>
-        <w:pStyle w:val="Heading4"/>
-        <w:rPr>
-          <w:rStyle w:val="normaltextrun"/>
-          <w:rFonts w:ascii="Segoe UI" w:hAnsi="Segoe UI" w:cs="Segoe UI"/>
-          <w:color w:val="2F5496"/>
-          <w:sz w:val="18"/>
-          <w:szCs w:val="18"/>
-        </w:rPr>
-      </w:pPr>
-      <w:r>
-        <w:rPr>
-          <w:rStyle w:val="normaltextrun"/>
-          <w:rFonts w:ascii="Calibri Light" w:hAnsi="Calibri Light" w:cs="Calibri Light"/>
-          <w:color w:val="2F5496"/>
-          <w:sz w:val="26"/>
-          <w:szCs w:val="26"/>
-        </w:rPr>
-        <w:t>Elaborazione</w:t>
-      </w:r>
-    </w:p>
-    <w:p>
-      <w:r>
-        <w:t xml:space="preserve">I dati estratti si sono presentati già in ordine dai più visitati ai meno grazie alla query usata per estrarre i dati da </w:t>
-      </w:r>
-      <w:proofErr w:type="spellStart"/>
-      <w:r>
-        <w:t>Wikidata</w:t>
-      </w:r>
-      <w:proofErr w:type="spellEnd"/>
-      <w:r>
-        <w:t>: ho deciso di cambiare leggermente la formattazione, in particolare il font e la dimensione dei caratteri per rendere il file più leggibile</w:t>
-      </w:r>
-      <w:r>
-        <w:t xml:space="preserve">, con body in Segoe UI </w:t>
-      </w:r>
-      <w:proofErr w:type="spellStart"/>
-      <w:r>
-        <w:t>Historic</w:t>
-      </w:r>
-      <w:proofErr w:type="spellEnd"/>
-      <w:r>
-        <w:t xml:space="preserve"> e titoli in Cambria</w:t>
-      </w:r>
-      <w:r>
-        <w:t xml:space="preserve">. </w:t>
-      </w:r>
-      <w:r>
-        <w:t xml:space="preserve">La prima riga di intestazione del foglio è stata bloccata. </w:t>
-      </w:r>
-      <w:r>
-        <w:t>Sono stati eliminati i record meno significativi, ovvero quelli con il numero di visitatori inferiore a 10000.</w:t>
-      </w:r>
-    </w:p>
-    <w:p>
-      <w:r>
-        <w:t>Ho deciso di proporre tre elaborazioni differenti dei dati con Tabelle e Grafici Pivot:</w:t>
-      </w:r>
-    </w:p>
-    <w:p>
-      <w:r>
-        <w:lastRenderedPageBreak/>
-        <w:t xml:space="preserve">1. numero di visitatori dei musei più visitati in Italia nel 2022. Nella tabella e nel grafico i musei sono divisi in base alla città in cui si trovano. </w:t>
-      </w:r>
-    </w:p>
-    <w:p>
-      <w:r>
-        <w:t>2. numero di visitatori dei musei più visitati nello specifico di Firenze nel 2018.</w:t>
-      </w:r>
-    </w:p>
-    <w:p>
-      <w:r>
-        <w:t>3. numero di visitatori dei musei più visitati di Roma tra il 2000 e il 2024: in questo caso, nonostante il range sia tra il 2000 e il 2024, si presentano dati solo dal 2007 al 2022 per mancanza di dati rilevanti degli anni mancanti.</w:t>
-      </w:r>
-    </w:p>
-    <w:p>
-      <w:r>
-        <w:t xml:space="preserve">Anche nel caso di tabelle e grafici ho deciso di modificare leggermente la formattazione, sia in termini di font e dimensioni, sia in termini prettamente grafici e </w:t>
-      </w:r>
-      <w:r>
-        <w:t>. Il grafico è stato poi esportato come immagine.</w:t>
-      </w:r>
-    </w:p>
-    <w:p>
-      <w:pPr>
-        <w:pStyle w:val="Heading4"/>
-        <w:rPr>
-          <w:rStyle w:val="eop"/>
-          <w:rFonts w:ascii="Segoe UI" w:hAnsi="Segoe UI" w:cs="Segoe UI"/>
-          <w:color w:val="2F5496"/>
-          <w:sz w:val="18"/>
-          <w:szCs w:val="18"/>
-        </w:rPr>
-      </w:pPr>
-      <w:r>
-        <w:rPr>
-          <w:rStyle w:val="eop"/>
-          <w:rFonts w:ascii="Calibri Light" w:hAnsi="Calibri Light" w:cs="Calibri Light"/>
-          <w:color w:val="2F5496"/>
-          <w:sz w:val="26"/>
-          <w:szCs w:val="26"/>
-        </w:rPr>
-        <w:t>Condivisione/pubblicazione</w:t>
-      </w:r>
-    </w:p>
-    <w:p>
-      <w:r>
-        <w:t xml:space="preserve">Ho deciso di utilizzare GitHub per la condivisione in quanto si presenta come un sistema adatto alla gestione di dataset strutturati, soprattutto collaborativi grazie alla funzionalità di </w:t>
-      </w:r>
-      <w:proofErr w:type="spellStart"/>
-      <w:r>
-        <w:t>versionamento</w:t>
-      </w:r>
-      <w:proofErr w:type="spellEnd"/>
-      <w:r>
-        <w:t xml:space="preserve">. </w:t>
-      </w:r>
-    </w:p>
-    <w:p>
-      <w:pPr>
-        <w:pStyle w:val="Heading1"/>
-      </w:pPr>
-      <w:bookmarkStart w:id="6" w:name="_Toc179919746"/>
-      <w:r>
-        <w:t>C</w:t>
-      </w:r>
-      <w:r>
-        <w:t>on</w:t>
-      </w:r>
-      <w:r>
-        <w:t>siderazioni conclusive</w:t>
-      </w:r>
-      <w:bookmarkEnd w:id="6"/>
-    </w:p>
-    <w:p>
-      <w:r>
-        <w:t xml:space="preserve">I maggiori problemi riscontrati sono legati alla creazione di una query che potesse dare un numero significativo di risultati, in quanto </w:t>
-      </w:r>
-      <w:proofErr w:type="spellStart"/>
-      <w:r>
-        <w:t>Wikidata</w:t>
-      </w:r>
-      <w:proofErr w:type="spellEnd"/>
-      <w:r>
-        <w:t xml:space="preserve"> risulta molto ricco in alcuni ambiti e più povero in altri; inoltre, le proprietà possono essere imprecise o la query troppo restrittiva</w:t>
-      </w:r>
-      <w:r>
-        <w:t>.</w:t>
-      </w:r>
-      <w:r>
-        <w:t xml:space="preserve"> Per questo motivo ho</w:t>
-      </w:r>
-      <w:r>
-        <w:t xml:space="preserve"> inizialmente</w:t>
-      </w:r>
-      <w:r>
-        <w:t xml:space="preserve"> consultato il sito </w:t>
-      </w:r>
-      <w:hyperlink r:id="rId5" w:history="1">
-        <w:r>
-          <w:rPr>
-            <w:rStyle w:val="Hyperlink"/>
-          </w:rPr>
-          <w:t>https://www.wikidata.org/wiki/Wikidata:SPARQL_tutorial</w:t>
-        </w:r>
-      </w:hyperlink>
-      <w:r>
-        <w:t xml:space="preserve"> </w:t>
-      </w:r>
-      <w:r>
-        <w:t xml:space="preserve">per costruire la mia query </w:t>
-      </w:r>
-      <w:r>
-        <w:t>e ho</w:t>
-      </w:r>
-      <w:r>
-        <w:t xml:space="preserve"> poi</w:t>
-      </w:r>
-      <w:r>
-        <w:t xml:space="preserve"> utilizzato l’IA, in particolare Google Gemini, per </w:t>
-      </w:r>
-      <w:r>
-        <w:t>fornirmi una query il più semplice e ordinata possibile.</w:t>
-      </w:r>
-      <w:r>
-        <w:t xml:space="preserve"> </w:t>
-      </w:r>
-    </w:p>
-    <w:p>
-      <w:pPr>
-        <w:pStyle w:val="Heading1"/>
-      </w:pPr>
-      <w:bookmarkStart w:id="7" w:name="_Toc179919747"/>
-      <w:r>
-        <w:t>Allegati</w:t>
-      </w:r>
-      <w:bookmarkEnd w:id="7"/>
-    </w:p>
-    <w:p>
-      <w:r>
-        <w:t xml:space="preserve">Allegare i dataset </w:t>
-      </w:r>
-      <w:r>
-        <w:t>e</w:t>
-      </w:r>
-      <w:r>
-        <w:t xml:space="preserve"> i fogli di calcolo utilizzati</w:t>
-      </w:r>
-      <w:r>
-        <w:t xml:space="preserve"> per l’elaborazione.</w:t>
-      </w:r>
-    </w:p>
-    <w:p>
-      <w:pPr>
-        <w:rPr>
-          <w:rFonts w:ascii="Segoe UI" w:hAnsi="Segoe UI" w:cs="Segoe UI"/>
-          <w:sz w:val="18"/>
-          <w:szCs w:val="18"/>
-        </w:rPr>
-      </w:pPr>
-    </w:p>
-    <w:p>
-      <w:pPr>
-        <w:pStyle w:val="paragraph"/>
-        <w:spacing w:before="0" w:beforeAutospacing="0" w:after="0" w:afterAutospacing="0"/>
-        <w:ind w:left="660"/>
-        <w:textAlignment w:val="baseline"/>
-        <w:rPr>
-          <w:rFonts w:ascii="Segoe UI" w:hAnsi="Segoe UI" w:cs="Segoe UI"/>
-          <w:sz w:val="18"/>
-          <w:szCs w:val="18"/>
-        </w:rPr>
-      </w:pPr>
-      <w:r>
-        <w:rPr>
-          <w:rStyle w:val="contentcontrolboundarysink"/>
-          <w:rFonts w:ascii="Calibri" w:eastAsiaTheme="majorEastAsia" w:hAnsi="Calibri" w:cs="Calibri"/>
-          <w:color w:val="0563C1"/>
-          <w:sz w:val="22"/>
-          <w:szCs w:val="22"/>
-          <w:u w:val="single"/>
-        </w:rPr>
-        <w:t>​</w:t>
-      </w:r>
-      <w:r>
-        <w:rPr>
-          <w:rStyle w:val="eop"/>
-          <w:rFonts w:ascii="Calibri" w:hAnsi="Calibri" w:cs="Calibri"/>
-          <w:color w:val="0563C1"/>
-          <w:sz w:val="22"/>
-          <w:szCs w:val="22"/>
-        </w:rPr>
-        <w:t> </w:t>
-      </w:r>
-    </w:p>
-    <w:p>
-      <w:pPr>
-        <w:pStyle w:val="paragraph"/>
-        <w:spacing w:before="0" w:beforeAutospacing="0" w:after="0" w:afterAutospacing="0"/>
-        <w:ind w:left="660"/>
-        <w:textAlignment w:val="baseline"/>
-        <w:rPr>
-          <w:rFonts w:ascii="Segoe UI" w:hAnsi="Segoe UI" w:cs="Segoe UI"/>
-          <w:sz w:val="18"/>
-          <w:szCs w:val="18"/>
-        </w:rPr>
-      </w:pPr>
-      <w:r>
-        <w:rPr>
-          <w:rStyle w:val="contentcontrolboundarysink"/>
-          <w:rFonts w:ascii="Calibri" w:eastAsiaTheme="majorEastAsia" w:hAnsi="Calibri" w:cs="Calibri"/>
-          <w:color w:val="0563C1"/>
-          <w:sz w:val="22"/>
-          <w:szCs w:val="22"/>
-          <w:u w:val="single"/>
-        </w:rPr>
-        <w:t>​</w:t>
-      </w:r>
-      <w:r>
-        <w:rPr>
-          <w:rStyle w:val="eop"/>
-          <w:rFonts w:ascii="Calibri" w:hAnsi="Calibri" w:cs="Calibri"/>
-          <w:color w:val="0563C1"/>
-          <w:sz w:val="22"/>
-          <w:szCs w:val="22"/>
-        </w:rPr>
-        <w:t> </w:t>
-      </w:r>
-    </w:p>
-    <w:p>
-      <w:pPr>
-        <w:pStyle w:val="paragraph"/>
-        <w:spacing w:before="0" w:beforeAutospacing="0" w:after="0" w:afterAutospacing="0"/>
-        <w:ind w:left="660"/>
-        <w:textAlignment w:val="baseline"/>
-        <w:rPr>
-          <w:rFonts w:ascii="Segoe UI" w:hAnsi="Segoe UI" w:cs="Segoe UI"/>
-          <w:sz w:val="18"/>
-          <w:szCs w:val="18"/>
-        </w:rPr>
-      </w:pPr>
-      <w:r>
-        <w:rPr>
-          <w:rStyle w:val="contentcontrolboundarysink"/>
-          <w:rFonts w:ascii="Calibri" w:eastAsiaTheme="majorEastAsia" w:hAnsi="Calibri" w:cs="Calibri"/>
-          <w:color w:val="0563C1"/>
-          <w:sz w:val="22"/>
-          <w:szCs w:val="22"/>
-          <w:u w:val="single"/>
-        </w:rPr>
-        <w:t>​</w:t>
-      </w:r>
-      <w:r>
-        <w:rPr>
-          <w:rStyle w:val="eop"/>
-          <w:rFonts w:ascii="Calibri" w:hAnsi="Calibri" w:cs="Calibri"/>
-          <w:color w:val="0563C1"/>
-          <w:sz w:val="22"/>
-          <w:szCs w:val="22"/>
-        </w:rPr>
-        <w:t> </w:t>
-      </w:r>
-    </w:p>
-    <w:p/>
+    </w:p>
     <w:sectPr>
       <w:pgSz w:w="11906" w:h="16838"/>
       <w:pgMar w:top="1417" w:right="1134" w:bottom="1134" w:left="1134" w:header="708" w:footer="708" w:gutter="0"/>
@@ -3854,6 +5180,92 @@
     </w:lvl>
   </w:abstractNum>
   <w:abstractNum w:abstractNumId="11" w15:restartNumberingAfterBreak="0">
+    <w:nsid w:val="59747000"/>
+    <w:multiLevelType w:val="hybridMultilevel"/>
+    <w:tmpl w:val="10D62D72"/>
+    <w:lvl w:ilvl="0" w:tplc="0410000F">
+      <w:start w:val="1"/>
+      <w:numFmt w:val="decimal"/>
+      <w:lvlText w:val="%1."/>
+      <w:lvlJc w:val="left"/>
+      <w:pPr>
+        <w:ind w:left="720" w:hanging="360"/>
+      </w:pPr>
+    </w:lvl>
+    <w:lvl w:ilvl="1" w:tplc="04100019" w:tentative="1">
+      <w:start w:val="1"/>
+      <w:numFmt w:val="lowerLetter"/>
+      <w:lvlText w:val="%2."/>
+      <w:lvlJc w:val="left"/>
+      <w:pPr>
+        <w:ind w:left="1440" w:hanging="360"/>
+      </w:pPr>
+    </w:lvl>
+    <w:lvl w:ilvl="2" w:tplc="0410001B" w:tentative="1">
+      <w:start w:val="1"/>
+      <w:numFmt w:val="lowerRoman"/>
+      <w:lvlText w:val="%3."/>
+      <w:lvlJc w:val="right"/>
+      <w:pPr>
+        <w:ind w:left="2160" w:hanging="180"/>
+      </w:pPr>
+    </w:lvl>
+    <w:lvl w:ilvl="3" w:tplc="0410000F" w:tentative="1">
+      <w:start w:val="1"/>
+      <w:numFmt w:val="decimal"/>
+      <w:lvlText w:val="%4."/>
+      <w:lvlJc w:val="left"/>
+      <w:pPr>
+        <w:ind w:left="2880" w:hanging="360"/>
+      </w:pPr>
+    </w:lvl>
+    <w:lvl w:ilvl="4" w:tplc="04100019" w:tentative="1">
+      <w:start w:val="1"/>
+      <w:numFmt w:val="lowerLetter"/>
+      <w:lvlText w:val="%5."/>
+      <w:lvlJc w:val="left"/>
+      <w:pPr>
+        <w:ind w:left="3600" w:hanging="360"/>
+      </w:pPr>
+    </w:lvl>
+    <w:lvl w:ilvl="5" w:tplc="0410001B" w:tentative="1">
+      <w:start w:val="1"/>
+      <w:numFmt w:val="lowerRoman"/>
+      <w:lvlText w:val="%6."/>
+      <w:lvlJc w:val="right"/>
+      <w:pPr>
+        <w:ind w:left="4320" w:hanging="180"/>
+      </w:pPr>
+    </w:lvl>
+    <w:lvl w:ilvl="6" w:tplc="0410000F" w:tentative="1">
+      <w:start w:val="1"/>
+      <w:numFmt w:val="decimal"/>
+      <w:lvlText w:val="%7."/>
+      <w:lvlJc w:val="left"/>
+      <w:pPr>
+        <w:ind w:left="5040" w:hanging="360"/>
+      </w:pPr>
+    </w:lvl>
+    <w:lvl w:ilvl="7" w:tplc="04100019" w:tentative="1">
+      <w:start w:val="1"/>
+      <w:numFmt w:val="lowerLetter"/>
+      <w:lvlText w:val="%8."/>
+      <w:lvlJc w:val="left"/>
+      <w:pPr>
+        <w:ind w:left="5760" w:hanging="360"/>
+      </w:pPr>
+    </w:lvl>
+    <w:lvl w:ilvl="8" w:tplc="0410001B" w:tentative="1">
+      <w:start w:val="1"/>
+      <w:numFmt w:val="lowerRoman"/>
+      <w:lvlText w:val="%9."/>
+      <w:lvlJc w:val="right"/>
+      <w:pPr>
+        <w:ind w:left="6480" w:hanging="180"/>
+      </w:pPr>
+    </w:lvl>
+  </w:abstractNum>
+  <w:abstractNum w:abstractNumId="12" w15:restartNumberingAfterBreak="0">
     <w:nsid w:val="669D54C1"/>
     <w:multiLevelType w:val="hybridMultilevel"/>
     <w:tmpl w:val="01C2DEC0"/>
@@ -3943,7 +5355,7 @@
       </w:pPr>
     </w:lvl>
   </w:abstractNum>
-  <w:abstractNum w:abstractNumId="12" w15:restartNumberingAfterBreak="0">
+  <w:abstractNum w:abstractNumId="13" w15:restartNumberingAfterBreak="0">
     <w:nsid w:val="67560FA4"/>
     <w:multiLevelType w:val="multilevel"/>
     <w:tmpl w:val="8E0E385C"/>
@@ -4092,7 +5504,7 @@
       </w:rPr>
     </w:lvl>
   </w:abstractNum>
-  <w:abstractNum w:abstractNumId="13" w15:restartNumberingAfterBreak="0">
+  <w:abstractNum w:abstractNumId="14" w15:restartNumberingAfterBreak="0">
     <w:nsid w:val="725A479E"/>
     <w:multiLevelType w:val="hybridMultilevel"/>
     <w:tmpl w:val="4A167C4C"/>
@@ -4206,7 +5618,7 @@
       </w:rPr>
     </w:lvl>
   </w:abstractNum>
-  <w:abstractNum w:abstractNumId="14" w15:restartNumberingAfterBreak="0">
+  <w:abstractNum w:abstractNumId="15" w15:restartNumberingAfterBreak="0">
     <w:nsid w:val="787A2C63"/>
     <w:multiLevelType w:val="hybridMultilevel"/>
     <w:tmpl w:val="32E03FD4"/>
@@ -4296,7 +5708,7 @@
       </w:pPr>
     </w:lvl>
   </w:abstractNum>
-  <w:abstractNum w:abstractNumId="15" w15:restartNumberingAfterBreak="0">
+  <w:abstractNum w:abstractNumId="16" w15:restartNumberingAfterBreak="0">
     <w:nsid w:val="79D10DF8"/>
     <w:multiLevelType w:val="hybridMultilevel"/>
     <w:tmpl w:val="0EE4A99C"/>
@@ -4383,7 +5795,7 @@
     </w:lvl>
   </w:abstractNum>
   <w:num w:numId="1" w16cid:durableId="1337611735">
-    <w:abstractNumId w:val="12"/>
+    <w:abstractNumId w:val="13"/>
   </w:num>
   <w:num w:numId="2" w16cid:durableId="324893275">
     <w:abstractNumId w:val="6"/>
@@ -4407,7 +5819,7 @@
     <w:abstractNumId w:val="2"/>
   </w:num>
   <w:num w:numId="9" w16cid:durableId="351995825">
-    <w:abstractNumId w:val="13"/>
+    <w:abstractNumId w:val="14"/>
   </w:num>
   <w:num w:numId="10" w16cid:durableId="1055930759">
     <w:abstractNumId w:val="8"/>
@@ -4416,19 +5828,22 @@
     <w:abstractNumId w:val="5"/>
   </w:num>
   <w:num w:numId="12" w16cid:durableId="1934626616">
-    <w:abstractNumId w:val="15"/>
+    <w:abstractNumId w:val="16"/>
   </w:num>
   <w:num w:numId="13" w16cid:durableId="229779857">
-    <w:abstractNumId w:val="11"/>
+    <w:abstractNumId w:val="12"/>
   </w:num>
   <w:num w:numId="14" w16cid:durableId="2021814889">
     <w:abstractNumId w:val="0"/>
   </w:num>
   <w:num w:numId="15" w16cid:durableId="251400989">
-    <w:abstractNumId w:val="14"/>
+    <w:abstractNumId w:val="15"/>
   </w:num>
   <w:num w:numId="16" w16cid:durableId="593248590">
     <w:abstractNumId w:val="10"/>
+  </w:num>
+  <w:num w:numId="17" w16cid:durableId="1411346868">
+    <w:abstractNumId w:val="11"/>
   </w:num>
 </w:numbering>
 </file>
@@ -5077,11 +6492,19 @@
     <w:autoRedefine/>
     <w:uiPriority w:val="39"/>
     <w:unhideWhenUsed/>
-    <w:rsid w:val="000C0684"/>
+    <w:rsid w:val="00796D57"/>
     <w:pPr>
+      <w:tabs>
+        <w:tab w:val="right" w:leader="dot" w:pos="9628"/>
+      </w:tabs>
       <w:spacing w:after="100"/>
       <w:ind w:left="440"/>
     </w:pPr>
+    <w:rPr>
+      <w:b/>
+      <w:bCs/>
+      <w:noProof/>
+    </w:rPr>
   </w:style>
   <w:style w:type="character" w:styleId="Hyperlink">
     <w:name w:val="Hyperlink"/>
@@ -5138,6 +6561,34 @@
     <w:rPr>
       <w:color w:val="605E5C"/>
       <w:shd w:val="clear" w:color="auto" w:fill="E1DFDD"/>
+    </w:rPr>
+  </w:style>
+  <w:style w:type="paragraph" w:styleId="ListParagraph">
+    <w:name w:val="List Paragraph"/>
+    <w:basedOn w:val="Normal"/>
+    <w:uiPriority w:val="34"/>
+    <w:qFormat/>
+    <w:rsid w:val="00B53A12"/>
+    <w:pPr>
+      <w:ind w:left="720"/>
+      <w:contextualSpacing/>
+    </w:pPr>
+  </w:style>
+  <w:style w:type="paragraph" w:styleId="TOCHeading">
+    <w:name w:val="TOC Heading"/>
+    <w:basedOn w:val="Heading1"/>
+    <w:next w:val="Normal"/>
+    <w:uiPriority w:val="39"/>
+    <w:unhideWhenUsed/>
+    <w:qFormat/>
+    <w:rsid w:val="00796D57"/>
+    <w:pPr>
+      <w:outlineLvl w:val="9"/>
+    </w:pPr>
+    <w:rPr>
+      <w:kern w:val="0"/>
+      <w:lang w:eastAsia="it-IT"/>
+      <w14:ligatures w14:val="none"/>
     </w:rPr>
   </w:style>
 </w:styles>
@@ -5436,4 +6887,16 @@
     </a:ext>
   </a:extLst>
 </a:theme>
+</file>
+
+<file path=customXml/item1.xml><?xml version="1.0" encoding="utf-8"?>
+<b:Sources xmlns:b="http://schemas.openxmlformats.org/officeDocument/2006/bibliography" xmlns="http://schemas.openxmlformats.org/officeDocument/2006/bibliography" SelectedStyle="\APASixthEditionOfficeOnline.xsl" StyleName="APA" Version="6"/>
+</file>
+
+<file path=customXml/itemProps1.xml><?xml version="1.0" encoding="utf-8"?>
+<ds:datastoreItem xmlns:ds="http://schemas.openxmlformats.org/officeDocument/2006/customXml" ds:itemID="{B8F8B485-8271-4294-8435-C0C3778B93CF}">
+  <ds:schemaRefs>
+    <ds:schemaRef ds:uri="http://schemas.openxmlformats.org/officeDocument/2006/bibliography"/>
+  </ds:schemaRefs>
+</ds:datastoreItem>
 </file>
--- a/Relazione_Progetto_Esame_TettamantiAlessia.docx
+++ b/Relazione_Progetto_Esame_TettamantiAlessia.docx
@@ -1486,21 +1486,7 @@
         <w:rPr>
           <w:rFonts w:ascii="Segoe UI Historic" w:hAnsi="Segoe UI Historic" w:cs="Segoe UI Historic"/>
         </w:rPr>
-        <w:t xml:space="preserve">00 al 2024 utilizzando informazioni strutturate provenienti da </w:t>
-      </w:r>
-      <w:proofErr w:type="spellStart"/>
-      <w:r>
-        <w:rPr>
-          <w:rFonts w:ascii="Segoe UI Historic" w:hAnsi="Segoe UI Historic" w:cs="Segoe UI Historic"/>
-        </w:rPr>
-        <w:t>Wikidata</w:t>
-      </w:r>
-      <w:proofErr w:type="spellEnd"/>
-      <w:r>
-        <w:rPr>
-          <w:rFonts w:ascii="Segoe UI Historic" w:hAnsi="Segoe UI Historic" w:cs="Segoe UI Historic"/>
-        </w:rPr>
-        <w:t>.</w:t>
+        <w:t>00 al 2024 utilizzando informazioni strutturate provenienti da Wikidata.</w:t>
       </w:r>
       <w:r>
         <w:rPr>
@@ -1625,21 +1611,7 @@
         <w:rPr>
           <w:rFonts w:ascii="Segoe UI Historic" w:hAnsi="Segoe UI Historic" w:cs="Segoe UI Historic"/>
         </w:rPr>
-        <w:t xml:space="preserve">Questa query SPARQL estrae da </w:t>
-      </w:r>
-      <w:proofErr w:type="spellStart"/>
-      <w:r>
-        <w:rPr>
-          <w:rFonts w:ascii="Segoe UI Historic" w:hAnsi="Segoe UI Historic" w:cs="Segoe UI Historic"/>
-        </w:rPr>
-        <w:t>Wikidata</w:t>
-      </w:r>
-      <w:proofErr w:type="spellEnd"/>
-      <w:r>
-        <w:rPr>
-          <w:rFonts w:ascii="Segoe UI Historic" w:hAnsi="Segoe UI Historic" w:cs="Segoe UI Historic"/>
-        </w:rPr>
-        <w:t xml:space="preserve"> i dati relativi ai musei italiani e al numero di visitatori annuali registrati tra il </w:t>
+        <w:t xml:space="preserve">Questa query SPARQL estrae da Wikidata i dati relativi ai musei italiani e al numero di visitatori annuali registrati tra il </w:t>
       </w:r>
       <w:r>
         <w:rPr>
@@ -1661,7 +1633,6 @@
           <w:lang w:val="en-GB"/>
         </w:rPr>
       </w:pPr>
-      <w:proofErr w:type="gramStart"/>
       <w:r>
         <w:rPr>
           <w:rFonts w:ascii="Segoe UI Historic" w:hAnsi="Segoe UI Historic" w:cs="Segoe UI Historic"/>
@@ -1681,110 +1652,41 @@
           <w:rFonts w:ascii="Segoe UI Historic" w:hAnsi="Segoe UI Historic" w:cs="Segoe UI Historic"/>
           <w:lang w:val="en-GB"/>
         </w:rPr>
-        <w:t>?</w:t>
-      </w:r>
-      <w:proofErr w:type="spellStart"/>
+        <w:t>?museumLabel</w:t>
+      </w:r>
       <w:r>
         <w:rPr>
           <w:rFonts w:ascii="Segoe UI Historic" w:hAnsi="Segoe UI Historic" w:cs="Segoe UI Historic"/>
           <w:lang w:val="en-GB"/>
         </w:rPr>
-        <w:t>museumLabel</w:t>
-      </w:r>
-      <w:proofErr w:type="spellEnd"/>
+        <w:t xml:space="preserve"> </w:t>
+      </w:r>
       <w:r>
         <w:rPr>
           <w:rFonts w:ascii="Segoe UI Historic" w:hAnsi="Segoe UI Historic" w:cs="Segoe UI Historic"/>
           <w:lang w:val="en-GB"/>
         </w:rPr>
-        <w:t xml:space="preserve"> </w:t>
-      </w:r>
+        <w:t>?cityLabel ?visitors ?year WHERE {</w:t>
+      </w:r>
+    </w:p>
+    <w:p>
+      <w:pPr>
+        <w:rPr>
+          <w:rFonts w:ascii="Segoe UI Historic" w:hAnsi="Segoe UI Historic" w:cs="Segoe UI Historic"/>
+        </w:rPr>
+      </w:pPr>
       <w:r>
         <w:rPr>
           <w:rFonts w:ascii="Segoe UI Historic" w:hAnsi="Segoe UI Historic" w:cs="Segoe UI Historic"/>
           <w:lang w:val="en-GB"/>
         </w:rPr>
-        <w:t>?</w:t>
-      </w:r>
-      <w:proofErr w:type="spellStart"/>
-      <w:r>
-        <w:rPr>
-          <w:rFonts w:ascii="Segoe UI Historic" w:hAnsi="Segoe UI Historic" w:cs="Segoe UI Historic"/>
-          <w:lang w:val="en-GB"/>
-        </w:rPr>
-        <w:t>cityLabel</w:t>
-      </w:r>
-      <w:proofErr w:type="spellEnd"/>
-      <w:r>
-        <w:rPr>
-          <w:rFonts w:ascii="Segoe UI Historic" w:hAnsi="Segoe UI Historic" w:cs="Segoe UI Historic"/>
-          <w:lang w:val="en-GB"/>
-        </w:rPr>
-        <w:t xml:space="preserve"> ?visitors ?year</w:t>
-      </w:r>
-      <w:proofErr w:type="gramEnd"/>
-      <w:r>
-        <w:rPr>
-          <w:rFonts w:ascii="Segoe UI Historic" w:hAnsi="Segoe UI Historic" w:cs="Segoe UI Historic"/>
-          <w:lang w:val="en-GB"/>
-        </w:rPr>
-        <w:t xml:space="preserve"> WHERE {</w:t>
-      </w:r>
-    </w:p>
-    <w:p>
-      <w:pPr>
-        <w:rPr>
-          <w:rFonts w:ascii="Segoe UI Historic" w:hAnsi="Segoe UI Historic" w:cs="Segoe UI Historic"/>
-        </w:rPr>
-      </w:pPr>
-      <w:r>
-        <w:rPr>
-          <w:rFonts w:ascii="Segoe UI Historic" w:hAnsi="Segoe UI Historic" w:cs="Segoe UI Historic"/>
-          <w:lang w:val="en-GB"/>
-        </w:rPr>
         <w:t xml:space="preserve">  </w:t>
       </w:r>
-      <w:proofErr w:type="gramStart"/>
-      <w:r>
-        <w:rPr>
-          <w:rFonts w:ascii="Segoe UI Historic" w:hAnsi="Segoe UI Historic" w:cs="Segoe UI Historic"/>
-        </w:rPr>
-        <w:t>?museum</w:t>
-      </w:r>
-      <w:proofErr w:type="gramEnd"/>
-      <w:r>
-        <w:rPr>
-          <w:rFonts w:ascii="Segoe UI Historic" w:hAnsi="Segoe UI Historic" w:cs="Segoe UI Historic"/>
-        </w:rPr>
-        <w:t xml:space="preserve"> </w:t>
-      </w:r>
-      <w:proofErr w:type="gramStart"/>
-      <w:r>
-        <w:rPr>
-          <w:rFonts w:ascii="Segoe UI Historic" w:hAnsi="Segoe UI Historic" w:cs="Segoe UI Historic"/>
-        </w:rPr>
-        <w:t>wdt:P</w:t>
-      </w:r>
-      <w:proofErr w:type="gramEnd"/>
-      <w:r>
-        <w:rPr>
-          <w:rFonts w:ascii="Segoe UI Historic" w:hAnsi="Segoe UI Historic" w:cs="Segoe UI Historic"/>
-        </w:rPr>
-        <w:t xml:space="preserve">31 </w:t>
-      </w:r>
-      <w:proofErr w:type="gramStart"/>
-      <w:r>
-        <w:rPr>
-          <w:rFonts w:ascii="Segoe UI Historic" w:hAnsi="Segoe UI Historic" w:cs="Segoe UI Historic"/>
-        </w:rPr>
-        <w:t xml:space="preserve">wd:Q33506;   </w:t>
-      </w:r>
-      <w:proofErr w:type="gramEnd"/>
-      <w:r>
-        <w:rPr>
-          <w:rFonts w:ascii="Segoe UI Historic" w:hAnsi="Segoe UI Historic" w:cs="Segoe UI Historic"/>
-        </w:rPr>
-        <w:t xml:space="preserve">    </w:t>
+      <w:r>
+        <w:rPr>
+          <w:rFonts w:ascii="Segoe UI Historic" w:hAnsi="Segoe UI Historic" w:cs="Segoe UI Historic"/>
+        </w:rPr>
+        <w:t xml:space="preserve">?museum wdt:P31 wd:Q33506;       </w:t>
       </w:r>
       <w:r>
         <w:rPr>
@@ -1827,35 +1729,7 @@
         <w:rPr>
           <w:rFonts w:ascii="Segoe UI Historic" w:hAnsi="Segoe UI Historic" w:cs="Segoe UI Historic"/>
         </w:rPr>
-        <w:t xml:space="preserve">          </w:t>
-      </w:r>
-      <w:proofErr w:type="gramStart"/>
-      <w:r>
-        <w:rPr>
-          <w:rFonts w:ascii="Segoe UI Historic" w:hAnsi="Segoe UI Historic" w:cs="Segoe UI Historic"/>
-        </w:rPr>
-        <w:t>wdt:P</w:t>
-      </w:r>
-      <w:proofErr w:type="gramEnd"/>
-      <w:r>
-        <w:rPr>
-          <w:rFonts w:ascii="Segoe UI Historic" w:hAnsi="Segoe UI Historic" w:cs="Segoe UI Historic"/>
-        </w:rPr>
-        <w:t xml:space="preserve">17 </w:t>
-      </w:r>
-      <w:proofErr w:type="gramStart"/>
-      <w:r>
-        <w:rPr>
-          <w:rFonts w:ascii="Segoe UI Historic" w:hAnsi="Segoe UI Historic" w:cs="Segoe UI Historic"/>
-        </w:rPr>
-        <w:t xml:space="preserve">wd:Q38;   </w:t>
-      </w:r>
-      <w:proofErr w:type="gramEnd"/>
-      <w:r>
-        <w:rPr>
-          <w:rFonts w:ascii="Segoe UI Historic" w:hAnsi="Segoe UI Historic" w:cs="Segoe UI Historic"/>
-        </w:rPr>
-        <w:t xml:space="preserve">       </w:t>
+        <w:t xml:space="preserve">          wdt:P17 wd:Q38;          </w:t>
       </w:r>
       <w:r>
         <w:rPr>
@@ -1898,21 +1772,7 @@
         <w:rPr>
           <w:rFonts w:ascii="Segoe UI Historic" w:hAnsi="Segoe UI Historic" w:cs="Segoe UI Historic"/>
         </w:rPr>
-        <w:t xml:space="preserve">          </w:t>
-      </w:r>
-      <w:proofErr w:type="gramStart"/>
-      <w:r>
-        <w:rPr>
-          <w:rFonts w:ascii="Segoe UI Historic" w:hAnsi="Segoe UI Historic" w:cs="Segoe UI Historic"/>
-        </w:rPr>
-        <w:t>wdt:P131 ?city</w:t>
-      </w:r>
-      <w:proofErr w:type="gramEnd"/>
-      <w:r>
-        <w:rPr>
-          <w:rFonts w:ascii="Segoe UI Historic" w:hAnsi="Segoe UI Historic" w:cs="Segoe UI Historic"/>
-        </w:rPr>
-        <w:t xml:space="preserve">.           </w:t>
+        <w:t xml:space="preserve">          wdt:P131 ?city.           </w:t>
       </w:r>
       <w:r>
         <w:rPr>
@@ -1955,43 +1815,7 @@
         <w:rPr>
           <w:rFonts w:ascii="Segoe UI Historic" w:hAnsi="Segoe UI Historic" w:cs="Segoe UI Historic"/>
         </w:rPr>
-        <w:t xml:space="preserve">  </w:t>
-      </w:r>
-      <w:proofErr w:type="gramStart"/>
-      <w:r>
-        <w:rPr>
-          <w:rFonts w:ascii="Segoe UI Historic" w:hAnsi="Segoe UI Historic" w:cs="Segoe UI Historic"/>
-        </w:rPr>
-        <w:t>?museum</w:t>
-      </w:r>
-      <w:proofErr w:type="gramEnd"/>
-      <w:r>
-        <w:rPr>
-          <w:rFonts w:ascii="Segoe UI Historic" w:hAnsi="Segoe UI Historic" w:cs="Segoe UI Historic"/>
-        </w:rPr>
-        <w:t xml:space="preserve"> </w:t>
-      </w:r>
-      <w:proofErr w:type="gramStart"/>
-      <w:r>
-        <w:rPr>
-          <w:rFonts w:ascii="Segoe UI Historic" w:hAnsi="Segoe UI Historic" w:cs="Segoe UI Historic"/>
-        </w:rPr>
-        <w:t>p:P1174 ?</w:t>
-      </w:r>
-      <w:proofErr w:type="spellStart"/>
-      <w:r>
-        <w:rPr>
-          <w:rFonts w:ascii="Segoe UI Historic" w:hAnsi="Segoe UI Historic" w:cs="Segoe UI Historic"/>
-        </w:rPr>
-        <w:t>stmt</w:t>
-      </w:r>
-      <w:proofErr w:type="spellEnd"/>
-      <w:proofErr w:type="gramEnd"/>
-      <w:r>
-        <w:rPr>
-          <w:rFonts w:ascii="Segoe UI Historic" w:hAnsi="Segoe UI Historic" w:cs="Segoe UI Historic"/>
-        </w:rPr>
-        <w:t>.</w:t>
+        <w:t xml:space="preserve">  ?museum p:P1174 ?stmt.</w:t>
       </w:r>
       <w:r>
         <w:rPr>
@@ -2035,325 +1859,170 @@
         <w:rPr>
           <w:rFonts w:ascii="Segoe UI Historic" w:hAnsi="Segoe UI Historic" w:cs="Segoe UI Historic"/>
         </w:rPr>
+        <w:t xml:space="preserve">  ?stmt ps:P1174 ?visitors;</w:t>
+      </w:r>
+      <w:r>
+        <w:rPr>
+          <w:rFonts w:ascii="Segoe UI Historic" w:hAnsi="Segoe UI Historic" w:cs="Segoe UI Historic"/>
+        </w:rPr>
+        <w:tab/>
+      </w:r>
+      <w:r>
+        <w:rPr>
+          <w:rFonts w:ascii="Segoe UI Historic" w:hAnsi="Segoe UI Historic" w:cs="Segoe UI Historic"/>
+        </w:rPr>
+        <w:tab/>
+      </w:r>
+      <w:r>
+        <w:rPr>
+          <w:rFonts w:ascii="Segoe UI Historic" w:hAnsi="Segoe UI Historic" w:cs="Segoe UI Historic"/>
+        </w:rPr>
+        <w:tab/>
+      </w:r>
+      <w:r>
+        <w:rPr>
+          <w:rFonts w:ascii="Segoe UI Historic" w:hAnsi="Segoe UI Historic" w:cs="Segoe UI Historic"/>
+        </w:rPr>
+        <w:tab/>
+      </w:r>
+      <w:r>
+        <w:rPr>
+          <w:rFonts w:ascii="Segoe UI Historic" w:hAnsi="Segoe UI Historic" w:cs="Segoe UI Historic"/>
+        </w:rPr>
+        <w:t># valore numerico dei visitatori</w:t>
+      </w:r>
+    </w:p>
+    <w:p>
+      <w:pPr>
+        <w:rPr>
+          <w:rFonts w:ascii="Segoe UI Historic" w:hAnsi="Segoe UI Historic" w:cs="Segoe UI Historic"/>
+          <w:lang w:val="en-GB"/>
+        </w:rPr>
+      </w:pPr>
+      <w:r>
+        <w:rPr>
+          <w:rFonts w:ascii="Segoe UI Historic" w:hAnsi="Segoe UI Historic" w:cs="Segoe UI Historic"/>
+        </w:rPr>
+        <w:t xml:space="preserve">        </w:t>
+      </w:r>
+      <w:r>
+        <w:rPr>
+          <w:rFonts w:ascii="Segoe UI Historic" w:hAnsi="Segoe UI Historic" w:cs="Segoe UI Historic"/>
+          <w:lang w:val="en-GB"/>
+        </w:rPr>
+        <w:t>pq:P585 ?date.</w:t>
+      </w:r>
+      <w:r>
+        <w:rPr>
+          <w:rFonts w:ascii="Segoe UI Historic" w:hAnsi="Segoe UI Historic" w:cs="Segoe UI Historic"/>
+          <w:lang w:val="en-GB"/>
+        </w:rPr>
+        <w:tab/>
+      </w:r>
+      <w:r>
+        <w:rPr>
+          <w:rFonts w:ascii="Segoe UI Historic" w:hAnsi="Segoe UI Historic" w:cs="Segoe UI Historic"/>
+          <w:lang w:val="en-GB"/>
+        </w:rPr>
+        <w:tab/>
+      </w:r>
+      <w:r>
+        <w:rPr>
+          <w:rFonts w:ascii="Segoe UI Historic" w:hAnsi="Segoe UI Historic" w:cs="Segoe UI Historic"/>
+          <w:lang w:val="en-GB"/>
+        </w:rPr>
+        <w:tab/>
+      </w:r>
+      <w:r>
+        <w:rPr>
+          <w:rFonts w:ascii="Segoe UI Historic" w:hAnsi="Segoe UI Historic" w:cs="Segoe UI Historic"/>
+          <w:lang w:val="en-GB"/>
+        </w:rPr>
+        <w:tab/>
+      </w:r>
+      <w:r>
+        <w:rPr>
+          <w:rFonts w:ascii="Segoe UI Historic" w:hAnsi="Segoe UI Historic" w:cs="Segoe UI Historic"/>
+          <w:lang w:val="en-GB"/>
+        </w:rPr>
+        <w:tab/>
+      </w:r>
+      <w:r>
+        <w:rPr>
+          <w:rFonts w:ascii="Segoe UI Historic" w:hAnsi="Segoe UI Historic" w:cs="Segoe UI Historic"/>
+          <w:lang w:val="en-GB"/>
+        </w:rPr>
+        <w:t># qualificatore point in time (anno)</w:t>
+      </w:r>
+    </w:p>
+    <w:p>
+      <w:pPr>
+        <w:rPr>
+          <w:rFonts w:ascii="Segoe UI Historic" w:hAnsi="Segoe UI Historic" w:cs="Segoe UI Historic"/>
+          <w:lang w:val="en-GB"/>
+        </w:rPr>
+      </w:pPr>
+      <w:r>
+        <w:rPr>
+          <w:rFonts w:ascii="Segoe UI Historic" w:hAnsi="Segoe UI Historic" w:cs="Segoe UI Historic"/>
+          <w:lang w:val="en-GB"/>
+        </w:rPr>
+        <w:t xml:space="preserve">  BIND(YEAR(?date) AS ?year)</w:t>
+      </w:r>
+      <w:r>
+        <w:rPr>
+          <w:rFonts w:ascii="Segoe UI Historic" w:hAnsi="Segoe UI Historic" w:cs="Segoe UI Historic"/>
+          <w:lang w:val="en-GB"/>
+        </w:rPr>
+        <w:tab/>
+      </w:r>
+      <w:r>
+        <w:rPr>
+          <w:rFonts w:ascii="Segoe UI Historic" w:hAnsi="Segoe UI Historic" w:cs="Segoe UI Historic"/>
+          <w:lang w:val="en-GB"/>
+        </w:rPr>
+        <w:tab/>
+      </w:r>
+      <w:r>
+        <w:rPr>
+          <w:rFonts w:ascii="Segoe UI Historic" w:hAnsi="Segoe UI Historic" w:cs="Segoe UI Historic"/>
+          <w:lang w:val="en-GB"/>
+        </w:rPr>
+        <w:tab/>
+      </w:r>
+      <w:r>
+        <w:rPr>
+          <w:rFonts w:ascii="Segoe UI Historic" w:hAnsi="Segoe UI Historic" w:cs="Segoe UI Historic"/>
+          <w:lang w:val="en-GB"/>
+        </w:rPr>
+        <w:tab/>
+      </w:r>
+      <w:r>
+        <w:rPr>
+          <w:rFonts w:ascii="Segoe UI Historic" w:hAnsi="Segoe UI Historic" w:cs="Segoe UI Historic"/>
+          <w:lang w:val="en-GB"/>
+        </w:rPr>
+        <w:t># Estrai anno dalla data</w:t>
+      </w:r>
+    </w:p>
+    <w:p>
+      <w:pPr>
+        <w:rPr>
+          <w:rFonts w:ascii="Segoe UI Historic" w:hAnsi="Segoe UI Historic" w:cs="Segoe UI Historic"/>
+        </w:rPr>
+      </w:pPr>
+      <w:r>
+        <w:rPr>
+          <w:rFonts w:ascii="Segoe UI Historic" w:hAnsi="Segoe UI Historic" w:cs="Segoe UI Historic"/>
+          <w:lang w:val="en-GB"/>
+        </w:rPr>
         <w:t xml:space="preserve">  </w:t>
       </w:r>
-      <w:proofErr w:type="gramStart"/>
-      <w:r>
-        <w:rPr>
-          <w:rFonts w:ascii="Segoe UI Historic" w:hAnsi="Segoe UI Historic" w:cs="Segoe UI Historic"/>
-        </w:rPr>
-        <w:t>?</w:t>
-      </w:r>
-      <w:proofErr w:type="spellStart"/>
-      <w:r>
-        <w:rPr>
-          <w:rFonts w:ascii="Segoe UI Historic" w:hAnsi="Segoe UI Historic" w:cs="Segoe UI Historic"/>
-        </w:rPr>
-        <w:t>stmt</w:t>
-      </w:r>
-      <w:proofErr w:type="spellEnd"/>
-      <w:proofErr w:type="gramEnd"/>
-      <w:r>
-        <w:rPr>
-          <w:rFonts w:ascii="Segoe UI Historic" w:hAnsi="Segoe UI Historic" w:cs="Segoe UI Historic"/>
-        </w:rPr>
-        <w:t xml:space="preserve"> </w:t>
-      </w:r>
-      <w:proofErr w:type="gramStart"/>
-      <w:r>
-        <w:rPr>
-          <w:rFonts w:ascii="Segoe UI Historic" w:hAnsi="Segoe UI Historic" w:cs="Segoe UI Historic"/>
-        </w:rPr>
-        <w:t>ps:P1174 ?</w:t>
-      </w:r>
-      <w:proofErr w:type="spellStart"/>
-      <w:r>
-        <w:rPr>
-          <w:rFonts w:ascii="Segoe UI Historic" w:hAnsi="Segoe UI Historic" w:cs="Segoe UI Historic"/>
-        </w:rPr>
-        <w:t>visitors</w:t>
-      </w:r>
-      <w:proofErr w:type="spellEnd"/>
-      <w:proofErr w:type="gramEnd"/>
-      <w:r>
-        <w:rPr>
-          <w:rFonts w:ascii="Segoe UI Historic" w:hAnsi="Segoe UI Historic" w:cs="Segoe UI Historic"/>
-        </w:rPr>
-        <w:t>;</w:t>
-      </w:r>
-      <w:r>
-        <w:rPr>
-          <w:rFonts w:ascii="Segoe UI Historic" w:hAnsi="Segoe UI Historic" w:cs="Segoe UI Historic"/>
-        </w:rPr>
-        <w:tab/>
-      </w:r>
-      <w:r>
-        <w:rPr>
-          <w:rFonts w:ascii="Segoe UI Historic" w:hAnsi="Segoe UI Historic" w:cs="Segoe UI Historic"/>
-        </w:rPr>
-        <w:tab/>
-      </w:r>
-      <w:r>
-        <w:rPr>
-          <w:rFonts w:ascii="Segoe UI Historic" w:hAnsi="Segoe UI Historic" w:cs="Segoe UI Historic"/>
-        </w:rPr>
-        <w:tab/>
-      </w:r>
-      <w:r>
-        <w:rPr>
-          <w:rFonts w:ascii="Segoe UI Historic" w:hAnsi="Segoe UI Historic" w:cs="Segoe UI Historic"/>
-        </w:rPr>
-        <w:tab/>
-      </w:r>
-      <w:r>
-        <w:rPr>
-          <w:rFonts w:ascii="Segoe UI Historic" w:hAnsi="Segoe UI Historic" w:cs="Segoe UI Historic"/>
-        </w:rPr>
-        <w:t># valore numerico dei visitatori</w:t>
-      </w:r>
-    </w:p>
-    <w:p>
-      <w:pPr>
-        <w:rPr>
-          <w:rFonts w:ascii="Segoe UI Historic" w:hAnsi="Segoe UI Historic" w:cs="Segoe UI Historic"/>
-          <w:lang w:val="en-GB"/>
-        </w:rPr>
-      </w:pPr>
-      <w:r>
-        <w:rPr>
-          <w:rFonts w:ascii="Segoe UI Historic" w:hAnsi="Segoe UI Historic" w:cs="Segoe UI Historic"/>
-        </w:rPr>
-        <w:t xml:space="preserve">        </w:t>
-      </w:r>
-      <w:proofErr w:type="gramStart"/>
-      <w:r>
-        <w:rPr>
-          <w:rFonts w:ascii="Segoe UI Historic" w:hAnsi="Segoe UI Historic" w:cs="Segoe UI Historic"/>
-          <w:lang w:val="en-GB"/>
-        </w:rPr>
-        <w:t>pq:P585 ?date</w:t>
-      </w:r>
-      <w:proofErr w:type="gramEnd"/>
-      <w:r>
-        <w:rPr>
-          <w:rFonts w:ascii="Segoe UI Historic" w:hAnsi="Segoe UI Historic" w:cs="Segoe UI Historic"/>
-          <w:lang w:val="en-GB"/>
-        </w:rPr>
-        <w:t>.</w:t>
-      </w:r>
-      <w:r>
-        <w:rPr>
-          <w:rFonts w:ascii="Segoe UI Historic" w:hAnsi="Segoe UI Historic" w:cs="Segoe UI Historic"/>
-          <w:lang w:val="en-GB"/>
-        </w:rPr>
-        <w:tab/>
-      </w:r>
-      <w:r>
-        <w:rPr>
-          <w:rFonts w:ascii="Segoe UI Historic" w:hAnsi="Segoe UI Historic" w:cs="Segoe UI Historic"/>
-          <w:lang w:val="en-GB"/>
-        </w:rPr>
-        <w:tab/>
-      </w:r>
-      <w:r>
-        <w:rPr>
-          <w:rFonts w:ascii="Segoe UI Historic" w:hAnsi="Segoe UI Historic" w:cs="Segoe UI Historic"/>
-          <w:lang w:val="en-GB"/>
-        </w:rPr>
-        <w:tab/>
-      </w:r>
-      <w:r>
-        <w:rPr>
-          <w:rFonts w:ascii="Segoe UI Historic" w:hAnsi="Segoe UI Historic" w:cs="Segoe UI Historic"/>
-          <w:lang w:val="en-GB"/>
-        </w:rPr>
-        <w:tab/>
-      </w:r>
-      <w:r>
-        <w:rPr>
-          <w:rFonts w:ascii="Segoe UI Historic" w:hAnsi="Segoe UI Historic" w:cs="Segoe UI Historic"/>
-          <w:lang w:val="en-GB"/>
-        </w:rPr>
-        <w:tab/>
-      </w:r>
-      <w:r>
-        <w:rPr>
-          <w:rFonts w:ascii="Segoe UI Historic" w:hAnsi="Segoe UI Historic" w:cs="Segoe UI Historic"/>
-          <w:lang w:val="en-GB"/>
-        </w:rPr>
-        <w:t xml:space="preserve"># </w:t>
-      </w:r>
-      <w:proofErr w:type="spellStart"/>
-      <w:r>
-        <w:rPr>
-          <w:rFonts w:ascii="Segoe UI Historic" w:hAnsi="Segoe UI Historic" w:cs="Segoe UI Historic"/>
-          <w:lang w:val="en-GB"/>
-        </w:rPr>
-        <w:t>qualificatore</w:t>
-      </w:r>
-      <w:proofErr w:type="spellEnd"/>
-      <w:r>
-        <w:rPr>
-          <w:rFonts w:ascii="Segoe UI Historic" w:hAnsi="Segoe UI Historic" w:cs="Segoe UI Historic"/>
-          <w:lang w:val="en-GB"/>
-        </w:rPr>
-        <w:t xml:space="preserve"> point in time (anno)</w:t>
-      </w:r>
-    </w:p>
-    <w:p>
-      <w:pPr>
-        <w:rPr>
-          <w:rFonts w:ascii="Segoe UI Historic" w:hAnsi="Segoe UI Historic" w:cs="Segoe UI Historic"/>
-          <w:lang w:val="en-GB"/>
-        </w:rPr>
-      </w:pPr>
-      <w:r>
-        <w:rPr>
-          <w:rFonts w:ascii="Segoe UI Historic" w:hAnsi="Segoe UI Historic" w:cs="Segoe UI Historic"/>
-          <w:lang w:val="en-GB"/>
-        </w:rPr>
-        <w:t xml:space="preserve">  BIND(YEAR</w:t>
-      </w:r>
-      <w:proofErr w:type="gramStart"/>
-      <w:r>
-        <w:rPr>
-          <w:rFonts w:ascii="Segoe UI Historic" w:hAnsi="Segoe UI Historic" w:cs="Segoe UI Historic"/>
-          <w:lang w:val="en-GB"/>
-        </w:rPr>
-        <w:t>(?date</w:t>
-      </w:r>
-      <w:proofErr w:type="gramEnd"/>
-      <w:r>
-        <w:rPr>
-          <w:rFonts w:ascii="Segoe UI Historic" w:hAnsi="Segoe UI Historic" w:cs="Segoe UI Historic"/>
-          <w:lang w:val="en-GB"/>
-        </w:rPr>
-        <w:t xml:space="preserve">) </w:t>
-      </w:r>
-      <w:proofErr w:type="gramStart"/>
-      <w:r>
-        <w:rPr>
-          <w:rFonts w:ascii="Segoe UI Historic" w:hAnsi="Segoe UI Historic" w:cs="Segoe UI Historic"/>
-          <w:lang w:val="en-GB"/>
-        </w:rPr>
-        <w:t>AS ?year</w:t>
-      </w:r>
-      <w:proofErr w:type="gramEnd"/>
-      <w:r>
-        <w:rPr>
-          <w:rFonts w:ascii="Segoe UI Historic" w:hAnsi="Segoe UI Historic" w:cs="Segoe UI Historic"/>
-          <w:lang w:val="en-GB"/>
-        </w:rPr>
-        <w:t>)</w:t>
-      </w:r>
-      <w:r>
-        <w:rPr>
-          <w:rFonts w:ascii="Segoe UI Historic" w:hAnsi="Segoe UI Historic" w:cs="Segoe UI Historic"/>
-          <w:lang w:val="en-GB"/>
-        </w:rPr>
-        <w:tab/>
-      </w:r>
-      <w:r>
-        <w:rPr>
-          <w:rFonts w:ascii="Segoe UI Historic" w:hAnsi="Segoe UI Historic" w:cs="Segoe UI Historic"/>
-          <w:lang w:val="en-GB"/>
-        </w:rPr>
-        <w:tab/>
-      </w:r>
-      <w:r>
-        <w:rPr>
-          <w:rFonts w:ascii="Segoe UI Historic" w:hAnsi="Segoe UI Historic" w:cs="Segoe UI Historic"/>
-          <w:lang w:val="en-GB"/>
-        </w:rPr>
-        <w:tab/>
-      </w:r>
-      <w:r>
-        <w:rPr>
-          <w:rFonts w:ascii="Segoe UI Historic" w:hAnsi="Segoe UI Historic" w:cs="Segoe UI Historic"/>
-          <w:lang w:val="en-GB"/>
-        </w:rPr>
-        <w:tab/>
-      </w:r>
-      <w:r>
-        <w:rPr>
-          <w:rFonts w:ascii="Segoe UI Historic" w:hAnsi="Segoe UI Historic" w:cs="Segoe UI Historic"/>
-          <w:lang w:val="en-GB"/>
-        </w:rPr>
-        <w:t xml:space="preserve"># </w:t>
-      </w:r>
-      <w:proofErr w:type="spellStart"/>
-      <w:r>
-        <w:rPr>
-          <w:rFonts w:ascii="Segoe UI Historic" w:hAnsi="Segoe UI Historic" w:cs="Segoe UI Historic"/>
-          <w:lang w:val="en-GB"/>
-        </w:rPr>
-        <w:t>Estrai</w:t>
-      </w:r>
-      <w:proofErr w:type="spellEnd"/>
-      <w:r>
-        <w:rPr>
-          <w:rFonts w:ascii="Segoe UI Historic" w:hAnsi="Segoe UI Historic" w:cs="Segoe UI Historic"/>
-          <w:lang w:val="en-GB"/>
-        </w:rPr>
-        <w:t xml:space="preserve"> anno </w:t>
-      </w:r>
-      <w:proofErr w:type="spellStart"/>
-      <w:r>
-        <w:rPr>
-          <w:rFonts w:ascii="Segoe UI Historic" w:hAnsi="Segoe UI Historic" w:cs="Segoe UI Historic"/>
-          <w:lang w:val="en-GB"/>
-        </w:rPr>
-        <w:t>dalla</w:t>
-      </w:r>
-      <w:proofErr w:type="spellEnd"/>
-      <w:r>
-        <w:rPr>
-          <w:rFonts w:ascii="Segoe UI Historic" w:hAnsi="Segoe UI Historic" w:cs="Segoe UI Historic"/>
-          <w:lang w:val="en-GB"/>
-        </w:rPr>
-        <w:t xml:space="preserve"> data</w:t>
-      </w:r>
-    </w:p>
-    <w:p>
-      <w:pPr>
-        <w:rPr>
-          <w:rFonts w:ascii="Segoe UI Historic" w:hAnsi="Segoe UI Historic" w:cs="Segoe UI Historic"/>
-        </w:rPr>
-      </w:pPr>
-      <w:r>
-        <w:rPr>
-          <w:rFonts w:ascii="Segoe UI Historic" w:hAnsi="Segoe UI Historic" w:cs="Segoe UI Historic"/>
-          <w:lang w:val="en-GB"/>
-        </w:rPr>
-        <w:t xml:space="preserve">  </w:t>
-      </w:r>
-      <w:proofErr w:type="gramStart"/>
-      <w:r>
-        <w:rPr>
-          <w:rFonts w:ascii="Segoe UI Historic" w:hAnsi="Segoe UI Historic" w:cs="Segoe UI Historic"/>
-        </w:rPr>
-        <w:t>FILTER(</w:t>
-      </w:r>
-      <w:proofErr w:type="gramEnd"/>
-      <w:r>
-        <w:rPr>
-          <w:rFonts w:ascii="Segoe UI Historic" w:hAnsi="Segoe UI Historic" w:cs="Segoe UI Historic"/>
-        </w:rPr>
-        <w:t>?</w:t>
-      </w:r>
-      <w:proofErr w:type="spellStart"/>
-      <w:r>
-        <w:rPr>
-          <w:rFonts w:ascii="Segoe UI Historic" w:hAnsi="Segoe UI Historic" w:cs="Segoe UI Historic"/>
-        </w:rPr>
-        <w:t>year</w:t>
-      </w:r>
-      <w:proofErr w:type="spellEnd"/>
-      <w:r>
-        <w:rPr>
-          <w:rFonts w:ascii="Segoe UI Historic" w:hAnsi="Segoe UI Historic" w:cs="Segoe UI Historic"/>
-        </w:rPr>
-        <w:t xml:space="preserve"> &gt;= </w:t>
+      <w:r>
+        <w:rPr>
+          <w:rFonts w:ascii="Segoe UI Historic" w:hAnsi="Segoe UI Historic" w:cs="Segoe UI Historic"/>
+        </w:rPr>
+        <w:t xml:space="preserve">FILTER(?year &gt;= </w:t>
       </w:r>
       <w:r>
         <w:rPr>
@@ -2365,29 +2034,7 @@
         <w:rPr>
           <w:rFonts w:ascii="Segoe UI Historic" w:hAnsi="Segoe UI Historic" w:cs="Segoe UI Historic"/>
         </w:rPr>
-        <w:t>00 &amp;</w:t>
-      </w:r>
-      <w:proofErr w:type="gramStart"/>
-      <w:r>
-        <w:rPr>
-          <w:rFonts w:ascii="Segoe UI Historic" w:hAnsi="Segoe UI Historic" w:cs="Segoe UI Historic"/>
-        </w:rPr>
-        <w:t>&amp; ?</w:t>
-      </w:r>
-      <w:proofErr w:type="spellStart"/>
-      <w:r>
-        <w:rPr>
-          <w:rFonts w:ascii="Segoe UI Historic" w:hAnsi="Segoe UI Historic" w:cs="Segoe UI Historic"/>
-        </w:rPr>
-        <w:t>year</w:t>
-      </w:r>
-      <w:proofErr w:type="spellEnd"/>
-      <w:proofErr w:type="gramEnd"/>
-      <w:r>
-        <w:rPr>
-          <w:rFonts w:ascii="Segoe UI Historic" w:hAnsi="Segoe UI Historic" w:cs="Segoe UI Historic"/>
-        </w:rPr>
-        <w:t xml:space="preserve"> &lt;= 2024)</w:t>
+        <w:t>00 &amp;&amp; ?year &lt;= 2024)</w:t>
       </w:r>
       <w:r>
         <w:rPr>
@@ -2432,108 +2079,13 @@
           <w:rFonts w:ascii="Segoe UI Historic" w:hAnsi="Segoe UI Historic" w:cs="Segoe UI Historic"/>
           <w:lang w:val="en-GB"/>
         </w:rPr>
-        <w:t xml:space="preserve">SERVICE </w:t>
-      </w:r>
-      <w:proofErr w:type="spellStart"/>
-      <w:proofErr w:type="gramStart"/>
+        <w:t>SERVICE wikibase:label { bd:serviceParam wikibase:language "it,en". }</w:t>
+      </w:r>
       <w:r>
         <w:rPr>
           <w:rFonts w:ascii="Segoe UI Historic" w:hAnsi="Segoe UI Historic" w:cs="Segoe UI Historic"/>
           <w:lang w:val="en-GB"/>
         </w:rPr>
-        <w:t>wikibase:label</w:t>
-      </w:r>
-      <w:proofErr w:type="spellEnd"/>
-      <w:proofErr w:type="gramEnd"/>
-      <w:r>
-        <w:rPr>
-          <w:rFonts w:ascii="Segoe UI Historic" w:hAnsi="Segoe UI Historic" w:cs="Segoe UI Historic"/>
-          <w:lang w:val="en-GB"/>
-        </w:rPr>
-        <w:t xml:space="preserve"> </w:t>
-      </w:r>
-      <w:proofErr w:type="gramStart"/>
-      <w:r>
-        <w:rPr>
-          <w:rFonts w:ascii="Segoe UI Historic" w:hAnsi="Segoe UI Historic" w:cs="Segoe UI Historic"/>
-          <w:lang w:val="en-GB"/>
-        </w:rPr>
-        <w:t xml:space="preserve">{ </w:t>
-      </w:r>
-      <w:proofErr w:type="spellStart"/>
-      <w:r>
-        <w:rPr>
-          <w:rFonts w:ascii="Segoe UI Historic" w:hAnsi="Segoe UI Historic" w:cs="Segoe UI Historic"/>
-          <w:lang w:val="en-GB"/>
-        </w:rPr>
-        <w:t>bd</w:t>
-      </w:r>
-      <w:proofErr w:type="gramEnd"/>
-      <w:r>
-        <w:rPr>
-          <w:rFonts w:ascii="Segoe UI Historic" w:hAnsi="Segoe UI Historic" w:cs="Segoe UI Historic"/>
-          <w:lang w:val="en-GB"/>
-        </w:rPr>
-        <w:t>:serviceParam</w:t>
-      </w:r>
-      <w:proofErr w:type="spellEnd"/>
-      <w:r>
-        <w:rPr>
-          <w:rFonts w:ascii="Segoe UI Historic" w:hAnsi="Segoe UI Historic" w:cs="Segoe UI Historic"/>
-          <w:lang w:val="en-GB"/>
-        </w:rPr>
-        <w:t xml:space="preserve"> </w:t>
-      </w:r>
-      <w:proofErr w:type="spellStart"/>
-      <w:proofErr w:type="gramStart"/>
-      <w:r>
-        <w:rPr>
-          <w:rFonts w:ascii="Segoe UI Historic" w:hAnsi="Segoe UI Historic" w:cs="Segoe UI Historic"/>
-          <w:lang w:val="en-GB"/>
-        </w:rPr>
-        <w:t>wikibase:language</w:t>
-      </w:r>
-      <w:proofErr w:type="spellEnd"/>
-      <w:proofErr w:type="gramEnd"/>
-      <w:r>
-        <w:rPr>
-          <w:rFonts w:ascii="Segoe UI Historic" w:hAnsi="Segoe UI Historic" w:cs="Segoe UI Historic"/>
-          <w:lang w:val="en-GB"/>
-        </w:rPr>
-        <w:t xml:space="preserve"> "</w:t>
-      </w:r>
-      <w:proofErr w:type="spellStart"/>
-      <w:proofErr w:type="gramStart"/>
-      <w:r>
-        <w:rPr>
-          <w:rFonts w:ascii="Segoe UI Historic" w:hAnsi="Segoe UI Historic" w:cs="Segoe UI Historic"/>
-          <w:lang w:val="en-GB"/>
-        </w:rPr>
-        <w:t>it,en</w:t>
-      </w:r>
-      <w:proofErr w:type="spellEnd"/>
-      <w:proofErr w:type="gramEnd"/>
-      <w:r>
-        <w:rPr>
-          <w:rFonts w:ascii="Segoe UI Historic" w:hAnsi="Segoe UI Historic" w:cs="Segoe UI Historic"/>
-          <w:lang w:val="en-GB"/>
-        </w:rPr>
-        <w:t>"</w:t>
-      </w:r>
-      <w:proofErr w:type="gramStart"/>
-      <w:r>
-        <w:rPr>
-          <w:rFonts w:ascii="Segoe UI Historic" w:hAnsi="Segoe UI Historic" w:cs="Segoe UI Historic"/>
-          <w:lang w:val="en-GB"/>
-        </w:rPr>
-        <w:t>. }</w:t>
-      </w:r>
-      <w:proofErr w:type="gramEnd"/>
-      <w:r>
-        <w:rPr>
-          <w:rFonts w:ascii="Segoe UI Historic" w:hAnsi="Segoe UI Historic" w:cs="Segoe UI Historic"/>
-          <w:lang w:val="en-GB"/>
-        </w:rPr>
         <w:tab/>
       </w:r>
       <w:r>
@@ -2566,38 +2118,8 @@
         <w:rPr>
           <w:rFonts w:ascii="Segoe UI Historic" w:hAnsi="Segoe UI Historic" w:cs="Segoe UI Historic"/>
         </w:rPr>
-        <w:t>ORDER BY DESC</w:t>
-      </w:r>
-      <w:proofErr w:type="gramStart"/>
-      <w:r>
-        <w:rPr>
-          <w:rFonts w:ascii="Segoe UI Historic" w:hAnsi="Segoe UI Historic" w:cs="Segoe UI Historic"/>
-        </w:rPr>
-        <w:t>(?</w:t>
-      </w:r>
-      <w:proofErr w:type="spellStart"/>
-      <w:r>
-        <w:rPr>
-          <w:rFonts w:ascii="Segoe UI Historic" w:hAnsi="Segoe UI Historic" w:cs="Segoe UI Historic"/>
-        </w:rPr>
-        <w:t>visitors</w:t>
-      </w:r>
-      <w:proofErr w:type="spellEnd"/>
-      <w:r>
-        <w:rPr>
-          <w:rFonts w:ascii="Segoe UI Historic" w:hAnsi="Segoe UI Historic" w:cs="Segoe UI Historic"/>
-        </w:rPr>
-        <w:t>) ?</w:t>
-      </w:r>
-      <w:proofErr w:type="spellStart"/>
-      <w:r>
-        <w:rPr>
-          <w:rFonts w:ascii="Segoe UI Historic" w:hAnsi="Segoe UI Historic" w:cs="Segoe UI Historic"/>
-        </w:rPr>
-        <w:t>year</w:t>
-      </w:r>
-      <w:proofErr w:type="spellEnd"/>
-      <w:proofErr w:type="gramEnd"/>
+        <w:t>ORDER BY DESC(?visitors) ?year</w:t>
+      </w:r>
       <w:r>
         <w:rPr>
           <w:rFonts w:ascii="Segoe UI Historic" w:hAnsi="Segoe UI Historic" w:cs="Segoe UI Historic"/>
@@ -2717,7 +2239,7 @@
           <w:noProof/>
         </w:rPr>
         <w:drawing>
-          <wp:inline distT="0" distB="0" distL="0" distR="0" wp14:anchorId="1C7CA5CF" wp14:editId="732F1E8F">
+          <wp:inline distT="0" distB="0" distL="0" distR="0" wp14:anchorId="1C7CA5CF" wp14:editId="0435EB74">
             <wp:extent cx="6284554" cy="3060700"/>
             <wp:effectExtent l="0" t="0" r="2540" b="6350"/>
             <wp:docPr id="554451908" name="Picture 1"/>
@@ -2815,41 +2337,13 @@
         <w:rPr>
           <w:rFonts w:ascii="Segoe UI Historic" w:hAnsi="Segoe UI Historic" w:cs="Segoe UI Historic"/>
         </w:rPr>
-        <w:t xml:space="preserve">I dati estratti si sono presentati già in ordine dai più visitati ai meno grazie alla query usata per estrarre i dati da </w:t>
-      </w:r>
-      <w:proofErr w:type="spellStart"/>
-      <w:r>
-        <w:rPr>
-          <w:rFonts w:ascii="Segoe UI Historic" w:hAnsi="Segoe UI Historic" w:cs="Segoe UI Historic"/>
-        </w:rPr>
-        <w:t>Wikidata</w:t>
-      </w:r>
-      <w:proofErr w:type="spellEnd"/>
-      <w:r>
-        <w:rPr>
-          <w:rFonts w:ascii="Segoe UI Historic" w:hAnsi="Segoe UI Historic" w:cs="Segoe UI Historic"/>
-        </w:rPr>
-        <w:t>: ho deciso di cambiare leggermente la formattazione, in particolare il font e la dimensione dei caratteri per rendere il file più leggibile</w:t>
-      </w:r>
-      <w:r>
-        <w:rPr>
-          <w:rFonts w:ascii="Segoe UI Historic" w:hAnsi="Segoe UI Historic" w:cs="Segoe UI Historic"/>
-        </w:rPr>
-        <w:t xml:space="preserve">, con body in Segoe UI </w:t>
-      </w:r>
-      <w:proofErr w:type="spellStart"/>
-      <w:r>
-        <w:rPr>
-          <w:rFonts w:ascii="Segoe UI Historic" w:hAnsi="Segoe UI Historic" w:cs="Segoe UI Historic"/>
-        </w:rPr>
-        <w:t>Historic</w:t>
-      </w:r>
-      <w:proofErr w:type="spellEnd"/>
-      <w:r>
-        <w:rPr>
-          <w:rFonts w:ascii="Segoe UI Historic" w:hAnsi="Segoe UI Historic" w:cs="Segoe UI Historic"/>
-        </w:rPr>
-        <w:t xml:space="preserve"> e titoli in Cambria</w:t>
+        <w:t>I dati estratti si sono presentati già in ordine dai più visitati ai meno grazie alla query usata per estrarre i dati da Wikidata: ho deciso di cambiare leggermente la formattazione, in particolare il font e la dimensione dei caratteri per rendere il file più leggibile</w:t>
+      </w:r>
+      <w:r>
+        <w:rPr>
+          <w:rFonts w:ascii="Segoe UI Historic" w:hAnsi="Segoe UI Historic" w:cs="Segoe UI Historic"/>
+        </w:rPr>
+        <w:t>, con body in Segoe UI Historic e titoli in Cambria</w:t>
       </w:r>
       <w:r>
         <w:rPr>
@@ -2867,7 +2361,19 @@
         <w:rPr>
           <w:rFonts w:ascii="Segoe UI Historic" w:hAnsi="Segoe UI Historic" w:cs="Segoe UI Historic"/>
         </w:rPr>
-        <w:t>Sono stati eliminati i record meno significativi, ovvero quelli con il numero di visitatori inferiore a 10000.</w:t>
+        <w:t>Sono stati eliminati i record meno significativi, ovvero quelli con il numero di visitatori inferiore a 10</w:t>
+      </w:r>
+      <w:r>
+        <w:rPr>
+          <w:rFonts w:ascii="Segoe UI Historic" w:hAnsi="Segoe UI Historic" w:cs="Segoe UI Historic"/>
+        </w:rPr>
+        <w:t>0</w:t>
+      </w:r>
+      <w:r>
+        <w:rPr>
+          <w:rFonts w:ascii="Segoe UI Historic" w:hAnsi="Segoe UI Historic" w:cs="Segoe UI Historic"/>
+        </w:rPr>
+        <w:t>000.</w:t>
       </w:r>
     </w:p>
     <w:p>
@@ -3068,7 +2574,7 @@
           <w:noProof/>
         </w:rPr>
         <w:drawing>
-          <wp:inline distT="0" distB="0" distL="0" distR="0" wp14:anchorId="4C16215A" wp14:editId="44B1C714">
+          <wp:inline distT="0" distB="0" distL="0" distR="0" wp14:anchorId="4C16215A" wp14:editId="0A23385D">
             <wp:extent cx="5518150" cy="2527003"/>
             <wp:effectExtent l="0" t="0" r="6350" b="6985"/>
             <wp:docPr id="1071738746" name="Picture 3"/>
@@ -3249,16 +2755,8 @@
         <w:rPr>
           <w:rFonts w:ascii="Segoe UI Historic" w:hAnsi="Segoe UI Historic" w:cs="Segoe UI Historic"/>
         </w:rPr>
-        <w:t xml:space="preserve"> in quanto si presenta come un sistema adatto alla gestione di dataset strutturati, soprattutto collaborativi grazie alla funzionalità di </w:t>
-      </w:r>
-      <w:proofErr w:type="spellStart"/>
-      <w:r>
-        <w:rPr>
-          <w:rFonts w:ascii="Segoe UI Historic" w:hAnsi="Segoe UI Historic" w:cs="Segoe UI Historic"/>
-        </w:rPr>
-        <w:t>versionamento</w:t>
-      </w:r>
-      <w:proofErr w:type="spellEnd"/>
+        <w:t xml:space="preserve"> in quanto si presenta come un sistema adatto alla gestione di dataset strutturati, soprattutto collaborativi grazie alla funzionalità di versionamento</w:t>
+      </w:r>
       <w:r>
         <w:rPr>
           <w:rFonts w:ascii="Segoe UI Historic" w:hAnsi="Segoe UI Historic" w:cs="Segoe UI Historic"/>
@@ -3277,33 +2775,11 @@
         </w:rPr>
         <w:t xml:space="preserve">breve spiegazione del progetto e </w:t>
       </w:r>
-      <w:proofErr w:type="spellStart"/>
-      <w:r>
-        <w:rPr>
-          <w:rFonts w:ascii="Segoe UI Historic" w:hAnsi="Segoe UI Historic" w:cs="Segoe UI Historic"/>
-        </w:rPr>
-        <w:t>permalink</w:t>
-      </w:r>
-      <w:proofErr w:type="spellEnd"/>
-      <w:r>
-        <w:rPr>
-          <w:rFonts w:ascii="Segoe UI Historic" w:hAnsi="Segoe UI Historic" w:cs="Segoe UI Historic"/>
-        </w:rPr>
-        <w:t>, il file sul dataset ed elaborazioni in formato .</w:t>
-      </w:r>
-      <w:proofErr w:type="spellStart"/>
-      <w:r>
-        <w:rPr>
-          <w:rFonts w:ascii="Segoe UI Historic" w:hAnsi="Segoe UI Historic" w:cs="Segoe UI Historic"/>
-        </w:rPr>
-        <w:t>xlsx</w:t>
-      </w:r>
-      <w:proofErr w:type="spellEnd"/>
-      <w:r>
-        <w:rPr>
-          <w:rFonts w:ascii="Segoe UI Historic" w:hAnsi="Segoe UI Historic" w:cs="Segoe UI Historic"/>
-        </w:rPr>
-        <w:t>, la cartella con i grafici e il documento Word della relazione sul progetto. Ho deciso di impostare i file per la creazione del sito tramite Pages</w:t>
+      <w:r>
+        <w:rPr>
+          <w:rFonts w:ascii="Segoe UI Historic" w:hAnsi="Segoe UI Historic" w:cs="Segoe UI Historic"/>
+        </w:rPr>
+        <w:t>permalink, il file sul dataset ed elaborazioni in formato .xlsx, la cartella con i grafici e il documento Word della relazione sul progetto. Ho deciso di impostare i file per la creazione del sito tramite Pages</w:t>
       </w:r>
       <w:r>
         <w:rPr>
@@ -3338,7 +2814,7 @@
           <w:noProof/>
         </w:rPr>
         <w:drawing>
-          <wp:inline distT="0" distB="0" distL="0" distR="0" wp14:anchorId="269E2088" wp14:editId="53FDA50D">
+          <wp:inline distT="0" distB="0" distL="0" distR="0" wp14:anchorId="269E2088" wp14:editId="4F304711">
             <wp:extent cx="5562817" cy="2717800"/>
             <wp:effectExtent l="0" t="0" r="0" b="6350"/>
             <wp:docPr id="534313745" name="Picture 5" descr="A screenshot of a computer&#10;&#10;AI-generated content may be incorrect."/>
@@ -3408,7 +2884,7 @@
           <w:noProof/>
         </w:rPr>
         <w:drawing>
-          <wp:inline distT="0" distB="0" distL="0" distR="0" wp14:anchorId="6E9D594E" wp14:editId="650034FC">
+          <wp:inline distT="0" distB="0" distL="0" distR="0" wp14:anchorId="6E9D594E" wp14:editId="38166BBF">
             <wp:extent cx="6121400" cy="3054350"/>
             <wp:effectExtent l="0" t="0" r="0" b="0"/>
             <wp:docPr id="1731708491" name="Picture 6"/>
@@ -3518,21 +2994,7 @@
         <w:rPr>
           <w:rFonts w:ascii="Segoe UI Historic" w:hAnsi="Segoe UI Historic" w:cs="Segoe UI Historic"/>
         </w:rPr>
-        <w:t xml:space="preserve">I maggiori problemi riscontrati sono legati alla creazione di una query che potesse dare un numero significativo di risultati, in quanto </w:t>
-      </w:r>
-      <w:proofErr w:type="spellStart"/>
-      <w:r>
-        <w:rPr>
-          <w:rFonts w:ascii="Segoe UI Historic" w:hAnsi="Segoe UI Historic" w:cs="Segoe UI Historic"/>
-        </w:rPr>
-        <w:t>Wikidata</w:t>
-      </w:r>
-      <w:proofErr w:type="spellEnd"/>
-      <w:r>
-        <w:rPr>
-          <w:rFonts w:ascii="Segoe UI Historic" w:hAnsi="Segoe UI Historic" w:cs="Segoe UI Historic"/>
-        </w:rPr>
-        <w:t xml:space="preserve"> risulta molto ricco in alcuni ambiti e più povero in altri; inoltre, le proprietà possono essere imprecise o la query troppo restrittiva</w:t>
+        <w:t>I maggiori problemi riscontrati sono legati alla creazione di una query che potesse dare un numero significativo di risultati, in quanto Wikidata risulta molto ricco in alcuni ambiti e più povero in altri; inoltre, le proprietà possono essere imprecise o la query troppo restrittiva</w:t>
       </w:r>
       <w:r>
         <w:rPr>

--- a/Relazione_Progetto_Esame_TettamantiAlessia.docx
+++ b/Relazione_Progetto_Esame_TettamantiAlessia.docx
@@ -1633,6 +1633,7 @@
           <w:lang w:val="en-GB"/>
         </w:rPr>
       </w:pPr>
+      <w:proofErr w:type="gramStart"/>
       <w:r>
         <w:rPr>
           <w:rFonts w:ascii="Segoe UI Historic" w:hAnsi="Segoe UI Historic" w:cs="Segoe UI Historic"/>
@@ -1666,27 +1667,71 @@
           <w:rFonts w:ascii="Segoe UI Historic" w:hAnsi="Segoe UI Historic" w:cs="Segoe UI Historic"/>
           <w:lang w:val="en-GB"/>
         </w:rPr>
-        <w:t>?cityLabel ?visitors ?year WHERE {</w:t>
-      </w:r>
-    </w:p>
-    <w:p>
-      <w:pPr>
-        <w:rPr>
-          <w:rFonts w:ascii="Segoe UI Historic" w:hAnsi="Segoe UI Historic" w:cs="Segoe UI Historic"/>
-        </w:rPr>
-      </w:pPr>
+        <w:t>?cityLabel ?visitors ?year</w:t>
+      </w:r>
+      <w:proofErr w:type="gramEnd"/>
       <w:r>
         <w:rPr>
           <w:rFonts w:ascii="Segoe UI Historic" w:hAnsi="Segoe UI Historic" w:cs="Segoe UI Historic"/>
           <w:lang w:val="en-GB"/>
         </w:rPr>
+        <w:t xml:space="preserve"> WHERE {</w:t>
+      </w:r>
+    </w:p>
+    <w:p>
+      <w:pPr>
+        <w:rPr>
+          <w:rFonts w:ascii="Segoe UI Historic" w:hAnsi="Segoe UI Historic" w:cs="Segoe UI Historic"/>
+        </w:rPr>
+      </w:pPr>
+      <w:r>
+        <w:rPr>
+          <w:rFonts w:ascii="Segoe UI Historic" w:hAnsi="Segoe UI Historic" w:cs="Segoe UI Historic"/>
+          <w:lang w:val="en-GB"/>
+        </w:rPr>
         <w:t xml:space="preserve">  </w:t>
       </w:r>
-      <w:r>
-        <w:rPr>
-          <w:rFonts w:ascii="Segoe UI Historic" w:hAnsi="Segoe UI Historic" w:cs="Segoe UI Historic"/>
-        </w:rPr>
-        <w:t xml:space="preserve">?museum wdt:P31 wd:Q33506;       </w:t>
+      <w:proofErr w:type="gramStart"/>
+      <w:r>
+        <w:rPr>
+          <w:rFonts w:ascii="Segoe UI Historic" w:hAnsi="Segoe UI Historic" w:cs="Segoe UI Historic"/>
+        </w:rPr>
+        <w:t>?museum</w:t>
+      </w:r>
+      <w:proofErr w:type="gramEnd"/>
+      <w:r>
+        <w:rPr>
+          <w:rFonts w:ascii="Segoe UI Historic" w:hAnsi="Segoe UI Historic" w:cs="Segoe UI Historic"/>
+        </w:rPr>
+        <w:t xml:space="preserve"> </w:t>
+      </w:r>
+      <w:proofErr w:type="gramStart"/>
+      <w:r>
+        <w:rPr>
+          <w:rFonts w:ascii="Segoe UI Historic" w:hAnsi="Segoe UI Historic" w:cs="Segoe UI Historic"/>
+        </w:rPr>
+        <w:t>wdt:P</w:t>
+      </w:r>
+      <w:proofErr w:type="gramEnd"/>
+      <w:r>
+        <w:rPr>
+          <w:rFonts w:ascii="Segoe UI Historic" w:hAnsi="Segoe UI Historic" w:cs="Segoe UI Historic"/>
+        </w:rPr>
+        <w:t xml:space="preserve">31 </w:t>
+      </w:r>
+      <w:proofErr w:type="gramStart"/>
+      <w:r>
+        <w:rPr>
+          <w:rFonts w:ascii="Segoe UI Historic" w:hAnsi="Segoe UI Historic" w:cs="Segoe UI Historic"/>
+        </w:rPr>
+        <w:t xml:space="preserve">wd:Q33506;   </w:t>
+      </w:r>
+      <w:proofErr w:type="gramEnd"/>
+      <w:r>
+        <w:rPr>
+          <w:rFonts w:ascii="Segoe UI Historic" w:hAnsi="Segoe UI Historic" w:cs="Segoe UI Historic"/>
+        </w:rPr>
+        <w:t xml:space="preserve">    </w:t>
       </w:r>
       <w:r>
         <w:rPr>
@@ -1729,7 +1774,35 @@
         <w:rPr>
           <w:rFonts w:ascii="Segoe UI Historic" w:hAnsi="Segoe UI Historic" w:cs="Segoe UI Historic"/>
         </w:rPr>
-        <w:t xml:space="preserve">          wdt:P17 wd:Q38;          </w:t>
+        <w:t xml:space="preserve">          </w:t>
+      </w:r>
+      <w:proofErr w:type="gramStart"/>
+      <w:r>
+        <w:rPr>
+          <w:rFonts w:ascii="Segoe UI Historic" w:hAnsi="Segoe UI Historic" w:cs="Segoe UI Historic"/>
+        </w:rPr>
+        <w:t>wdt:P</w:t>
+      </w:r>
+      <w:proofErr w:type="gramEnd"/>
+      <w:r>
+        <w:rPr>
+          <w:rFonts w:ascii="Segoe UI Historic" w:hAnsi="Segoe UI Historic" w:cs="Segoe UI Historic"/>
+        </w:rPr>
+        <w:t xml:space="preserve">17 </w:t>
+      </w:r>
+      <w:proofErr w:type="gramStart"/>
+      <w:r>
+        <w:rPr>
+          <w:rFonts w:ascii="Segoe UI Historic" w:hAnsi="Segoe UI Historic" w:cs="Segoe UI Historic"/>
+        </w:rPr>
+        <w:t xml:space="preserve">wd:Q38;   </w:t>
+      </w:r>
+      <w:proofErr w:type="gramEnd"/>
+      <w:r>
+        <w:rPr>
+          <w:rFonts w:ascii="Segoe UI Historic" w:hAnsi="Segoe UI Historic" w:cs="Segoe UI Historic"/>
+        </w:rPr>
+        <w:t xml:space="preserve">       </w:t>
       </w:r>
       <w:r>
         <w:rPr>
@@ -1772,7 +1845,21 @@
         <w:rPr>
           <w:rFonts w:ascii="Segoe UI Historic" w:hAnsi="Segoe UI Historic" w:cs="Segoe UI Historic"/>
         </w:rPr>
-        <w:t xml:space="preserve">          wdt:P131 ?city.           </w:t>
+        <w:t xml:space="preserve">          </w:t>
+      </w:r>
+      <w:proofErr w:type="gramStart"/>
+      <w:r>
+        <w:rPr>
+          <w:rFonts w:ascii="Segoe UI Historic" w:hAnsi="Segoe UI Historic" w:cs="Segoe UI Historic"/>
+        </w:rPr>
+        <w:t>wdt:P131 ?city</w:t>
+      </w:r>
+      <w:proofErr w:type="gramEnd"/>
+      <w:r>
+        <w:rPr>
+          <w:rFonts w:ascii="Segoe UI Historic" w:hAnsi="Segoe UI Historic" w:cs="Segoe UI Historic"/>
+        </w:rPr>
+        <w:t xml:space="preserve">.           </w:t>
       </w:r>
       <w:r>
         <w:rPr>
@@ -1815,7 +1902,35 @@
         <w:rPr>
           <w:rFonts w:ascii="Segoe UI Historic" w:hAnsi="Segoe UI Historic" w:cs="Segoe UI Historic"/>
         </w:rPr>
-        <w:t xml:space="preserve">  ?museum p:P1174 ?stmt.</w:t>
+        <w:t xml:space="preserve">  </w:t>
+      </w:r>
+      <w:proofErr w:type="gramStart"/>
+      <w:r>
+        <w:rPr>
+          <w:rFonts w:ascii="Segoe UI Historic" w:hAnsi="Segoe UI Historic" w:cs="Segoe UI Historic"/>
+        </w:rPr>
+        <w:t>?museum</w:t>
+      </w:r>
+      <w:proofErr w:type="gramEnd"/>
+      <w:r>
+        <w:rPr>
+          <w:rFonts w:ascii="Segoe UI Historic" w:hAnsi="Segoe UI Historic" w:cs="Segoe UI Historic"/>
+        </w:rPr>
+        <w:t xml:space="preserve"> </w:t>
+      </w:r>
+      <w:proofErr w:type="gramStart"/>
+      <w:r>
+        <w:rPr>
+          <w:rFonts w:ascii="Segoe UI Historic" w:hAnsi="Segoe UI Historic" w:cs="Segoe UI Historic"/>
+        </w:rPr>
+        <w:t>p:P1174 ?stmt</w:t>
+      </w:r>
+      <w:proofErr w:type="gramEnd"/>
+      <w:r>
+        <w:rPr>
+          <w:rFonts w:ascii="Segoe UI Historic" w:hAnsi="Segoe UI Historic" w:cs="Segoe UI Historic"/>
+        </w:rPr>
+        <w:t>.</w:t>
       </w:r>
       <w:r>
         <w:rPr>
@@ -1859,7 +1974,35 @@
         <w:rPr>
           <w:rFonts w:ascii="Segoe UI Historic" w:hAnsi="Segoe UI Historic" w:cs="Segoe UI Historic"/>
         </w:rPr>
-        <w:t xml:space="preserve">  ?stmt ps:P1174 ?visitors;</w:t>
+        <w:t xml:space="preserve">  </w:t>
+      </w:r>
+      <w:proofErr w:type="gramStart"/>
+      <w:r>
+        <w:rPr>
+          <w:rFonts w:ascii="Segoe UI Historic" w:hAnsi="Segoe UI Historic" w:cs="Segoe UI Historic"/>
+        </w:rPr>
+        <w:t>?stmt</w:t>
+      </w:r>
+      <w:proofErr w:type="gramEnd"/>
+      <w:r>
+        <w:rPr>
+          <w:rFonts w:ascii="Segoe UI Historic" w:hAnsi="Segoe UI Historic" w:cs="Segoe UI Historic"/>
+        </w:rPr>
+        <w:t xml:space="preserve"> </w:t>
+      </w:r>
+      <w:proofErr w:type="gramStart"/>
+      <w:r>
+        <w:rPr>
+          <w:rFonts w:ascii="Segoe UI Historic" w:hAnsi="Segoe UI Historic" w:cs="Segoe UI Historic"/>
+        </w:rPr>
+        <w:t>ps:P1174 ?visitors</w:t>
+      </w:r>
+      <w:proofErr w:type="gramEnd"/>
+      <w:r>
+        <w:rPr>
+          <w:rFonts w:ascii="Segoe UI Historic" w:hAnsi="Segoe UI Historic" w:cs="Segoe UI Historic"/>
+        </w:rPr>
+        <w:t>;</w:t>
       </w:r>
       <w:r>
         <w:rPr>
@@ -1905,18 +2048,27 @@
         </w:rPr>
         <w:t xml:space="preserve">        </w:t>
       </w:r>
+      <w:proofErr w:type="gramStart"/>
       <w:r>
         <w:rPr>
           <w:rFonts w:ascii="Segoe UI Historic" w:hAnsi="Segoe UI Historic" w:cs="Segoe UI Historic"/>
           <w:lang w:val="en-GB"/>
         </w:rPr>
-        <w:t>pq:P585 ?date.</w:t>
-      </w:r>
+        <w:t>pq:P585 ?date</w:t>
+      </w:r>
+      <w:proofErr w:type="gramEnd"/>
       <w:r>
         <w:rPr>
           <w:rFonts w:ascii="Segoe UI Historic" w:hAnsi="Segoe UI Historic" w:cs="Segoe UI Historic"/>
           <w:lang w:val="en-GB"/>
         </w:rPr>
+        <w:t>.</w:t>
+      </w:r>
+      <w:r>
+        <w:rPr>
+          <w:rFonts w:ascii="Segoe UI Historic" w:hAnsi="Segoe UI Historic" w:cs="Segoe UI Historic"/>
+          <w:lang w:val="en-GB"/>
+        </w:rPr>
         <w:tab/>
       </w:r>
       <w:r>
@@ -1967,13 +2119,45 @@
           <w:rFonts w:ascii="Segoe UI Historic" w:hAnsi="Segoe UI Historic" w:cs="Segoe UI Historic"/>
           <w:lang w:val="en-GB"/>
         </w:rPr>
-        <w:t xml:space="preserve">  BIND(YEAR(?date) AS ?year)</w:t>
-      </w:r>
+        <w:t xml:space="preserve">  BIND(YEAR</w:t>
+      </w:r>
+      <w:proofErr w:type="gramStart"/>
       <w:r>
         <w:rPr>
           <w:rFonts w:ascii="Segoe UI Historic" w:hAnsi="Segoe UI Historic" w:cs="Segoe UI Historic"/>
           <w:lang w:val="en-GB"/>
         </w:rPr>
+        <w:t>(?date</w:t>
+      </w:r>
+      <w:proofErr w:type="gramEnd"/>
+      <w:r>
+        <w:rPr>
+          <w:rFonts w:ascii="Segoe UI Historic" w:hAnsi="Segoe UI Historic" w:cs="Segoe UI Historic"/>
+          <w:lang w:val="en-GB"/>
+        </w:rPr>
+        <w:t xml:space="preserve">) </w:t>
+      </w:r>
+      <w:proofErr w:type="gramStart"/>
+      <w:r>
+        <w:rPr>
+          <w:rFonts w:ascii="Segoe UI Historic" w:hAnsi="Segoe UI Historic" w:cs="Segoe UI Historic"/>
+          <w:lang w:val="en-GB"/>
+        </w:rPr>
+        <w:t>AS ?year</w:t>
+      </w:r>
+      <w:proofErr w:type="gramEnd"/>
+      <w:r>
+        <w:rPr>
+          <w:rFonts w:ascii="Segoe UI Historic" w:hAnsi="Segoe UI Historic" w:cs="Segoe UI Historic"/>
+          <w:lang w:val="en-GB"/>
+        </w:rPr>
+        <w:t>)</w:t>
+      </w:r>
+      <w:r>
+        <w:rPr>
+          <w:rFonts w:ascii="Segoe UI Historic" w:hAnsi="Segoe UI Historic" w:cs="Segoe UI Historic"/>
+          <w:lang w:val="en-GB"/>
+        </w:rPr>
         <w:tab/>
       </w:r>
       <w:r>
@@ -2018,11 +2202,19 @@
         </w:rPr>
         <w:t xml:space="preserve">  </w:t>
       </w:r>
-      <w:r>
-        <w:rPr>
-          <w:rFonts w:ascii="Segoe UI Historic" w:hAnsi="Segoe UI Historic" w:cs="Segoe UI Historic"/>
-        </w:rPr>
-        <w:t xml:space="preserve">FILTER(?year &gt;= </w:t>
+      <w:proofErr w:type="gramStart"/>
+      <w:r>
+        <w:rPr>
+          <w:rFonts w:ascii="Segoe UI Historic" w:hAnsi="Segoe UI Historic" w:cs="Segoe UI Historic"/>
+        </w:rPr>
+        <w:t>FILTER(</w:t>
+      </w:r>
+      <w:proofErr w:type="gramEnd"/>
+      <w:r>
+        <w:rPr>
+          <w:rFonts w:ascii="Segoe UI Historic" w:hAnsi="Segoe UI Historic" w:cs="Segoe UI Historic"/>
+        </w:rPr>
+        <w:t xml:space="preserve">?year &gt;= </w:t>
       </w:r>
       <w:r>
         <w:rPr>
@@ -2034,7 +2226,21 @@
         <w:rPr>
           <w:rFonts w:ascii="Segoe UI Historic" w:hAnsi="Segoe UI Historic" w:cs="Segoe UI Historic"/>
         </w:rPr>
-        <w:t>00 &amp;&amp; ?year &lt;= 2024)</w:t>
+        <w:t>00 &amp;</w:t>
+      </w:r>
+      <w:proofErr w:type="gramStart"/>
+      <w:r>
+        <w:rPr>
+          <w:rFonts w:ascii="Segoe UI Historic" w:hAnsi="Segoe UI Historic" w:cs="Segoe UI Historic"/>
+        </w:rPr>
+        <w:t>&amp; ?year</w:t>
+      </w:r>
+      <w:proofErr w:type="gramEnd"/>
+      <w:r>
+        <w:rPr>
+          <w:rFonts w:ascii="Segoe UI Historic" w:hAnsi="Segoe UI Historic" w:cs="Segoe UI Historic"/>
+        </w:rPr>
+        <w:t xml:space="preserve"> &lt;= 2024)</w:t>
       </w:r>
       <w:r>
         <w:rPr>
@@ -2079,13 +2285,86 @@
           <w:rFonts w:ascii="Segoe UI Historic" w:hAnsi="Segoe UI Historic" w:cs="Segoe UI Historic"/>
           <w:lang w:val="en-GB"/>
         </w:rPr>
-        <w:t>SERVICE wikibase:label { bd:serviceParam wikibase:language "it,en". }</w:t>
-      </w:r>
+        <w:t xml:space="preserve">SERVICE </w:t>
+      </w:r>
+      <w:proofErr w:type="gramStart"/>
       <w:r>
         <w:rPr>
           <w:rFonts w:ascii="Segoe UI Historic" w:hAnsi="Segoe UI Historic" w:cs="Segoe UI Historic"/>
           <w:lang w:val="en-GB"/>
         </w:rPr>
+        <w:t>wikibase:label</w:t>
+      </w:r>
+      <w:proofErr w:type="gramEnd"/>
+      <w:r>
+        <w:rPr>
+          <w:rFonts w:ascii="Segoe UI Historic" w:hAnsi="Segoe UI Historic" w:cs="Segoe UI Historic"/>
+          <w:lang w:val="en-GB"/>
+        </w:rPr>
+        <w:t xml:space="preserve"> </w:t>
+      </w:r>
+      <w:proofErr w:type="gramStart"/>
+      <w:r>
+        <w:rPr>
+          <w:rFonts w:ascii="Segoe UI Historic" w:hAnsi="Segoe UI Historic" w:cs="Segoe UI Historic"/>
+          <w:lang w:val="en-GB"/>
+        </w:rPr>
+        <w:t>{ bd</w:t>
+      </w:r>
+      <w:proofErr w:type="gramEnd"/>
+      <w:r>
+        <w:rPr>
+          <w:rFonts w:ascii="Segoe UI Historic" w:hAnsi="Segoe UI Historic" w:cs="Segoe UI Historic"/>
+          <w:lang w:val="en-GB"/>
+        </w:rPr>
+        <w:t xml:space="preserve">:serviceParam </w:t>
+      </w:r>
+      <w:proofErr w:type="gramStart"/>
+      <w:r>
+        <w:rPr>
+          <w:rFonts w:ascii="Segoe UI Historic" w:hAnsi="Segoe UI Historic" w:cs="Segoe UI Historic"/>
+          <w:lang w:val="en-GB"/>
+        </w:rPr>
+        <w:t>wikibase:language</w:t>
+      </w:r>
+      <w:proofErr w:type="gramEnd"/>
+      <w:r>
+        <w:rPr>
+          <w:rFonts w:ascii="Segoe UI Historic" w:hAnsi="Segoe UI Historic" w:cs="Segoe UI Historic"/>
+          <w:lang w:val="en-GB"/>
+        </w:rPr>
+        <w:t xml:space="preserve"> "</w:t>
+      </w:r>
+      <w:proofErr w:type="gramStart"/>
+      <w:r>
+        <w:rPr>
+          <w:rFonts w:ascii="Segoe UI Historic" w:hAnsi="Segoe UI Historic" w:cs="Segoe UI Historic"/>
+          <w:lang w:val="en-GB"/>
+        </w:rPr>
+        <w:t>it,en</w:t>
+      </w:r>
+      <w:proofErr w:type="gramEnd"/>
+      <w:r>
+        <w:rPr>
+          <w:rFonts w:ascii="Segoe UI Historic" w:hAnsi="Segoe UI Historic" w:cs="Segoe UI Historic"/>
+          <w:lang w:val="en-GB"/>
+        </w:rPr>
+        <w:t>"</w:t>
+      </w:r>
+      <w:proofErr w:type="gramStart"/>
+      <w:r>
+        <w:rPr>
+          <w:rFonts w:ascii="Segoe UI Historic" w:hAnsi="Segoe UI Historic" w:cs="Segoe UI Historic"/>
+          <w:lang w:val="en-GB"/>
+        </w:rPr>
+        <w:t>. }</w:t>
+      </w:r>
+      <w:proofErr w:type="gramEnd"/>
+      <w:r>
+        <w:rPr>
+          <w:rFonts w:ascii="Segoe UI Historic" w:hAnsi="Segoe UI Historic" w:cs="Segoe UI Historic"/>
+          <w:lang w:val="en-GB"/>
+        </w:rPr>
         <w:tab/>
       </w:r>
       <w:r>
@@ -2118,8 +2397,16 @@
         <w:rPr>
           <w:rFonts w:ascii="Segoe UI Historic" w:hAnsi="Segoe UI Historic" w:cs="Segoe UI Historic"/>
         </w:rPr>
-        <w:t>ORDER BY DESC(?visitors) ?year</w:t>
-      </w:r>
+        <w:t>ORDER BY DESC</w:t>
+      </w:r>
+      <w:proofErr w:type="gramStart"/>
+      <w:r>
+        <w:rPr>
+          <w:rFonts w:ascii="Segoe UI Historic" w:hAnsi="Segoe UI Historic" w:cs="Segoe UI Historic"/>
+        </w:rPr>
+        <w:t>(?visitors) ?year</w:t>
+      </w:r>
+      <w:proofErr w:type="gramEnd"/>
       <w:r>
         <w:rPr>
           <w:rFonts w:ascii="Segoe UI Historic" w:hAnsi="Segoe UI Historic" w:cs="Segoe UI Historic"/>
@@ -2137,7 +2424,19 @@
           <w:rFonts w:ascii="Segoe UI Historic" w:hAnsi="Segoe UI Historic" w:cs="Segoe UI Historic"/>
         </w:rPr>
         <w:tab/>
-        <w:t># Ordina da più recente a meno</w:t>
+        <w:t xml:space="preserve"># Ordina da più </w:t>
+      </w:r>
+      <w:r>
+        <w:rPr>
+          <w:rFonts w:ascii="Segoe UI Historic" w:hAnsi="Segoe UI Historic" w:cs="Segoe UI Historic"/>
+        </w:rPr>
+        <w:t>visitati</w:t>
+      </w:r>
+      <w:r>
+        <w:rPr>
+          <w:rFonts w:ascii="Segoe UI Historic" w:hAnsi="Segoe UI Historic" w:cs="Segoe UI Historic"/>
+        </w:rPr>
+        <w:t xml:space="preserve"> a meno</w:t>
       </w:r>
     </w:p>
     <w:p>
@@ -2239,7 +2538,7 @@
           <w:noProof/>
         </w:rPr>
         <w:drawing>
-          <wp:inline distT="0" distB="0" distL="0" distR="0" wp14:anchorId="1C7CA5CF" wp14:editId="0435EB74">
+          <wp:inline distT="0" distB="0" distL="0" distR="0" wp14:anchorId="1C7CA5CF" wp14:editId="1842D5E4">
             <wp:extent cx="6284554" cy="3060700"/>
             <wp:effectExtent l="0" t="0" r="2540" b="6350"/>
             <wp:docPr id="554451908" name="Picture 1"/>
@@ -2574,7 +2873,7 @@
           <w:noProof/>
         </w:rPr>
         <w:drawing>
-          <wp:inline distT="0" distB="0" distL="0" distR="0" wp14:anchorId="4C16215A" wp14:editId="0A23385D">
+          <wp:inline distT="0" distB="0" distL="0" distR="0" wp14:anchorId="4C16215A" wp14:editId="18CD5501">
             <wp:extent cx="5518150" cy="2527003"/>
             <wp:effectExtent l="0" t="0" r="6350" b="6985"/>
             <wp:docPr id="1071738746" name="Picture 3"/>
@@ -2814,7 +3113,7 @@
           <w:noProof/>
         </w:rPr>
         <w:drawing>
-          <wp:inline distT="0" distB="0" distL="0" distR="0" wp14:anchorId="269E2088" wp14:editId="4F304711">
+          <wp:inline distT="0" distB="0" distL="0" distR="0" wp14:anchorId="269E2088" wp14:editId="1C9199FE">
             <wp:extent cx="5562817" cy="2717800"/>
             <wp:effectExtent l="0" t="0" r="0" b="6350"/>
             <wp:docPr id="534313745" name="Picture 5" descr="A screenshot of a computer&#10;&#10;AI-generated content may be incorrect."/>
@@ -2884,7 +3183,7 @@
           <w:noProof/>
         </w:rPr>
         <w:drawing>
-          <wp:inline distT="0" distB="0" distL="0" distR="0" wp14:anchorId="6E9D594E" wp14:editId="38166BBF">
+          <wp:inline distT="0" distB="0" distL="0" distR="0" wp14:anchorId="6E9D594E" wp14:editId="5BFD3971">
             <wp:extent cx="6121400" cy="3054350"/>
             <wp:effectExtent l="0" t="0" r="0" b="0"/>
             <wp:docPr id="1731708491" name="Picture 6"/>
